--- a/project_proposal/proposal_new_revised_final.docx
+++ b/project_proposal/proposal_new_revised_final.docx
@@ -29,7 +29,43 @@
           <w:sz w:val="28"/>
           <w:szCs w:val="28"/>
         </w:rPr>
-        <w:t>Generative and Learning-Enhanced Hybrid Metaheuristics for Combinatorial Optimization</w:t>
+        <w:t xml:space="preserve"> </w:t>
+      </w:r>
+      <w:r>
+        <w:rPr>
+          <w:b/>
+          <w:bCs/>
+          <w:sz w:val="28"/>
+          <w:szCs w:val="28"/>
+        </w:rPr>
+        <w:t>Hybrid</w:t>
+      </w:r>
+      <w:r>
+        <w:rPr>
+          <w:b/>
+          <w:bCs/>
+          <w:sz w:val="28"/>
+          <w:szCs w:val="28"/>
+        </w:rPr>
+        <w:t>izing</w:t>
+      </w:r>
+      <w:r>
+        <w:rPr>
+          <w:b/>
+          <w:bCs/>
+          <w:sz w:val="28"/>
+          <w:szCs w:val="28"/>
+        </w:rPr>
+        <w:t xml:space="preserve"> Metaheuristics </w:t>
+      </w:r>
+      <w:r>
+        <w:rPr>
+          <w:b/>
+          <w:bCs/>
+          <w:sz w:val="28"/>
+          <w:szCs w:val="28"/>
+        </w:rPr>
+        <w:t xml:space="preserve">with Generative AI Techniques for Selected Graph   Problems </w:t>
       </w:r>
     </w:p>
     <w:p>
@@ -67,7 +103,49 @@
           <w:sz w:val="20"/>
           <w:szCs w:val="20"/>
         </w:rPr>
-        <w:t>Combinatorial optimization (CO) is a cornerstone of modern decision support in logistics, energy systems, telecommunication networks, transportation, and data-driven planning. Graph problems such as maximum independent set (MIS), MaxCut, densest k-subgraph extraction, minimum consistent subset selection, and dynamic electric autonomous dial-a-ride problems can all be formulated as large-scale combinatorial search tasks in which the quality of the solution depends on complex structural constraints, uncertainty, and interactions between decisions. Classical exact methods provide guarantees but often become intractable on large or dynamic instances, while traditional metaheuristics can scale better but rely heavily on hand-crafted operators, parameter tuning, and domain-specific engineering (Blum and Roli, 2003; Glover and Kochenberger, 2003; Toth and Vigo, 2002).</w:t>
+        <w:t xml:space="preserve">Combinatorial optimization (CO) is a cornerstone of modern decision support in logistics, energy systems, telecommunication networks, transportation, and data-driven planning. Graph problems such as maximum independent set (MIS), MaxCut, densest k-subgraph extraction, minimum </w:t>
+      </w:r>
+      <w:r>
+        <w:rPr>
+          <w:sz w:val="20"/>
+          <w:szCs w:val="20"/>
+        </w:rPr>
+        <w:t>domination problem</w:t>
+      </w:r>
+      <w:r>
+        <w:rPr>
+          <w:sz w:val="20"/>
+          <w:szCs w:val="20"/>
+        </w:rPr>
+        <w:t xml:space="preserve">, and </w:t>
+      </w:r>
+      <w:r>
+        <w:rPr>
+          <w:sz w:val="20"/>
+          <w:szCs w:val="20"/>
+        </w:rPr>
+        <w:t>dynamic vehicle</w:t>
+      </w:r>
+      <w:r>
+        <w:rPr>
+          <w:sz w:val="20"/>
+          <w:szCs w:val="20"/>
+        </w:rPr>
+        <w:t xml:space="preserve"> </w:t>
+      </w:r>
+      <w:r>
+        <w:rPr>
+          <w:sz w:val="20"/>
+          <w:szCs w:val="20"/>
+        </w:rPr>
+        <w:t>routing</w:t>
+      </w:r>
+      <w:r>
+        <w:rPr>
+          <w:sz w:val="20"/>
+          <w:szCs w:val="20"/>
+        </w:rPr>
+        <w:t xml:space="preserve"> problems can all be formulated as large-scale combinatorial search tasks in which the quality of the solution depends on complex structural constraints, uncertainty, and interactions between decisions. Classical exact methods provide guarantees but often become intractable on large or dynamic instances, while traditional metaheuristics can scale better but rely heavily on hand-crafted operators, parameter tuning, and domain-specific engineering (Blum and Roli, 2003; Glover and Kochenberger, 2003; Toth and Vigo, 2002).</w:t>
       </w:r>
     </w:p>
     <w:p>
@@ -118,7 +196,21 @@
           <w:sz w:val="20"/>
           <w:szCs w:val="20"/>
         </w:rPr>
-        <w:t>The project is designed as a genuinely bilateral initiative in which the two partner teams contribute complementary methodological and application expertise. The Austrian partner will primarily contribute expertise in LNS, generative optimization, diffusion and GFlowNet-based search, and dynamic routing, while the Bosnia and Herzegovina partner will primarily contribute expertise in CMSA, graph-based combinatorial optimization, mathematical formulations, benchmark design, and learning-assisted component generation. The joint research will focus on transferable learning mechanisms that can be evaluated across both static graph problems and dynamic optimization settings. Two principal application domains will be considered: consistent subset selection and variants of the dynamic electric autonomous dial-a-ride problem (EADARP).</w:t>
+        <w:t xml:space="preserve">The project is designed as a genuinely bilateral initiative in which the two partner teams contribute complementary methodological and application expertise. The Austrian partner will primarily contribute expertise in LNS, generative optimization, diffusion and GFlowNet-based search, and dynamic routing, while the Bosnia and Herzegovina partner will primarily contribute expertise in CMSA, graph-based combinatorial optimization, mathematical formulations, benchmark design, and learning-assisted component generation. The joint research will focus on transferable learning mechanisms that can be evaluated across both static graph problems and dynamic optimization settings. Two principal application domains </w:t>
+      </w:r>
+      <w:r>
+        <w:rPr>
+          <w:sz w:val="20"/>
+          <w:szCs w:val="20"/>
+        </w:rPr>
+        <w:t>on graphs</w:t>
+      </w:r>
+      <w:r>
+        <w:rPr>
+          <w:sz w:val="20"/>
+          <w:szCs w:val="20"/>
+        </w:rPr>
+        <w:t xml:space="preserve"> will be considered: consistent subset selection and variants of the dynamic electric autonomous dial-a-ride problem (EADARP).</w:t>
       </w:r>
     </w:p>
     <w:p>
@@ -145,7 +237,35 @@
           <w:sz w:val="20"/>
           <w:szCs w:val="20"/>
         </w:rPr>
-        <w:t>The field of learning-enhanced optimization has developed rapidly. Methodological surveys show that machine learning can support branching, candidate generation, heuristic policies, algorithm configuration, and other decisions within exact and approximate solvers (Bengio et al., 2021; Mandi et al., 2024). Within metaheuristics, data-driven control has been investigated for neighborhood selection, operator scheduling, solution construction, and search-space reduction. In this context, CMSA and LNS are particularly attractive because their performance depends strongly on how promising partial solutions, components, and destroy sets are created and selected (Reixach and Blum, 2024; Reixach and Blum, 2026; Bresich et al., 2026a).</w:t>
+        <w:t xml:space="preserve">The field of learning-enhanced optimization has developed rapidly </w:t>
+      </w:r>
+      <w:r>
+        <w:rPr>
+          <w:sz w:val="20"/>
+          <w:szCs w:val="20"/>
+        </w:rPr>
+        <w:t>in this decade</w:t>
+      </w:r>
+      <w:r>
+        <w:rPr>
+          <w:sz w:val="20"/>
+          <w:szCs w:val="20"/>
+        </w:rPr>
+        <w:t>. Methodological surveys show that machine learning can support branching, candidate generation, heuristic policies, algorithm configuration, and other decisions within exact and approximate solvers (Bengio et al., 2021; Mandi et al., 2024). Within metaheuristics, data-driven control has been investigated for neighborhood selection, operator scheduling, solution construction, and search-space reduction. In this context, CMSA and LNS are particularly attractive because their performance depends strongly on how promising partial solutions, components, and destroy sets are creat</w:t>
+      </w:r>
+      <w:r>
+        <w:rPr>
+          <w:sz w:val="20"/>
+          <w:szCs w:val="20"/>
+        </w:rPr>
+        <w:t>ed/</w:t>
+      </w:r>
+      <w:r>
+        <w:rPr>
+          <w:sz w:val="20"/>
+          <w:szCs w:val="20"/>
+        </w:rPr>
+        <w:t>selected (Reixach and Blum, 2024; Reixach and Blum, 2026; Bresich et al., 2026a).</w:t>
       </w:r>
     </w:p>
     <w:p>
@@ -179,17 +299,42 @@
           <w:sz w:val="20"/>
           <w:szCs w:val="20"/>
         </w:rPr>
-        <w:t>Diffusion models, originally developed for generative modeling in continuous domains, have also been adapted to combinatorial optimization. Discrete and graph-based diffusion approaches progressively transform noisy structures into high-quality candidate solutions and can be combined with classical search to improve exploration and diversification. Recent work has demonstrated the potential of diffusion-based evolutionary and adaptive search for hard graph problems, including the Maximum Independent Set and alpha-domination problems (Salvà Soler and Raidl, 2026; Wustinger et al., 2026). These methods are particularly relevant because hybrid optimization often benefits from a distribution of diverse high-quality structures rather than from a single predicted solution.</w:t>
+        <w:t xml:space="preserve">Diffusion models, originally developed for generative modeling in continuous domains, have also been adapted to combinatorial optimization. Discrete and graph-based diffusion approaches progressively transform noisy structures into high-quality candidate solutions and can be combined with classical search to improve exploration and diversification. Recent work has demonstrated the potential of diffusion-based evolutionary and adaptive search for hard graph problems, including the Maximum Independent Set and </w:t>
+      </w:r>
+      <w:r>
+        <w:rPr>
+          <w:sz w:val="20"/>
+          <w:szCs w:val="20"/>
+        </w:rPr>
+        <w:t xml:space="preserve">a generalization of the </w:t>
+      </w:r>
+      <w:r>
+        <w:rPr>
+          <w:sz w:val="20"/>
+          <w:szCs w:val="20"/>
+        </w:rPr>
+        <w:t>domination probl</w:t>
+      </w:r>
+      <w:r>
+        <w:rPr>
+          <w:sz w:val="20"/>
+          <w:szCs w:val="20"/>
+        </w:rPr>
+        <w:t>em</w:t>
+      </w:r>
+      <w:r>
+        <w:rPr>
+          <w:sz w:val="20"/>
+          <w:szCs w:val="20"/>
+        </w:rPr>
+        <w:t xml:space="preserve"> (Salvà Soler and Raidl, 2026; Wustinger et al., 2026). These methods are particularly relevant because hybrid optimization often benefits from a distribution of diverse high-quality structures rather than from a single predicted solution.</w:t>
       </w:r>
     </w:p>
     <w:p>
       <w:pPr>
         <w:pStyle w:val="Normal"/>
         <w:jc w:val="both"/>
-        <w:rPr>
-          <w:sz w:val="20"/>
-          <w:szCs w:val="20"/>
-        </w:rPr>
+        <w:rPr/>
       </w:pPr>
       <w:r>
         <w:rPr>
@@ -202,6 +347,7 @@
     <w:p>
       <w:pPr>
         <w:pStyle w:val="TextBody"/>
+        <w:jc w:val="both"/>
         <w:rPr/>
       </w:pPr>
       <w:r>
@@ -223,6 +369,7 @@
     <w:p>
       <w:pPr>
         <w:pStyle w:val="TextBody"/>
+        <w:jc w:val="both"/>
         <w:rPr>
           <w:sz w:val="20"/>
           <w:szCs w:val="20"/>
@@ -233,14 +380,7 @@
           <w:sz w:val="20"/>
           <w:szCs w:val="20"/>
         </w:rPr>
-        <w:t xml:space="preserve">The project will investigate this question at three complementary levels: </w:t>
-      </w:r>
-      <w:r>
-        <w:rPr>
-          <w:sz w:val="20"/>
-          <w:szCs w:val="20"/>
-        </w:rPr>
-        <w:t xml:space="preserve">1) </w:t>
+        <w:t xml:space="preserve">The project will investigate this question at three complementary levels: 1) </w:t>
       </w:r>
       <w:r>
         <w:rPr>
@@ -258,7 +398,15 @@
           <w:sz w:val="20"/>
           <w:szCs w:val="20"/>
         </w:rPr>
-        <w:t>from previous optimization experienc</w:t>
+        <w:t xml:space="preserve">from previous optimization experience; 2) </w:t>
+      </w:r>
+      <w:r>
+        <w:rPr>
+          <w:rStyle w:val="StrongEmphasis"/>
+          <w:sz w:val="20"/>
+          <w:szCs w:val="20"/>
+        </w:rPr>
+        <w:t xml:space="preserve">online adaptation </w:t>
       </w:r>
       <w:r>
         <w:rPr>
@@ -268,35 +416,7 @@
           <w:sz w:val="20"/>
           <w:szCs w:val="20"/>
         </w:rPr>
-        <w:t xml:space="preserve">e; 2) </w:t>
-      </w:r>
-      <w:r>
-        <w:rPr>
-          <w:rStyle w:val="StrongEmphasis"/>
-          <w:sz w:val="20"/>
-          <w:szCs w:val="20"/>
-        </w:rPr>
-        <w:t xml:space="preserve">online adaptation </w:t>
-      </w:r>
-      <w:r>
-        <w:rPr>
-          <w:rStyle w:val="StrongEmphasis"/>
-          <w:b w:val="false"/>
-          <w:bCs w:val="false"/>
-          <w:sz w:val="20"/>
-          <w:szCs w:val="20"/>
-        </w:rPr>
-        <w:t xml:space="preserve">from the current search trajectory;  </w:t>
-      </w:r>
-      <w:r>
-        <w:rPr>
-          <w:rStyle w:val="StrongEmphasis"/>
-          <w:b w:val="false"/>
-          <w:bCs w:val="false"/>
-          <w:sz w:val="20"/>
-          <w:szCs w:val="20"/>
-        </w:rPr>
-        <w:t xml:space="preserve">3) </w:t>
+        <w:t xml:space="preserve">from the current search trajectory;  3) </w:t>
       </w:r>
       <w:r>
         <w:rPr>
@@ -372,7 +492,35 @@
           <w:sz w:val="20"/>
           <w:szCs w:val="20"/>
         </w:rPr>
-        <w:t>(ii) To integrate diffusion models, GFlowNets, and related generative approaches into hybrid search procedures for graph optimization, with emphasis on diversity, quality, and multi-objective performance.</w:t>
+        <w:t xml:space="preserve">(ii) To integrate diffusion models, </w:t>
+      </w:r>
+      <w:r>
+        <w:rPr>
+          <w:sz w:val="20"/>
+          <w:szCs w:val="20"/>
+        </w:rPr>
+        <w:t xml:space="preserve">e.g., </w:t>
+      </w:r>
+      <w:r>
+        <w:rPr>
+          <w:sz w:val="20"/>
+          <w:szCs w:val="20"/>
+        </w:rPr>
+        <w:t>GflowNets and related generative approach</w:t>
+      </w:r>
+      <w:r>
+        <w:rPr>
+          <w:sz w:val="20"/>
+          <w:szCs w:val="20"/>
+        </w:rPr>
+        <w:t>es,</w:t>
+      </w:r>
+      <w:r>
+        <w:rPr>
+          <w:sz w:val="20"/>
+          <w:szCs w:val="20"/>
+        </w:rPr>
+        <w:t xml:space="preserve"> into hybrid search procedures for graph optimization, with emphasis on diversity, quality, and multi-objective performance.</w:t>
       </w:r>
     </w:p>
     <w:p>
@@ -424,7 +572,7 @@
           <w:sz w:val="20"/>
           <w:szCs w:val="20"/>
         </w:rPr>
-        <w:t>(v) To validate these methods on benchmark graph problems and applied decision scenarios including the minimum consistent subset problem, maximum independent set, MaxCut, dense k-subgraph problems, and dynamic EADARP.</w:t>
+        <w:t>(v) To validate these methods on benchmark graph problems and applied decision scenarios including the  maximum independent set, MaxCut, dense k-subgraph problems, minimum consistent subset problem, and dynamic EADARP.</w:t>
       </w:r>
     </w:p>
     <w:p>
@@ -861,7 +1009,21 @@
           <w:sz w:val="20"/>
           <w:szCs w:val="20"/>
         </w:rPr>
-        <w:t>The project will generate several tangible outputs. First, it will produce a modular hybrid optimization framework that combines classical search with graph-aware learning, generative models, and decision-focused control. Second, it will deliver application scenarios covering MCS, Maximum Independent Set, MaxCut, densest k-subgraph, and dynamic EADARP variants. Third, it will create reusable algorithmic modules for destroy-set generation, candidate construction, and adaptive heuristic control. Fourth, it will produce open and reproducible software components aligned with the planned work packages.</w:t>
+        <w:t>The project will generate several tangible outputs. First, it will produce a modular hybrid optimization framework that combines classical search with graph-aware learning, generative models, and decision-focused control. Second, it will deliver application scenarios  MCS, Maximum Independent Set, MaxCut, densest k-subgraph,  MC</w:t>
+      </w:r>
+      <w:r>
+        <w:rPr>
+          <w:sz w:val="20"/>
+          <w:szCs w:val="20"/>
+        </w:rPr>
+        <w:t xml:space="preserve">S, </w:t>
+      </w:r>
+      <w:r>
+        <w:rPr>
+          <w:sz w:val="20"/>
+          <w:szCs w:val="20"/>
+        </w:rPr>
+        <w:t>and dynamic EADARP variants. Third, it will create reusable algorithmic modules for destroy-set generation, candidate construction, and adaptive heuristic control. Fourth, it will produce open and reproducible software components aligned with the planned work packages.</w:t>
       </w:r>
     </w:p>
     <w:p>
@@ -905,7 +1067,7 @@
           <w:sz w:val="20"/>
           <w:szCs w:val="20"/>
         </w:rPr>
-        <w:t>The bilateral dimension is integral to the scientific design rather than an administrative add-on. The project deliberately couples two complementary algorithmic traditions and two distinct application settings. The Austrian partner will lead work on LNS, generative optimization, diffusion and GFlowNet-based search, and dynamic routing/EADARP. The Bosnia and Herzegovina partner will lead work on CMSA, graph combinatorial optimization, mathematical formulations, MCS, benchmark construction, and learning-assisted component generation.</w:t>
+        <w:t>The bilateral dimension is integral to the scientific design rather than an administrative add-on. The project deliberately couples two complementary algorithmic traditions and two distinct application settings. The Austrian partner will lead work on LNS, generative optimization, diffusion and GFlowNet-based search, and dynamic routing/EADARP. The Bosnia and Herzegovina partner will lead work on CMSA, graph combinatorial optimization, mathematical formulations, MCS, and learning-assisted component generation.</w:t>
       </w:r>
     </w:p>
     <w:p>
@@ -939,35 +1101,7 @@
           <w:sz w:val="20"/>
           <w:szCs w:val="20"/>
         </w:rPr>
-        <w:t>This division creates clear scientific added value. The Bosnia and Herzegovina team contributes graph-oriented modeling and CMSA-based reduced-subproblem expertise, while the Austrian team contributes LNS, generative learning, and dynamic optimization expertise. The common methodology will be tested across both teams’ problem domains, enabling a stronger assessment of transferability than either partner could obtain by working only within its established application area. The collaboration will also support co-supervision of graduate students and early-stage researchers, shared software development, joint publications, and preparation of follow-up European proposals at the intersection of O</w:t>
-      </w:r>
-      <w:r>
-        <w:rPr>
-          <w:sz w:val="20"/>
-          <w:szCs w:val="20"/>
-        </w:rPr>
-        <w:t>R</w:t>
-      </w:r>
-      <w:r>
-        <w:rPr>
-          <w:sz w:val="20"/>
-          <w:szCs w:val="20"/>
-        </w:rPr>
-        <w:t xml:space="preserve"> and </w:t>
-      </w:r>
-      <w:r>
-        <w:rPr>
-          <w:sz w:val="20"/>
-          <w:szCs w:val="20"/>
-        </w:rPr>
-        <w:t>AI</w:t>
-      </w:r>
-      <w:r>
-        <w:rPr>
-          <w:sz w:val="20"/>
-          <w:szCs w:val="20"/>
-        </w:rPr>
-        <w:t>.</w:t>
+        <w:t>This division creates clear scientific added value. The Bosnia and Herzegovina team contributes graph-oriented modeling and CMSA-based reduced-subproblem expertise, while the Austrian team contributes LNS, generative learning, and dynamic optimization expertise. The common methodology will be tested across both teams’ problem domains, enabling a stronger assessment of transferability than either partner could obtain by working only within its established application area. The collaboration will also support co-supervision of graduate students and early-stage researchers, shared software development, joint publications, and preparation of follow-up European proposals at the intersection of OR and AI.</w:t>
       </w:r>
     </w:p>
     <w:p>

--- a/project_proposal/proposal_new_revised_final.docx
+++ b/project_proposal/proposal_new_revised_final.docx
@@ -15,13 +15,28 @@
         <w:ind w:left="0" w:right="-720" w:hanging="0"/>
         <w:jc w:val="center"/>
         <w:rPr>
+          <w:sz w:val="24"/>
+          <w:szCs w:val="24"/>
+        </w:rPr>
+      </w:pPr>
+      <w:r>
+        <w:rPr>
           <w:b/>
+          <w:bCs/>
+          <w:sz w:val="24"/>
+          <w:szCs w:val="24"/>
+        </w:rPr>
+        <w:t xml:space="preserve"> </w:t>
+      </w:r>
+      <w:r>
+        <w:rPr>
           <w:b/>
           <w:bCs/>
           <w:sz w:val="28"/>
           <w:szCs w:val="28"/>
         </w:rPr>
-      </w:pPr>
+        <w:t>Hybrid</w:t>
+      </w:r>
       <w:r>
         <w:rPr>
           <w:b/>
@@ -29,7 +44,7 @@
           <w:sz w:val="28"/>
           <w:szCs w:val="28"/>
         </w:rPr>
-        <w:t xml:space="preserve"> </w:t>
+        <w:t>izing</w:t>
       </w:r>
       <w:r>
         <w:rPr>
@@ -38,7 +53,7 @@
           <w:sz w:val="28"/>
           <w:szCs w:val="28"/>
         </w:rPr>
-        <w:t>Hybrid</w:t>
+        <w:t xml:space="preserve"> Metaheuristics </w:t>
       </w:r>
       <w:r>
         <w:rPr>
@@ -47,25 +62,16 @@
           <w:sz w:val="28"/>
           <w:szCs w:val="28"/>
         </w:rPr>
-        <w:t>izing</w:t>
+        <w:t>with Generative AI Techniques for Selected Graph   Problems</w:t>
       </w:r>
       <w:r>
         <w:rPr>
           <w:b/>
           <w:bCs/>
-          <w:sz w:val="28"/>
-          <w:szCs w:val="28"/>
-        </w:rPr>
-        <w:t xml:space="preserve"> Metaheuristics </w:t>
-      </w:r>
-      <w:r>
-        <w:rPr>
-          <w:b/>
-          <w:bCs/>
-          <w:sz w:val="28"/>
-          <w:szCs w:val="28"/>
-        </w:rPr>
-        <w:t xml:space="preserve">with Generative AI Techniques for Selected Graph   Problems </w:t>
+          <w:sz w:val="24"/>
+          <w:szCs w:val="24"/>
+        </w:rPr>
+        <w:t xml:space="preserve"> </w:t>
       </w:r>
     </w:p>
     <w:p>
@@ -924,19 +930,32 @@
       <w:pPr>
         <w:pStyle w:val="Normal"/>
         <w:rPr>
-          <w:b/>
+          <w:color w:val="3465A4"/>
+        </w:rPr>
+      </w:pPr>
+      <w:r>
+        <w:rPr>
           <w:b/>
           <w:bCs/>
-          <w:color w:val="C9211E"/>
-        </w:rPr>
-      </w:pPr>
+          <w:color w:val="3465A4"/>
+        </w:rPr>
+        <w:t xml:space="preserve">5. </w:t>
+      </w:r>
       <w:r>
         <w:rPr>
           <w:b/>
           <w:bCs/>
-          <w:color w:val="C9211E"/>
-        </w:rPr>
-        <w:t>Experimental evaluation</w:t>
+          <w:color w:val="3465A4"/>
+        </w:rPr>
+        <w:t xml:space="preserve">Experimental evaluation </w:t>
+      </w:r>
+      <w:r>
+        <w:rPr>
+          <w:b/>
+          <w:bCs/>
+          <w:color w:val="3465A4"/>
+        </w:rPr>
+        <w:t>and Risk and contingency</w:t>
       </w:r>
     </w:p>
     <w:p>
@@ -955,25 +974,6 @@
     <w:p>
       <w:pPr>
         <w:pStyle w:val="Normal"/>
-        <w:rPr>
-          <w:b/>
-          <w:b/>
-          <w:bCs/>
-          <w:color w:val="C9211E"/>
-        </w:rPr>
-      </w:pPr>
-      <w:r>
-        <w:rPr>
-          <w:b/>
-          <w:bCs/>
-          <w:color w:val="C9211E"/>
-        </w:rPr>
-        <w:t>Risk and contingency</w:t>
-      </w:r>
-    </w:p>
-    <w:p>
-      <w:pPr>
-        <w:pStyle w:val="Normal"/>
         <w:jc w:val="both"/>
         <w:rPr/>
       </w:pPr>
@@ -992,7 +992,11 @@
       </w:pPr>
       <w:r>
         <w:rPr/>
-        <w:t>5. Expected results and impact</w:t>
+        <w:t>6</w:t>
+      </w:r>
+      <w:r>
+        <w:rPr/>
+        <w:t>. Expected results and impact</w:t>
       </w:r>
     </w:p>
     <w:p>
@@ -1050,7 +1054,11 @@
       </w:pPr>
       <w:r>
         <w:rPr/>
-        <w:t>6. Bilateral cooperation and division of responsibilities</w:t>
+        <w:t>7</w:t>
+      </w:r>
+      <w:r>
+        <w:rPr/>
+        <w:t>. Bilateral cooperation and division of responsibilities</w:t>
       </w:r>
     </w:p>
     <w:p>
@@ -1112,7 +1120,11 @@
       </w:pPr>
       <w:r>
         <w:rPr/>
-        <w:t>7. References</w:t>
+        <w:t>8</w:t>
+      </w:r>
+      <w:r>
+        <w:rPr/>
+        <w:t>. References</w:t>
       </w:r>
     </w:p>
     <w:p>

--- a/project_proposal/proposal_new_revised_final.docx
+++ b/project_proposal/proposal_new_revised_final.docx
@@ -18,10 +18,10 @@
         <w:rPr>
           <w:b/>
           <w:bCs/>
-          <w:sz w:val="24"/>
-          <w:szCs w:val="24"/>
-        </w:rPr>
-        <w:t xml:space="preserve"> </w:t>
+          <w:sz w:val="28"/>
+          <w:szCs w:val="28"/>
+        </w:rPr>
+        <w:t xml:space="preserve">Hybridizing Metaheuristics with Generative AI Techniques for </w:t>
       </w:r>
       <w:r>
         <w:rPr>
@@ -30,7 +30,7 @@
           <w:sz w:val="28"/>
           <w:szCs w:val="28"/>
         </w:rPr>
-        <w:t xml:space="preserve">Hybridizing Metaheuristics with Generative AI Techniques for </w:t>
+        <w:br/>
       </w:r>
       <w:r>
         <w:rPr>
@@ -39,41 +39,1294 @@
           <w:sz w:val="28"/>
           <w:szCs w:val="28"/>
         </w:rPr>
-        <w:br/>
-      </w:r>
+        <w:t>Selected Graph Problems</w:t>
+      </w:r>
+    </w:p>
+    <w:p>
+      <w:pPr>
+        <w:jc w:val="center"/>
+      </w:pPr>
+      <w:r>
+        <w:t>Research project for Bosnia and Herzegovina–Austria bilateral cooperation</w:t>
+      </w:r>
+    </w:p>
+    <w:p>
+      <w:pPr>
+        <w:pStyle w:val="berschrift1"/>
+      </w:pPr>
+      <w:r>
+        <w:t>1. Background and motivation</w:t>
+      </w:r>
+    </w:p>
+    <w:p>
+      <w:pPr>
+        <w:jc w:val="both"/>
+        <w:rPr>
+          <w:sz w:val="20"/>
+          <w:szCs w:val="20"/>
+        </w:rPr>
+      </w:pPr>
+      <w:r>
+        <w:rPr>
+          <w:sz w:val="20"/>
+          <w:szCs w:val="20"/>
+        </w:rPr>
+        <w:t xml:space="preserve">Combinatorial optimization is a cornerstone of modern decision support in logistics, energy systems, telecommunication networks, transportation, and data-driven planning. </w:t>
+      </w:r>
+      <w:r>
+        <w:rPr>
+          <w:sz w:val="20"/>
+          <w:szCs w:val="20"/>
+        </w:rPr>
+        <w:t>Many such p</w:t>
+      </w:r>
+      <w:r>
+        <w:rPr>
+          <w:sz w:val="20"/>
+          <w:szCs w:val="20"/>
+        </w:rPr>
+        <w:t xml:space="preserve">roblems </w:t>
+      </w:r>
+      <w:r>
+        <w:rPr>
+          <w:sz w:val="20"/>
+          <w:szCs w:val="20"/>
+        </w:rPr>
+        <w:t>are defined or can be modeled on graphs</w:t>
+      </w:r>
+      <w:r>
+        <w:rPr>
+          <w:sz w:val="20"/>
+          <w:szCs w:val="20"/>
+        </w:rPr>
+        <w:t xml:space="preserve">. Examples </w:t>
+      </w:r>
+      <w:r>
+        <w:rPr>
+          <w:rFonts w:ascii="Cambria" w:hAnsi="Cambria"/>
+          <w:sz w:val="20"/>
+          <w:szCs w:val="20"/>
+        </w:rPr>
+        <w:t>of</w:t>
+      </w:r>
+      <w:r>
+        <w:rPr>
+          <w:sz w:val="20"/>
+          <w:szCs w:val="20"/>
+        </w:rPr>
+        <w:t xml:space="preserve"> classical graph problems are finding a</w:t>
+      </w:r>
+      <w:r>
+        <w:rPr>
+          <w:sz w:val="20"/>
+          <w:szCs w:val="20"/>
+        </w:rPr>
+        <w:t xml:space="preserve"> </w:t>
+      </w:r>
+      <w:r>
+        <w:rPr>
+          <w:sz w:val="20"/>
+          <w:szCs w:val="20"/>
+        </w:rPr>
+        <w:t>m</w:t>
+      </w:r>
+      <w:r>
+        <w:rPr>
+          <w:sz w:val="20"/>
+          <w:szCs w:val="20"/>
+        </w:rPr>
+        <w:t>aximum independent set (MIS)</w:t>
+      </w:r>
+      <w:r>
+        <w:rPr>
+          <w:sz w:val="20"/>
+          <w:szCs w:val="20"/>
+        </w:rPr>
+        <w:t>, a maximum cut (</w:t>
+      </w:r>
+      <w:proofErr w:type="spellStart"/>
+      <w:r>
+        <w:rPr>
+          <w:sz w:val="20"/>
+          <w:szCs w:val="20"/>
+        </w:rPr>
+        <w:t>MaxCut</w:t>
+      </w:r>
+      <w:proofErr w:type="spellEnd"/>
+      <w:r>
+        <w:rPr>
+          <w:sz w:val="20"/>
+          <w:szCs w:val="20"/>
+        </w:rPr>
+        <w:t>)</w:t>
+      </w:r>
+      <w:r>
+        <w:rPr>
+          <w:sz w:val="20"/>
+          <w:szCs w:val="20"/>
+        </w:rPr>
+        <w:t xml:space="preserve">, </w:t>
+      </w:r>
+      <w:proofErr w:type="gramStart"/>
+      <w:r>
+        <w:rPr>
+          <w:sz w:val="20"/>
+          <w:szCs w:val="20"/>
+        </w:rPr>
+        <w:t>a</w:t>
+      </w:r>
+      <w:proofErr w:type="gramEnd"/>
+      <w:r>
+        <w:rPr>
+          <w:sz w:val="20"/>
+          <w:szCs w:val="20"/>
+        </w:rPr>
+        <w:t xml:space="preserve"> </w:t>
+      </w:r>
+      <w:r>
+        <w:rPr>
+          <w:sz w:val="20"/>
+          <w:szCs w:val="20"/>
+        </w:rPr>
+        <w:t xml:space="preserve">densest subgraph </w:t>
+      </w:r>
+      <w:r>
+        <w:rPr>
+          <w:sz w:val="20"/>
+          <w:szCs w:val="20"/>
+        </w:rPr>
+        <w:t xml:space="preserve">of certain size, </w:t>
+      </w:r>
+      <w:r>
+        <w:rPr>
+          <w:rFonts w:ascii="Cambria" w:hAnsi="Cambria"/>
+          <w:sz w:val="20"/>
+          <w:szCs w:val="20"/>
+        </w:rPr>
+        <w:t>dominating</w:t>
+      </w:r>
+      <w:r>
+        <w:rPr>
+          <w:sz w:val="20"/>
+          <w:szCs w:val="20"/>
+        </w:rPr>
+        <w:t xml:space="preserve"> </w:t>
+      </w:r>
+      <w:r>
+        <w:rPr>
+          <w:sz w:val="20"/>
+          <w:szCs w:val="20"/>
+        </w:rPr>
+        <w:t>sets</w:t>
+      </w:r>
+      <w:r>
+        <w:rPr>
+          <w:sz w:val="20"/>
+          <w:szCs w:val="20"/>
+        </w:rPr>
+        <w:t xml:space="preserve">, and </w:t>
+      </w:r>
+      <w:r>
+        <w:rPr>
+          <w:sz w:val="20"/>
+          <w:szCs w:val="20"/>
+        </w:rPr>
+        <w:t xml:space="preserve">diverse </w:t>
+      </w:r>
+      <w:r>
+        <w:rPr>
+          <w:sz w:val="20"/>
+          <w:szCs w:val="20"/>
+        </w:rPr>
+        <w:t>vehicle routing problems</w:t>
+      </w:r>
+      <w:r>
+        <w:rPr>
+          <w:sz w:val="20"/>
+          <w:szCs w:val="20"/>
+        </w:rPr>
+        <w:t>. These problems are typically NP-hard and</w:t>
+      </w:r>
+      <w:r>
+        <w:rPr>
+          <w:sz w:val="20"/>
+          <w:szCs w:val="20"/>
+        </w:rPr>
+        <w:t xml:space="preserve"> can be formulated as large-scale combinatorial search tasks in which the quality of the solution depends on complex structural </w:t>
+      </w:r>
+      <w:r>
+        <w:rPr>
+          <w:sz w:val="20"/>
+          <w:szCs w:val="20"/>
+        </w:rPr>
+        <w:t xml:space="preserve">dependencies and </w:t>
+      </w:r>
+      <w:r>
+        <w:rPr>
+          <w:sz w:val="20"/>
+          <w:szCs w:val="20"/>
+        </w:rPr>
+        <w:t>constraints</w:t>
+      </w:r>
+      <w:r>
+        <w:rPr>
+          <w:sz w:val="20"/>
+          <w:szCs w:val="20"/>
+        </w:rPr>
+        <w:t xml:space="preserve">. Additionally, </w:t>
+      </w:r>
+      <w:r>
+        <w:rPr>
+          <w:sz w:val="20"/>
+          <w:szCs w:val="20"/>
+        </w:rPr>
+        <w:t>uncertainty or not yet known information in dynamic scenarios often play</w:t>
+      </w:r>
+      <w:r>
+        <w:rPr>
+          <w:sz w:val="20"/>
+          <w:szCs w:val="20"/>
+        </w:rPr>
+        <w:t>s</w:t>
+      </w:r>
+      <w:r>
+        <w:rPr>
+          <w:sz w:val="20"/>
+          <w:szCs w:val="20"/>
+        </w:rPr>
+        <w:t xml:space="preserve"> important roles in real applications.</w:t>
+      </w:r>
+      <w:r>
+        <w:rPr>
+          <w:sz w:val="20"/>
+          <w:szCs w:val="20"/>
+        </w:rPr>
+        <w:t xml:space="preserve"> </w:t>
+      </w:r>
+      <w:r>
+        <w:rPr>
+          <w:sz w:val="20"/>
+          <w:szCs w:val="20"/>
+        </w:rPr>
+        <w:t>E</w:t>
+      </w:r>
+      <w:r>
+        <w:rPr>
+          <w:sz w:val="20"/>
+          <w:szCs w:val="20"/>
+        </w:rPr>
+        <w:t xml:space="preserve">xact methods </w:t>
+      </w:r>
+      <w:r>
+        <w:rPr>
+          <w:sz w:val="20"/>
+          <w:szCs w:val="20"/>
+        </w:rPr>
+        <w:t xml:space="preserve">like mathematical programming techniques </w:t>
+      </w:r>
+      <w:r>
+        <w:rPr>
+          <w:sz w:val="20"/>
+          <w:szCs w:val="20"/>
+        </w:rPr>
+        <w:t xml:space="preserve">are powerful and </w:t>
+      </w:r>
+      <w:r>
+        <w:rPr>
+          <w:sz w:val="20"/>
+          <w:szCs w:val="20"/>
+        </w:rPr>
+        <w:t xml:space="preserve">provide </w:t>
+      </w:r>
+      <w:r>
+        <w:rPr>
+          <w:sz w:val="20"/>
+          <w:szCs w:val="20"/>
+        </w:rPr>
+        <w:t xml:space="preserve">quality </w:t>
+      </w:r>
+      <w:r>
+        <w:rPr>
+          <w:sz w:val="20"/>
+          <w:szCs w:val="20"/>
+        </w:rPr>
+        <w:t>guarantees but often become intractable on large or dynamic instances</w:t>
+      </w:r>
+      <w:r>
+        <w:rPr>
+          <w:sz w:val="20"/>
+          <w:szCs w:val="20"/>
+        </w:rPr>
+        <w:t>.</w:t>
+      </w:r>
+      <w:r>
+        <w:rPr>
+          <w:sz w:val="20"/>
+          <w:szCs w:val="20"/>
+        </w:rPr>
+        <w:t xml:space="preserve"> </w:t>
+      </w:r>
+      <w:r>
+        <w:rPr>
+          <w:sz w:val="20"/>
+          <w:szCs w:val="20"/>
+        </w:rPr>
+        <w:t>(Meta-)heuristic approaches</w:t>
+      </w:r>
+      <w:r>
+        <w:rPr>
+          <w:sz w:val="20"/>
+          <w:szCs w:val="20"/>
+        </w:rPr>
+        <w:t xml:space="preserve"> </w:t>
+      </w:r>
+      <w:r>
+        <w:rPr>
+          <w:sz w:val="20"/>
+          <w:szCs w:val="20"/>
+        </w:rPr>
+        <w:t xml:space="preserve">typically </w:t>
+      </w:r>
+      <w:r>
+        <w:rPr>
+          <w:sz w:val="20"/>
+          <w:szCs w:val="20"/>
+        </w:rPr>
+        <w:t>scale better</w:t>
+      </w:r>
+      <w:r>
+        <w:rPr>
+          <w:sz w:val="20"/>
+          <w:szCs w:val="20"/>
+        </w:rPr>
+        <w:t xml:space="preserve"> and are in practice often favored, although they usually do not provide quality guarantees and</w:t>
+      </w:r>
+      <w:r>
+        <w:rPr>
+          <w:sz w:val="20"/>
+          <w:szCs w:val="20"/>
+        </w:rPr>
+        <w:t xml:space="preserve"> </w:t>
+      </w:r>
+      <w:r>
+        <w:rPr>
+          <w:sz w:val="20"/>
+          <w:szCs w:val="20"/>
+        </w:rPr>
+        <w:t xml:space="preserve">usually </w:t>
+      </w:r>
+      <w:r>
+        <w:rPr>
+          <w:sz w:val="20"/>
+          <w:szCs w:val="20"/>
+        </w:rPr>
+        <w:t>rely heavily on hand-crafted operators, parameter tuning, and domain-specific engineering (Blum and Roli, 2003; Glover and Kochenberger, 2003).</w:t>
+      </w:r>
+    </w:p>
+    <w:p>
+      <w:pPr>
+        <w:jc w:val="both"/>
+        <w:rPr>
+          <w:sz w:val="20"/>
+          <w:szCs w:val="20"/>
+        </w:rPr>
+      </w:pPr>
       <w:r>
         <w:rPr>
           <w:b/>
           <w:bCs/>
-          <w:sz w:val="28"/>
-          <w:szCs w:val="28"/>
-        </w:rPr>
-        <w:t>Selected Graph Problems</w:t>
+          <w:sz w:val="20"/>
+          <w:szCs w:val="20"/>
+        </w:rPr>
+        <w:t>Large Neighborhood Search</w:t>
+      </w:r>
+      <w:r>
+        <w:rPr>
+          <w:sz w:val="20"/>
+          <w:szCs w:val="20"/>
+        </w:rPr>
+        <w:t xml:space="preserve"> (LNS) and </w:t>
       </w:r>
       <w:r>
         <w:rPr>
           <w:b/>
           <w:bCs/>
-          <w:sz w:val="24"/>
-          <w:szCs w:val="24"/>
+          <w:sz w:val="20"/>
+          <w:szCs w:val="20"/>
+        </w:rPr>
+        <w:t>Construct, Merge, Solve and Adapt</w:t>
+      </w:r>
+      <w:r>
+        <w:rPr>
+          <w:sz w:val="20"/>
+          <w:szCs w:val="20"/>
+        </w:rPr>
+        <w:t xml:space="preserve"> (CMSA)</w:t>
+      </w:r>
+      <w:r>
+        <w:rPr>
+          <w:sz w:val="20"/>
+          <w:szCs w:val="20"/>
         </w:rPr>
         <w:t xml:space="preserve"> </w:t>
+      </w:r>
+      <w:r>
+        <w:rPr>
+          <w:sz w:val="20"/>
+          <w:szCs w:val="20"/>
+        </w:rPr>
+        <w:t xml:space="preserve">(Blum et al., 2016) </w:t>
+      </w:r>
+      <w:r>
+        <w:rPr>
+          <w:sz w:val="20"/>
+          <w:szCs w:val="20"/>
+        </w:rPr>
+        <w:t xml:space="preserve">are two </w:t>
+      </w:r>
+      <w:r>
+        <w:rPr>
+          <w:sz w:val="20"/>
+          <w:szCs w:val="20"/>
+        </w:rPr>
+        <w:t xml:space="preserve">well-known and </w:t>
+      </w:r>
+      <w:r>
+        <w:rPr>
+          <w:sz w:val="20"/>
+          <w:szCs w:val="20"/>
+        </w:rPr>
+        <w:t>widely used metaheuristics, which are known for their flexibility</w:t>
+      </w:r>
+      <w:r>
+        <w:rPr>
+          <w:sz w:val="20"/>
+          <w:szCs w:val="20"/>
+        </w:rPr>
+        <w:t xml:space="preserve">. Both build on the fundamental idea to iteratively derive from the original problem smaller subproblems that are easier to handle by either an exact or heuristic technique. Solutions to these subproblems are then expected to lead to </w:t>
+      </w:r>
+      <w:proofErr w:type="gramStart"/>
+      <w:r>
+        <w:rPr>
+          <w:sz w:val="20"/>
+          <w:szCs w:val="20"/>
+        </w:rPr>
+        <w:t>better and better</w:t>
+      </w:r>
+      <w:proofErr w:type="gramEnd"/>
+      <w:r>
+        <w:rPr>
+          <w:sz w:val="20"/>
+          <w:szCs w:val="20"/>
+        </w:rPr>
+        <w:t xml:space="preserve"> solutions for the original problem. L</w:t>
+      </w:r>
+      <w:r>
+        <w:rPr>
+          <w:sz w:val="20"/>
+          <w:szCs w:val="20"/>
+        </w:rPr>
+        <w:t>NS</w:t>
+      </w:r>
+      <w:r>
+        <w:rPr>
+          <w:sz w:val="20"/>
+          <w:szCs w:val="20"/>
+        </w:rPr>
+        <w:t xml:space="preserve"> realizes this principle by </w:t>
+      </w:r>
+      <w:proofErr w:type="gramStart"/>
+      <w:r>
+        <w:rPr>
+          <w:b/>
+          <w:bCs/>
+          <w:sz w:val="20"/>
+          <w:szCs w:val="20"/>
+        </w:rPr>
+        <w:t>destroy</w:t>
+      </w:r>
+      <w:proofErr w:type="gramEnd"/>
+      <w:r>
+        <w:rPr>
+          <w:b/>
+          <w:bCs/>
+          <w:sz w:val="20"/>
+          <w:szCs w:val="20"/>
+        </w:rPr>
+        <w:t xml:space="preserve"> and repair</w:t>
+      </w:r>
+      <w:r>
+        <w:rPr>
+          <w:sz w:val="20"/>
+          <w:szCs w:val="20"/>
+        </w:rPr>
+        <w:t xml:space="preserve"> operators, which </w:t>
+      </w:r>
+      <w:proofErr w:type="gramStart"/>
+      <w:r>
+        <w:rPr>
+          <w:sz w:val="20"/>
+          <w:szCs w:val="20"/>
+        </w:rPr>
+        <w:t>define</w:t>
+      </w:r>
+      <w:proofErr w:type="gramEnd"/>
+      <w:r>
+        <w:rPr>
+          <w:sz w:val="20"/>
+          <w:szCs w:val="20"/>
+        </w:rPr>
+        <w:t xml:space="preserve"> subproblems by removing solution components or unassigning variables and </w:t>
+      </w:r>
+      <w:proofErr w:type="gramStart"/>
+      <w:r>
+        <w:rPr>
+          <w:sz w:val="20"/>
+          <w:szCs w:val="20"/>
+        </w:rPr>
+        <w:t>solve</w:t>
+      </w:r>
+      <w:proofErr w:type="gramEnd"/>
+      <w:r>
+        <w:rPr>
+          <w:sz w:val="20"/>
+          <w:szCs w:val="20"/>
+        </w:rPr>
+        <w:t xml:space="preserve"> the subproblem of augmenting the solution to a complete feasible </w:t>
+      </w:r>
+      <w:proofErr w:type="gramStart"/>
+      <w:r>
+        <w:rPr>
+          <w:sz w:val="20"/>
+          <w:szCs w:val="20"/>
+        </w:rPr>
+        <w:t>one</w:t>
+      </w:r>
+      <w:proofErr w:type="gramEnd"/>
+      <w:r>
+        <w:rPr>
+          <w:sz w:val="20"/>
+          <w:szCs w:val="20"/>
+        </w:rPr>
+        <w:t xml:space="preserve"> again, respectively. In contrast, CMSA iteratively creates diverse candidate solutions, typically by fast randomized heuristics, collects their components in a </w:t>
+      </w:r>
+      <w:r>
+        <w:rPr>
+          <w:b/>
+          <w:bCs/>
+          <w:sz w:val="20"/>
+          <w:szCs w:val="20"/>
+        </w:rPr>
+        <w:t>component pool</w:t>
+      </w:r>
+      <w:r>
+        <w:rPr>
+          <w:sz w:val="20"/>
+          <w:szCs w:val="20"/>
+        </w:rPr>
+        <w:t xml:space="preserve">, and solves </w:t>
+      </w:r>
+      <w:r>
+        <w:rPr>
+          <w:sz w:val="20"/>
+          <w:szCs w:val="20"/>
+        </w:rPr>
+        <w:t>a</w:t>
+      </w:r>
+      <w:r>
+        <w:rPr>
+          <w:sz w:val="20"/>
+          <w:szCs w:val="20"/>
+        </w:rPr>
+        <w:t xml:space="preserve"> merging subproblem that asks for a best solution just consisting of </w:t>
+      </w:r>
+      <w:r>
+        <w:rPr>
+          <w:sz w:val="20"/>
+          <w:szCs w:val="20"/>
+        </w:rPr>
+        <w:t xml:space="preserve">pool </w:t>
+      </w:r>
+      <w:r>
+        <w:rPr>
+          <w:sz w:val="20"/>
+          <w:szCs w:val="20"/>
+        </w:rPr>
+        <w:t>components; after obtaining a solution, the component pool is updated and the process iterated. LNS and CMSA can be s</w:t>
+      </w:r>
+      <w:r>
+        <w:rPr>
+          <w:sz w:val="20"/>
+          <w:szCs w:val="20"/>
+        </w:rPr>
+        <w:t>een</w:t>
+      </w:r>
+      <w:r>
+        <w:rPr>
+          <w:sz w:val="20"/>
+          <w:szCs w:val="20"/>
+        </w:rPr>
+        <w:t xml:space="preserve"> to be orthogonal approaches in the way they derive subproblems.</w:t>
       </w:r>
     </w:p>
     <w:p>
       <w:pPr>
-        <w:jc w:val="center"/>
-      </w:pPr>
-      <w:r>
-        <w:t>Research project for Bosnia and Herzegovina–Austria bilateral cooperation</w:t>
+        <w:jc w:val="both"/>
+        <w:rPr>
+          <w:sz w:val="20"/>
+          <w:szCs w:val="20"/>
+        </w:rPr>
+      </w:pPr>
+      <w:r>
+        <w:rPr>
+          <w:sz w:val="20"/>
+          <w:szCs w:val="20"/>
+        </w:rPr>
+        <w:t>Besides classical optimization techniques, machine learning and artificial intelligence</w:t>
+      </w:r>
+      <w:r>
+        <w:rPr>
+          <w:sz w:val="20"/>
+          <w:szCs w:val="20"/>
+        </w:rPr>
+        <w:t xml:space="preserve"> approaches are nowadays gaining substantial importance in combinatorial optimization. </w:t>
+      </w:r>
+      <w:r>
+        <w:rPr>
+          <w:sz w:val="20"/>
+          <w:szCs w:val="20"/>
+        </w:rPr>
+        <w:t xml:space="preserve">Data-driven models can identify structural patterns, approximate promising regions of the search space, and support decisions such as which </w:t>
+      </w:r>
+      <w:r>
+        <w:rPr>
+          <w:sz w:val="20"/>
+          <w:szCs w:val="20"/>
+        </w:rPr>
+        <w:t>components are promising to remove from or add</w:t>
+      </w:r>
+      <w:r>
+        <w:rPr>
+          <w:sz w:val="20"/>
+          <w:szCs w:val="20"/>
+        </w:rPr>
+        <w:t xml:space="preserve"> </w:t>
+      </w:r>
+      <w:r>
+        <w:rPr>
+          <w:sz w:val="20"/>
+          <w:szCs w:val="20"/>
+        </w:rPr>
+        <w:t>to candidate solutions</w:t>
+      </w:r>
+      <w:r>
+        <w:rPr>
+          <w:sz w:val="20"/>
+          <w:szCs w:val="20"/>
+        </w:rPr>
+        <w:t xml:space="preserve">, </w:t>
+      </w:r>
+      <w:r>
+        <w:rPr>
+          <w:rFonts w:ascii="Cambria" w:hAnsi="Cambria"/>
+          <w:sz w:val="20"/>
+          <w:szCs w:val="20"/>
+        </w:rPr>
+        <w:t>which variables to branch on,</w:t>
+      </w:r>
+      <w:r>
+        <w:rPr>
+          <w:sz w:val="20"/>
+          <w:szCs w:val="20"/>
+        </w:rPr>
+        <w:t xml:space="preserve"> how to be well prepared for unknown future aspects in dynamic/stochastic problems, and</w:t>
+      </w:r>
+      <w:r>
+        <w:rPr>
+          <w:sz w:val="20"/>
+          <w:szCs w:val="20"/>
+        </w:rPr>
+        <w:t xml:space="preserve"> how to control the search process adaptively. Recent work in learning-enhanced combinatorial optimization </w:t>
+      </w:r>
+      <w:r>
+        <w:rPr>
+          <w:sz w:val="20"/>
+          <w:szCs w:val="20"/>
+        </w:rPr>
+        <w:t>is man</w:t>
+      </w:r>
+      <w:r>
+        <w:rPr>
+          <w:rFonts w:ascii="Cambria" w:hAnsi="Cambria"/>
+          <w:sz w:val="20"/>
+          <w:szCs w:val="20"/>
+        </w:rPr>
+        <w:t>ifold;</w:t>
+      </w:r>
+      <w:r>
+        <w:rPr>
+          <w:sz w:val="20"/>
+          <w:szCs w:val="20"/>
+        </w:rPr>
+        <w:t xml:space="preserve"> for an overview see, e.g., </w:t>
+      </w:r>
+      <w:r>
+        <w:rPr>
+          <w:sz w:val="20"/>
+          <w:szCs w:val="20"/>
+        </w:rPr>
+        <w:t>(</w:t>
+      </w:r>
+      <w:r>
+        <w:rPr>
+          <w:sz w:val="20"/>
+          <w:szCs w:val="20"/>
+        </w:rPr>
+        <w:t>Bengio et al., 2021</w:t>
+      </w:r>
+      <w:r>
+        <w:rPr>
+          <w:sz w:val="20"/>
+          <w:szCs w:val="20"/>
+        </w:rPr>
+        <w:t>).</w:t>
       </w:r>
     </w:p>
     <w:p>
       <w:pPr>
-        <w:pStyle w:val="berschrift1"/>
-      </w:pPr>
-      <w:r>
-        <w:t>1. Background and motivation</w:t>
+        <w:jc w:val="both"/>
+        <w:rPr>
+          <w:sz w:val="20"/>
+          <w:szCs w:val="20"/>
+        </w:rPr>
+      </w:pPr>
+      <w:r>
+        <w:rPr>
+          <w:sz w:val="20"/>
+          <w:szCs w:val="20"/>
+        </w:rPr>
+        <w:t xml:space="preserve">The proposed project builds on these developments </w:t>
+      </w:r>
+      <w:r>
+        <w:rPr>
+          <w:sz w:val="20"/>
+          <w:szCs w:val="20"/>
+        </w:rPr>
+        <w:t xml:space="preserve">by investigating the </w:t>
+      </w:r>
+      <w:r>
+        <w:rPr>
+          <w:b/>
+          <w:bCs/>
+          <w:sz w:val="20"/>
+          <w:szCs w:val="20"/>
+        </w:rPr>
+        <w:t>integration and combination of advanced generative AI models with LNS and CMSA on selected classes of graph problems</w:t>
+      </w:r>
+      <w:r>
+        <w:rPr>
+          <w:sz w:val="20"/>
+          <w:szCs w:val="20"/>
+        </w:rPr>
+        <w:t>.</w:t>
+      </w:r>
+      <w:r>
+        <w:rPr>
+          <w:sz w:val="20"/>
+          <w:szCs w:val="20"/>
+        </w:rPr>
+        <w:t xml:space="preserve"> In particular,</w:t>
+      </w:r>
+      <w:r>
+        <w:rPr>
+          <w:sz w:val="20"/>
+          <w:szCs w:val="20"/>
+        </w:rPr>
+        <w:t xml:space="preserve"> </w:t>
+      </w:r>
+      <w:r>
+        <w:rPr>
+          <w:b/>
+          <w:bCs/>
+          <w:sz w:val="20"/>
+          <w:szCs w:val="20"/>
+        </w:rPr>
+        <w:t>D</w:t>
+      </w:r>
+      <w:r>
+        <w:rPr>
+          <w:b/>
+          <w:bCs/>
+          <w:sz w:val="20"/>
+          <w:szCs w:val="20"/>
+        </w:rPr>
+        <w:t xml:space="preserve">enoising </w:t>
+      </w:r>
+      <w:r>
+        <w:rPr>
+          <w:b/>
+          <w:bCs/>
+          <w:sz w:val="20"/>
+          <w:szCs w:val="20"/>
+        </w:rPr>
+        <w:t>D</w:t>
+      </w:r>
+      <w:r>
+        <w:rPr>
+          <w:b/>
+          <w:bCs/>
+          <w:sz w:val="20"/>
+          <w:szCs w:val="20"/>
+        </w:rPr>
+        <w:t xml:space="preserve">iffusion </w:t>
+      </w:r>
+      <w:r>
+        <w:rPr>
+          <w:b/>
+          <w:bCs/>
+          <w:sz w:val="20"/>
+          <w:szCs w:val="20"/>
+        </w:rPr>
+        <w:t>M</w:t>
+      </w:r>
+      <w:r>
+        <w:rPr>
+          <w:b/>
+          <w:bCs/>
+          <w:sz w:val="20"/>
+          <w:szCs w:val="20"/>
+        </w:rPr>
+        <w:t>odels</w:t>
+      </w:r>
+      <w:r>
+        <w:rPr>
+          <w:sz w:val="20"/>
+          <w:szCs w:val="20"/>
+        </w:rPr>
+        <w:t xml:space="preserve"> (DDMs)</w:t>
+      </w:r>
+      <w:r>
+        <w:rPr>
+          <w:sz w:val="20"/>
+          <w:szCs w:val="20"/>
+        </w:rPr>
+        <w:t>,</w:t>
+      </w:r>
+      <w:r>
+        <w:rPr>
+          <w:sz w:val="20"/>
+          <w:szCs w:val="20"/>
+        </w:rPr>
+        <w:t xml:space="preserve"> </w:t>
+      </w:r>
+      <w:r>
+        <w:rPr>
+          <w:b/>
+          <w:bCs/>
+          <w:sz w:val="20"/>
+          <w:szCs w:val="20"/>
+        </w:rPr>
+        <w:t>Generative Flow Networks</w:t>
+      </w:r>
+      <w:r>
+        <w:rPr>
+          <w:sz w:val="20"/>
+          <w:szCs w:val="20"/>
+        </w:rPr>
+        <w:t xml:space="preserve"> (</w:t>
+      </w:r>
+      <w:proofErr w:type="spellStart"/>
+      <w:r>
+        <w:rPr>
+          <w:sz w:val="20"/>
+          <w:szCs w:val="20"/>
+        </w:rPr>
+        <w:t>GFlowNets</w:t>
+      </w:r>
+      <w:proofErr w:type="spellEnd"/>
+      <w:r>
+        <w:rPr>
+          <w:sz w:val="20"/>
+          <w:szCs w:val="20"/>
+        </w:rPr>
+        <w:t>)</w:t>
+      </w:r>
+      <w:r>
+        <w:rPr>
+          <w:sz w:val="20"/>
+          <w:szCs w:val="20"/>
+        </w:rPr>
+        <w:t xml:space="preserve">, </w:t>
+      </w:r>
+      <w:r>
+        <w:rPr>
+          <w:sz w:val="20"/>
+          <w:szCs w:val="20"/>
+        </w:rPr>
+        <w:t>(</w:t>
+      </w:r>
+      <w:r>
+        <w:rPr>
+          <w:sz w:val="20"/>
+          <w:szCs w:val="20"/>
+        </w:rPr>
+        <w:t>Bengio et al.</w:t>
+      </w:r>
+      <w:r>
+        <w:rPr>
+          <w:sz w:val="20"/>
+          <w:szCs w:val="20"/>
+        </w:rPr>
+        <w:t>,</w:t>
+      </w:r>
+      <w:r>
+        <w:rPr>
+          <w:sz w:val="20"/>
+          <w:szCs w:val="20"/>
+        </w:rPr>
+        <w:t xml:space="preserve"> 2023</w:t>
+      </w:r>
+      <w:r>
+        <w:rPr>
+          <w:sz w:val="20"/>
+          <w:szCs w:val="20"/>
+        </w:rPr>
+        <w:t>)</w:t>
+      </w:r>
+      <w:r>
+        <w:rPr>
+          <w:sz w:val="20"/>
+          <w:szCs w:val="20"/>
+        </w:rPr>
+        <w:t xml:space="preserve">, and </w:t>
+      </w:r>
+      <w:r>
+        <w:rPr>
+          <w:b/>
+          <w:bCs/>
+          <w:sz w:val="20"/>
+          <w:szCs w:val="20"/>
+        </w:rPr>
+        <w:t>Large Language Models</w:t>
+      </w:r>
+      <w:r>
+        <w:rPr>
+          <w:sz w:val="20"/>
+          <w:szCs w:val="20"/>
+        </w:rPr>
+        <w:t xml:space="preserve"> (LLMs) </w:t>
+      </w:r>
+      <w:r>
+        <w:rPr>
+          <w:sz w:val="20"/>
+          <w:szCs w:val="20"/>
+        </w:rPr>
+        <w:t>will</w:t>
+      </w:r>
+      <w:r>
+        <w:rPr>
+          <w:sz w:val="20"/>
+          <w:szCs w:val="20"/>
+        </w:rPr>
+        <w:t xml:space="preserve"> be used for (a) creating large sets of meaningful diversified candidate solutions</w:t>
+      </w:r>
+      <w:r>
+        <w:rPr>
+          <w:sz w:val="20"/>
+          <w:szCs w:val="20"/>
+        </w:rPr>
+        <w:t xml:space="preserve"> in CMSA</w:t>
+      </w:r>
+      <w:r>
+        <w:rPr>
+          <w:sz w:val="20"/>
+          <w:szCs w:val="20"/>
+        </w:rPr>
+        <w:t xml:space="preserve">, (b) choosing </w:t>
+      </w:r>
+      <w:r>
+        <w:rPr>
+          <w:sz w:val="20"/>
+          <w:szCs w:val="20"/>
+        </w:rPr>
+        <w:t xml:space="preserve">sets of </w:t>
+      </w:r>
+      <w:r>
+        <w:rPr>
+          <w:sz w:val="20"/>
+          <w:szCs w:val="20"/>
+        </w:rPr>
+        <w:t xml:space="preserve">solution components to destroy in LNS, and (c) </w:t>
+      </w:r>
+      <w:r>
+        <w:rPr>
+          <w:sz w:val="20"/>
+          <w:szCs w:val="20"/>
+        </w:rPr>
+        <w:t xml:space="preserve">augmenting partial solutions in the repair step of LNS. Moreover, the project also investigates </w:t>
+      </w:r>
+      <w:r>
+        <w:rPr>
+          <w:sz w:val="20"/>
+          <w:szCs w:val="20"/>
+        </w:rPr>
+        <w:t xml:space="preserve">the </w:t>
+      </w:r>
+      <w:r>
+        <w:rPr>
+          <w:b/>
+          <w:bCs/>
+          <w:sz w:val="20"/>
+          <w:szCs w:val="20"/>
+        </w:rPr>
+        <w:t>integration of classical Column Generation</w:t>
+      </w:r>
+      <w:r>
+        <w:rPr>
+          <w:sz w:val="20"/>
+          <w:szCs w:val="20"/>
+        </w:rPr>
+        <w:t xml:space="preserve"> (CG) in CMSA</w:t>
+      </w:r>
+      <w:r>
+        <w:rPr>
+          <w:sz w:val="20"/>
+          <w:szCs w:val="20"/>
+        </w:rPr>
+        <w:t xml:space="preserve"> and the </w:t>
+      </w:r>
+      <w:r>
+        <w:rPr>
+          <w:b/>
+          <w:bCs/>
+          <w:sz w:val="20"/>
+          <w:szCs w:val="20"/>
+        </w:rPr>
+        <w:t>hybridization of LNS and CMSA</w:t>
+      </w:r>
+      <w:r>
+        <w:rPr>
+          <w:sz w:val="20"/>
+          <w:szCs w:val="20"/>
+        </w:rPr>
+        <w:t xml:space="preserve">, in which their principles are combined. </w:t>
+      </w:r>
+      <w:proofErr w:type="gramStart"/>
+      <w:r>
+        <w:rPr>
+          <w:sz w:val="20"/>
+          <w:szCs w:val="20"/>
+        </w:rPr>
+        <w:t>Last but not least</w:t>
+      </w:r>
+      <w:proofErr w:type="gramEnd"/>
+      <w:r>
+        <w:rPr>
+          <w:sz w:val="20"/>
+          <w:szCs w:val="20"/>
+        </w:rPr>
+        <w:t xml:space="preserve">, learning-based approaches </w:t>
+      </w:r>
+      <w:r>
+        <w:rPr>
+          <w:sz w:val="20"/>
+          <w:szCs w:val="20"/>
+        </w:rPr>
+        <w:t xml:space="preserve">will also be used to adaptively guide the search </w:t>
+      </w:r>
+      <w:r>
+        <w:rPr>
+          <w:sz w:val="20"/>
+          <w:szCs w:val="20"/>
+        </w:rPr>
+        <w:lastRenderedPageBreak/>
+        <w:t xml:space="preserve">process in these metaheuristics, for example by selecting most promising operators or adapting strategy parameters. </w:t>
+      </w:r>
+      <w:r>
+        <w:rPr>
+          <w:sz w:val="20"/>
+          <w:szCs w:val="20"/>
+        </w:rPr>
+        <w:t xml:space="preserve">The project hypothesis is that implicit knowledge encoded </w:t>
+      </w:r>
+      <w:r>
+        <w:rPr>
+          <w:sz w:val="20"/>
+          <w:szCs w:val="20"/>
+        </w:rPr>
+        <w:t>in</w:t>
+      </w:r>
+      <w:r>
+        <w:rPr>
+          <w:sz w:val="20"/>
+          <w:szCs w:val="20"/>
+        </w:rPr>
+        <w:t xml:space="preserve"> graph-aware neural models and generative architectures can guide </w:t>
+      </w:r>
+      <w:r>
+        <w:rPr>
+          <w:sz w:val="20"/>
+          <w:szCs w:val="20"/>
+        </w:rPr>
+        <w:t xml:space="preserve">the heuristic </w:t>
+      </w:r>
+      <w:r>
+        <w:rPr>
+          <w:sz w:val="20"/>
+          <w:szCs w:val="20"/>
+        </w:rPr>
+        <w:t xml:space="preserve">search </w:t>
+      </w:r>
+      <w:r>
+        <w:rPr>
+          <w:sz w:val="20"/>
+          <w:szCs w:val="20"/>
+        </w:rPr>
+        <w:t xml:space="preserve">at least as or </w:t>
+      </w:r>
+      <w:r>
+        <w:rPr>
+          <w:sz w:val="20"/>
+          <w:szCs w:val="20"/>
+        </w:rPr>
+        <w:t>more effectively than purely hand-</w:t>
+      </w:r>
+      <w:r>
+        <w:rPr>
+          <w:sz w:val="20"/>
+          <w:szCs w:val="20"/>
+        </w:rPr>
+        <w:t>crafted</w:t>
+      </w:r>
+      <w:r>
+        <w:rPr>
+          <w:sz w:val="20"/>
+          <w:szCs w:val="20"/>
+        </w:rPr>
+        <w:t xml:space="preserve"> </w:t>
+      </w:r>
+      <w:r>
+        <w:rPr>
+          <w:sz w:val="20"/>
+          <w:szCs w:val="20"/>
+        </w:rPr>
+        <w:t xml:space="preserve">problem-specific </w:t>
+      </w:r>
+      <w:r>
+        <w:rPr>
+          <w:sz w:val="20"/>
+          <w:szCs w:val="20"/>
+        </w:rPr>
+        <w:t xml:space="preserve">operators. </w:t>
+      </w:r>
+      <w:r>
+        <w:rPr>
+          <w:sz w:val="20"/>
+          <w:szCs w:val="20"/>
+        </w:rPr>
+        <w:t>Our r</w:t>
+      </w:r>
+      <w:r>
+        <w:rPr>
+          <w:sz w:val="20"/>
+          <w:szCs w:val="20"/>
+        </w:rPr>
+        <w:t xml:space="preserve">ecent research on diffusion-based evolutionary search, </w:t>
+      </w:r>
+      <w:proofErr w:type="spellStart"/>
+      <w:r>
+        <w:rPr>
+          <w:sz w:val="20"/>
+          <w:szCs w:val="20"/>
+        </w:rPr>
+        <w:t>GFlowNet</w:t>
+      </w:r>
+      <w:proofErr w:type="spellEnd"/>
+      <w:r>
+        <w:rPr>
+          <w:sz w:val="20"/>
+          <w:szCs w:val="20"/>
+        </w:rPr>
+        <w:t xml:space="preserve">-based destroy-set generation, and learning-enhanced CMSA provides a strong scientific foundation for this bilateral project (Akbay et al., 2025; </w:t>
+      </w:r>
+      <w:proofErr w:type="spellStart"/>
+      <w:r>
+        <w:rPr>
+          <w:sz w:val="20"/>
+          <w:szCs w:val="20"/>
+        </w:rPr>
+        <w:t>Bresich</w:t>
+      </w:r>
+      <w:proofErr w:type="spellEnd"/>
+      <w:r>
+        <w:rPr>
+          <w:sz w:val="20"/>
+          <w:szCs w:val="20"/>
+        </w:rPr>
+        <w:t xml:space="preserve"> et al., 2026a; </w:t>
+      </w:r>
+      <w:proofErr w:type="spellStart"/>
+      <w:r>
+        <w:rPr>
+          <w:sz w:val="20"/>
+          <w:szCs w:val="20"/>
+        </w:rPr>
+        <w:t>Reixach</w:t>
+      </w:r>
+      <w:proofErr w:type="spellEnd"/>
+      <w:r>
+        <w:rPr>
+          <w:sz w:val="20"/>
+          <w:szCs w:val="20"/>
+        </w:rPr>
+        <w:t xml:space="preserve"> and Blum, 2024; </w:t>
+      </w:r>
+      <w:proofErr w:type="spellStart"/>
+      <w:r>
+        <w:rPr>
+          <w:sz w:val="20"/>
+          <w:szCs w:val="20"/>
+        </w:rPr>
+        <w:t>Reixach</w:t>
+      </w:r>
+      <w:proofErr w:type="spellEnd"/>
+      <w:r>
+        <w:rPr>
+          <w:sz w:val="20"/>
+          <w:szCs w:val="20"/>
+        </w:rPr>
+        <w:t xml:space="preserve"> and Blum, </w:t>
+      </w:r>
+      <w:r>
+        <w:rPr>
+          <w:rFonts w:ascii="Cambria" w:hAnsi="Cambria"/>
+          <w:sz w:val="20"/>
+          <w:szCs w:val="20"/>
+        </w:rPr>
+        <w:t>2025</w:t>
+      </w:r>
+      <w:r>
+        <w:rPr>
+          <w:sz w:val="20"/>
+          <w:szCs w:val="20"/>
+        </w:rPr>
+        <w:t xml:space="preserve">; </w:t>
+      </w:r>
+      <w:proofErr w:type="spellStart"/>
+      <w:r>
+        <w:rPr>
+          <w:sz w:val="20"/>
+          <w:szCs w:val="20"/>
+        </w:rPr>
+        <w:t>Salvà</w:t>
+      </w:r>
+      <w:proofErr w:type="spellEnd"/>
+      <w:r>
+        <w:rPr>
+          <w:sz w:val="20"/>
+          <w:szCs w:val="20"/>
+        </w:rPr>
+        <w:t xml:space="preserve"> Soler and Raidl, 2026; Wustinger et al., 2026).</w:t>
       </w:r>
     </w:p>
     <w:p>
@@ -89,7 +1342,370 @@
           <w:sz w:val="20"/>
           <w:szCs w:val="20"/>
         </w:rPr>
-        <w:t>Combinatorial optimization (CO) is a cornerstone of modern decision support in logistics, energy systems, telecommunication networks, transportation, and data-driven planning. Graph problems such as maximum independent set (MIS), MaxCut, densest k-subgraph extraction, minimum domination problem, and dynamic vehicle routing problems can all be formulated as large-scale combinatorial search tasks in which the quality of the solution depends on complex structural constraints, uncertainty, and interactions between decisions. Classical exact methods provide guarantees but often become intractable on large or dynamic instances, while traditional metaheuristics can scale better but rely heavily on hand-crafted operators, parameter tuning, and domain-specific engineering (Blum and Roli, 2003; Glover and Kochenberger, 2003; Toth and Vigo, 2002).</w:t>
+        <w:t xml:space="preserve">Developed techniques will on the one hand be benchmarked on classical </w:t>
+      </w:r>
+      <w:r>
+        <w:rPr>
+          <w:sz w:val="20"/>
+          <w:szCs w:val="20"/>
+        </w:rPr>
+        <w:t xml:space="preserve">node-selection problems on </w:t>
+      </w:r>
+      <w:r>
+        <w:rPr>
+          <w:sz w:val="20"/>
+          <w:szCs w:val="20"/>
+        </w:rPr>
+        <w:t>graph</w:t>
+      </w:r>
+      <w:r>
+        <w:rPr>
+          <w:sz w:val="20"/>
+          <w:szCs w:val="20"/>
+        </w:rPr>
+        <w:t>s</w:t>
+      </w:r>
+      <w:r>
+        <w:rPr>
+          <w:sz w:val="20"/>
+          <w:szCs w:val="20"/>
+        </w:rPr>
+        <w:t xml:space="preserve"> such as MIS, </w:t>
+      </w:r>
+      <w:proofErr w:type="spellStart"/>
+      <w:r>
+        <w:rPr>
+          <w:sz w:val="20"/>
+          <w:szCs w:val="20"/>
+        </w:rPr>
+        <w:t>MaxCut</w:t>
+      </w:r>
+      <w:proofErr w:type="spellEnd"/>
+      <w:r>
+        <w:rPr>
+          <w:sz w:val="20"/>
+          <w:szCs w:val="20"/>
+        </w:rPr>
+        <w:t xml:space="preserve"> and the dense</w:t>
+      </w:r>
+      <w:r>
+        <w:rPr>
+          <w:sz w:val="20"/>
+          <w:szCs w:val="20"/>
+        </w:rPr>
+        <w:t>st</w:t>
+      </w:r>
+      <w:r>
+        <w:rPr>
+          <w:sz w:val="20"/>
+          <w:szCs w:val="20"/>
+        </w:rPr>
+        <w:t xml:space="preserve"> </w:t>
+      </w:r>
+      <w:r>
+        <w:rPr>
+          <w:sz w:val="20"/>
+          <w:szCs w:val="20"/>
+        </w:rPr>
+        <w:t>k-</w:t>
+      </w:r>
+      <w:r>
+        <w:rPr>
+          <w:sz w:val="20"/>
+          <w:szCs w:val="20"/>
+        </w:rPr>
+        <w:t>su</w:t>
+      </w:r>
+      <w:r>
+        <w:rPr>
+          <w:sz w:val="20"/>
+          <w:szCs w:val="20"/>
+        </w:rPr>
+        <w:t>b</w:t>
+      </w:r>
+      <w:r>
+        <w:rPr>
+          <w:sz w:val="20"/>
+          <w:szCs w:val="20"/>
+        </w:rPr>
+        <w:t xml:space="preserve">graph problem, but on the other hand also be </w:t>
+      </w:r>
+      <w:r>
+        <w:rPr>
+          <w:sz w:val="20"/>
+          <w:szCs w:val="20"/>
+        </w:rPr>
+        <w:t>specifically extended</w:t>
+      </w:r>
+      <w:r>
+        <w:rPr>
+          <w:sz w:val="20"/>
+          <w:szCs w:val="20"/>
+        </w:rPr>
+        <w:t xml:space="preserve"> for two </w:t>
+      </w:r>
+      <w:r>
+        <w:rPr>
+          <w:sz w:val="20"/>
+          <w:szCs w:val="20"/>
+        </w:rPr>
+        <w:t xml:space="preserve">structurally more </w:t>
+      </w:r>
+      <w:r>
+        <w:rPr>
+          <w:sz w:val="20"/>
+          <w:szCs w:val="20"/>
+        </w:rPr>
+        <w:t>challenging application</w:t>
+      </w:r>
+      <w:r>
+        <w:rPr>
+          <w:sz w:val="20"/>
+          <w:szCs w:val="20"/>
+        </w:rPr>
+        <w:t>s</w:t>
+      </w:r>
+      <w:r>
+        <w:rPr>
+          <w:sz w:val="20"/>
+          <w:szCs w:val="20"/>
+        </w:rPr>
+        <w:t xml:space="preserve">: </w:t>
+      </w:r>
+      <w:r>
+        <w:rPr>
+          <w:sz w:val="20"/>
+          <w:szCs w:val="20"/>
+        </w:rPr>
+        <w:t xml:space="preserve">the </w:t>
+      </w:r>
+      <w:r>
+        <w:rPr>
+          <w:b/>
+          <w:bCs/>
+          <w:sz w:val="20"/>
+          <w:szCs w:val="20"/>
+        </w:rPr>
+        <w:t>M</w:t>
+      </w:r>
+      <w:r>
+        <w:rPr>
+          <w:b/>
+          <w:bCs/>
+          <w:sz w:val="20"/>
+          <w:szCs w:val="20"/>
+        </w:rPr>
+        <w:t xml:space="preserve">inimum </w:t>
+      </w:r>
+      <w:r>
+        <w:rPr>
+          <w:b/>
+          <w:bCs/>
+          <w:sz w:val="20"/>
+          <w:szCs w:val="20"/>
+        </w:rPr>
+        <w:t>C</w:t>
+      </w:r>
+      <w:r>
+        <w:rPr>
+          <w:b/>
+          <w:bCs/>
+          <w:sz w:val="20"/>
+          <w:szCs w:val="20"/>
+        </w:rPr>
+        <w:t xml:space="preserve">onsistent </w:t>
+      </w:r>
+      <w:r>
+        <w:rPr>
+          <w:b/>
+          <w:bCs/>
+          <w:sz w:val="20"/>
+          <w:szCs w:val="20"/>
+        </w:rPr>
+        <w:t>S</w:t>
+      </w:r>
+      <w:r>
+        <w:rPr>
+          <w:b/>
+          <w:bCs/>
+          <w:sz w:val="20"/>
+          <w:szCs w:val="20"/>
+        </w:rPr>
+        <w:t>ubset</w:t>
+      </w:r>
+      <w:r>
+        <w:rPr>
+          <w:b/>
+          <w:bCs/>
+          <w:sz w:val="20"/>
+          <w:szCs w:val="20"/>
+        </w:rPr>
+        <w:t xml:space="preserve"> </w:t>
+      </w:r>
+      <w:r>
+        <w:rPr>
+          <w:rFonts w:ascii="Cambria" w:hAnsi="Cambria"/>
+          <w:b/>
+          <w:bCs/>
+          <w:sz w:val="20"/>
+          <w:szCs w:val="20"/>
+        </w:rPr>
+        <w:t xml:space="preserve">Problem (MCS) </w:t>
+      </w:r>
+      <w:r>
+        <w:rPr>
+          <w:sz w:val="20"/>
+          <w:szCs w:val="20"/>
+        </w:rPr>
+        <w:t xml:space="preserve">and the </w:t>
+      </w:r>
+      <w:r>
+        <w:rPr>
+          <w:b/>
+          <w:bCs/>
+          <w:sz w:val="20"/>
+          <w:szCs w:val="20"/>
+        </w:rPr>
+        <w:t xml:space="preserve">Dynamic </w:t>
+      </w:r>
+      <w:r>
+        <w:rPr>
+          <w:b/>
+          <w:bCs/>
+          <w:sz w:val="20"/>
+          <w:szCs w:val="20"/>
+        </w:rPr>
+        <w:t>E</w:t>
+      </w:r>
+      <w:r>
+        <w:rPr>
+          <w:b/>
+          <w:bCs/>
+          <w:sz w:val="20"/>
+          <w:szCs w:val="20"/>
+        </w:rPr>
+        <w:t xml:space="preserve">lectric </w:t>
+      </w:r>
+      <w:r>
+        <w:rPr>
+          <w:b/>
+          <w:bCs/>
+          <w:sz w:val="20"/>
+          <w:szCs w:val="20"/>
+        </w:rPr>
+        <w:t>A</w:t>
+      </w:r>
+      <w:r>
+        <w:rPr>
+          <w:b/>
+          <w:bCs/>
+          <w:sz w:val="20"/>
+          <w:szCs w:val="20"/>
+        </w:rPr>
+        <w:t xml:space="preserve">utonomous </w:t>
+      </w:r>
+      <w:r>
+        <w:rPr>
+          <w:b/>
+          <w:bCs/>
+          <w:sz w:val="20"/>
+          <w:szCs w:val="20"/>
+        </w:rPr>
+        <w:t>D</w:t>
+      </w:r>
+      <w:r>
+        <w:rPr>
+          <w:b/>
+          <w:bCs/>
+          <w:sz w:val="20"/>
+          <w:szCs w:val="20"/>
+        </w:rPr>
+        <w:t>ial-</w:t>
+      </w:r>
+      <w:r>
+        <w:rPr>
+          <w:rFonts w:ascii="Cambria" w:hAnsi="Cambria"/>
+          <w:b/>
+          <w:bCs/>
+          <w:sz w:val="20"/>
+          <w:szCs w:val="20"/>
+        </w:rPr>
+        <w:t>a</w:t>
+      </w:r>
+      <w:r>
+        <w:rPr>
+          <w:b/>
+          <w:bCs/>
+          <w:sz w:val="20"/>
+          <w:szCs w:val="20"/>
+        </w:rPr>
+        <w:t>-</w:t>
+      </w:r>
+      <w:r>
+        <w:rPr>
+          <w:b/>
+          <w:bCs/>
+          <w:sz w:val="20"/>
+          <w:szCs w:val="20"/>
+        </w:rPr>
+        <w:t>R</w:t>
+      </w:r>
+      <w:r>
+        <w:rPr>
+          <w:b/>
+          <w:bCs/>
+          <w:sz w:val="20"/>
+          <w:szCs w:val="20"/>
+        </w:rPr>
+        <w:t xml:space="preserve">ide </w:t>
+      </w:r>
+      <w:r>
+        <w:rPr>
+          <w:b/>
+          <w:bCs/>
+          <w:sz w:val="20"/>
+          <w:szCs w:val="20"/>
+        </w:rPr>
+        <w:t>P</w:t>
+      </w:r>
+      <w:r>
+        <w:rPr>
+          <w:b/>
+          <w:bCs/>
+          <w:sz w:val="20"/>
+          <w:szCs w:val="20"/>
+        </w:rPr>
+        <w:t>roblem</w:t>
+      </w:r>
+      <w:r>
+        <w:rPr>
+          <w:sz w:val="20"/>
+          <w:szCs w:val="20"/>
+        </w:rPr>
+        <w:t xml:space="preserve"> (</w:t>
+      </w:r>
+      <w:proofErr w:type="spellStart"/>
+      <w:r>
+        <w:rPr>
+          <w:sz w:val="20"/>
+          <w:szCs w:val="20"/>
+        </w:rPr>
+        <w:t>Dyn</w:t>
+      </w:r>
+      <w:r>
+        <w:rPr>
+          <w:sz w:val="20"/>
+          <w:szCs w:val="20"/>
+        </w:rPr>
+        <w:t>EADARP</w:t>
+      </w:r>
+      <w:proofErr w:type="spellEnd"/>
+      <w:r>
+        <w:rPr>
+          <w:sz w:val="20"/>
+          <w:szCs w:val="20"/>
+        </w:rPr>
+        <w:t>).</w:t>
       </w:r>
     </w:p>
     <w:p>
@@ -105,39 +1721,133 @@
           <w:sz w:val="20"/>
           <w:szCs w:val="20"/>
         </w:rPr>
-        <w:t>The central challenge is not merely to find a feasible solution, but to discover high-quality, diverse, and robust search trajectories in very large combinatorial spaces. This is precisely where machine learning and generative AI can be strategically valuable. Data-driven models can identify structural patterns, approximate promising regions of the search space, and support decisions such as which vertices to include</w:t>
-      </w:r>
-      <w:r>
-        <w:rPr>
-          <w:sz w:val="20"/>
-          <w:szCs w:val="20"/>
-        </w:rPr>
-        <w:t xml:space="preserve"> in a solution</w:t>
-      </w:r>
-      <w:r>
-        <w:rPr>
-          <w:sz w:val="20"/>
-          <w:szCs w:val="20"/>
-        </w:rPr>
-        <w:t>, which parts of a solution to destroy</w:t>
-      </w:r>
-      <w:r>
-        <w:rPr>
-          <w:sz w:val="20"/>
-          <w:szCs w:val="20"/>
-        </w:rPr>
-        <w:t xml:space="preserve"> in Large Neighborhood Search</w:t>
-      </w:r>
-      <w:r>
-        <w:rPr>
-          <w:sz w:val="20"/>
-          <w:szCs w:val="20"/>
-        </w:rPr>
-        <w:t>, which components to merge, and how to control the search process adaptively. Recent work in learning-enhanced combinatorial optimization has shown that machine learning can support branching, solution construction, component selection, search-space reduction, and adaptive heuristic control (Bengio et al., 2021; Mandi et al., 2024; Reixach and Blum, 2024; Reixach and Blum, 2026).</w:t>
+        <w:t xml:space="preserve">The project is designed as a genuinely bilateral initiative in which the two partner teams contribute complementary methodological and application expertise. The Austrian partner will primarily </w:t>
+      </w:r>
+      <w:r>
+        <w:rPr>
+          <w:sz w:val="20"/>
+          <w:szCs w:val="20"/>
+        </w:rPr>
+        <w:t>pro</w:t>
+      </w:r>
+      <w:r>
+        <w:rPr>
+          <w:sz w:val="20"/>
+          <w:szCs w:val="20"/>
+        </w:rPr>
+        <w:t>v</w:t>
+      </w:r>
+      <w:r>
+        <w:rPr>
+          <w:sz w:val="20"/>
+          <w:szCs w:val="20"/>
+        </w:rPr>
+        <w:t>ide</w:t>
+      </w:r>
+      <w:r>
+        <w:rPr>
+          <w:sz w:val="20"/>
+          <w:szCs w:val="20"/>
+        </w:rPr>
+        <w:t xml:space="preserve"> expertise in LNS, </w:t>
+      </w:r>
+      <w:r>
+        <w:rPr>
+          <w:sz w:val="20"/>
+          <w:szCs w:val="20"/>
+        </w:rPr>
+        <w:t>denoising</w:t>
+      </w:r>
+      <w:r>
+        <w:rPr>
+          <w:sz w:val="20"/>
+          <w:szCs w:val="20"/>
+        </w:rPr>
+        <w:t xml:space="preserve"> diffusion</w:t>
+      </w:r>
+      <w:r>
+        <w:rPr>
+          <w:sz w:val="20"/>
+          <w:szCs w:val="20"/>
+        </w:rPr>
+        <w:t xml:space="preserve"> on graphs</w:t>
+      </w:r>
+      <w:r>
+        <w:rPr>
+          <w:sz w:val="20"/>
+          <w:szCs w:val="20"/>
+        </w:rPr>
+        <w:t>,</w:t>
+      </w:r>
+      <w:r>
+        <w:rPr>
+          <w:sz w:val="20"/>
+          <w:szCs w:val="20"/>
+        </w:rPr>
+        <w:t xml:space="preserve"> and </w:t>
+      </w:r>
+      <w:proofErr w:type="spellStart"/>
+      <w:r>
+        <w:rPr>
+          <w:sz w:val="20"/>
+          <w:szCs w:val="20"/>
+        </w:rPr>
+        <w:t>GFlowNet</w:t>
+      </w:r>
+      <w:proofErr w:type="spellEnd"/>
+      <w:r>
+        <w:rPr>
+          <w:sz w:val="20"/>
+          <w:szCs w:val="20"/>
+        </w:rPr>
+        <w:t>-based search</w:t>
+      </w:r>
+      <w:r>
+        <w:rPr>
+          <w:sz w:val="20"/>
+          <w:szCs w:val="20"/>
+        </w:rPr>
+        <w:t xml:space="preserve"> as well as in</w:t>
+      </w:r>
+      <w:r>
+        <w:rPr>
+          <w:sz w:val="20"/>
+          <w:szCs w:val="20"/>
+        </w:rPr>
+        <w:t xml:space="preserve"> </w:t>
+      </w:r>
+      <w:r>
+        <w:rPr>
+          <w:sz w:val="20"/>
+          <w:szCs w:val="20"/>
+        </w:rPr>
+        <w:t>vehicle</w:t>
+      </w:r>
+      <w:r>
+        <w:rPr>
+          <w:sz w:val="20"/>
+          <w:szCs w:val="20"/>
+        </w:rPr>
+        <w:t xml:space="preserve"> routing, while the Bosnia and Herzegovina partner will primarily contribute expertise in CMSA, graph-based combinatorial optimization, mathematical formulations, benchmark design, and learning-assisted component generation</w:t>
+      </w:r>
+      <w:r>
+        <w:rPr>
+          <w:sz w:val="20"/>
+          <w:szCs w:val="20"/>
+        </w:rPr>
+        <w:t>.</w:t>
       </w:r>
     </w:p>
     <w:p>
       <w:pPr>
+        <w:pStyle w:val="berschrift1"/>
+      </w:pPr>
+      <w:r>
+        <w:t>2. State of the art and research gap</w:t>
+      </w:r>
+    </w:p>
+    <w:p>
+      <w:pPr>
         <w:jc w:val="both"/>
         <w:rPr>
           <w:sz w:val="20"/>
@@ -149,164 +1859,1458 @@
           <w:sz w:val="20"/>
           <w:szCs w:val="20"/>
         </w:rPr>
-        <w:t xml:space="preserve">The proposed project builds on these developments and extends them by integrating generative models, including </w:t>
-      </w:r>
-      <w:r>
+        <w:t xml:space="preserve">The field of learning-enhanced optimization has developed rapidly in </w:t>
+      </w:r>
+      <w:r>
+        <w:rPr>
+          <w:rFonts w:ascii="Cambria" w:hAnsi="Cambria"/>
+          <w:sz w:val="20"/>
+          <w:szCs w:val="20"/>
+        </w:rPr>
+        <w:t>recent years</w:t>
+      </w:r>
+      <w:r>
+        <w:rPr>
+          <w:sz w:val="20"/>
+          <w:szCs w:val="20"/>
+        </w:rPr>
+        <w:t xml:space="preserve">. Methodological surveys show that machine learning can support branching, </w:t>
+      </w:r>
+      <w:r>
+        <w:rPr>
+          <w:sz w:val="20"/>
+          <w:szCs w:val="20"/>
+        </w:rPr>
+        <w:t>solution candidate construction,</w:t>
+      </w:r>
+      <w:r>
+        <w:rPr>
+          <w:sz w:val="20"/>
+          <w:szCs w:val="20"/>
+        </w:rPr>
+        <w:t xml:space="preserve"> algorithm configuration, and other decisions within exact and </w:t>
+      </w:r>
+      <w:r>
+        <w:rPr>
+          <w:sz w:val="20"/>
+          <w:szCs w:val="20"/>
+        </w:rPr>
+        <w:t>heuristic</w:t>
+      </w:r>
+      <w:r>
+        <w:rPr>
+          <w:sz w:val="20"/>
+          <w:szCs w:val="20"/>
+        </w:rPr>
+        <w:t xml:space="preserve"> solvers</w:t>
+      </w:r>
+      <w:r>
+        <w:rPr>
+          <w:sz w:val="20"/>
+          <w:szCs w:val="20"/>
+        </w:rPr>
+        <w:t>.</w:t>
+      </w:r>
+      <w:r>
+        <w:rPr>
+          <w:sz w:val="20"/>
+          <w:szCs w:val="20"/>
+        </w:rPr>
+        <w:t xml:space="preserve"> Within metaheuristics, data-driven control has been investigated for neighborhood selection, operator scheduling, solution construction, and search-space reduction. In this context, CMSA and LNS are particularly attractive because their performance depends strongly on how promising partial solutions, components, and destroy sets are created/selected (</w:t>
+      </w:r>
+      <w:proofErr w:type="spellStart"/>
+      <w:r>
+        <w:rPr>
+          <w:sz w:val="20"/>
+          <w:szCs w:val="20"/>
+        </w:rPr>
+        <w:t>Reixach</w:t>
+      </w:r>
+      <w:proofErr w:type="spellEnd"/>
+      <w:r>
+        <w:rPr>
+          <w:sz w:val="20"/>
+          <w:szCs w:val="20"/>
+        </w:rPr>
+        <w:t xml:space="preserve"> and Blum, 2024; </w:t>
+      </w:r>
+      <w:proofErr w:type="spellStart"/>
+      <w:r>
+        <w:rPr>
+          <w:rFonts w:ascii="Cambria" w:hAnsi="Cambria"/>
+          <w:sz w:val="20"/>
+          <w:szCs w:val="20"/>
+        </w:rPr>
+        <w:t>Reixach</w:t>
+      </w:r>
+      <w:proofErr w:type="spellEnd"/>
+      <w:r>
+        <w:rPr>
+          <w:rFonts w:ascii="Cambria" w:hAnsi="Cambria"/>
+          <w:sz w:val="20"/>
+          <w:szCs w:val="20"/>
+        </w:rPr>
+        <w:t xml:space="preserve"> and Blum, 2025; </w:t>
+      </w:r>
+      <w:proofErr w:type="spellStart"/>
+      <w:r>
+        <w:rPr>
+          <w:rFonts w:ascii="Cambria" w:hAnsi="Cambria"/>
+          <w:sz w:val="20"/>
+          <w:szCs w:val="20"/>
+        </w:rPr>
+        <w:t>Bresich</w:t>
+      </w:r>
+      <w:proofErr w:type="spellEnd"/>
+      <w:r>
+        <w:rPr>
+          <w:rFonts w:ascii="Cambria" w:hAnsi="Cambria"/>
+          <w:sz w:val="20"/>
+          <w:szCs w:val="20"/>
+        </w:rPr>
+        <w:t xml:space="preserve"> et al., 2026a)</w:t>
+      </w:r>
+      <w:r>
+        <w:rPr>
+          <w:sz w:val="20"/>
+          <w:szCs w:val="20"/>
+        </w:rPr>
+        <w:t>.</w:t>
+      </w:r>
+    </w:p>
+    <w:p>
+      <w:pPr>
+        <w:jc w:val="both"/>
+        <w:rPr>
+          <w:sz w:val="20"/>
+          <w:szCs w:val="20"/>
+        </w:rPr>
+      </w:pPr>
+      <w:r>
+        <w:rPr>
+          <w:sz w:val="20"/>
+          <w:szCs w:val="20"/>
+        </w:rPr>
+        <w:t xml:space="preserve">Recent advances in generative </w:t>
+      </w:r>
+      <w:r>
+        <w:rPr>
+          <w:sz w:val="20"/>
+          <w:szCs w:val="20"/>
+        </w:rPr>
+        <w:t>artificial intelligence</w:t>
+      </w:r>
+      <w:r>
+        <w:rPr>
+          <w:sz w:val="20"/>
+          <w:szCs w:val="20"/>
+        </w:rPr>
+        <w:t xml:space="preserve"> provide more expressive alternative</w:t>
+      </w:r>
+      <w:r>
+        <w:rPr>
+          <w:sz w:val="20"/>
+          <w:szCs w:val="20"/>
+        </w:rPr>
+        <w:t>s</w:t>
+      </w:r>
+      <w:r>
+        <w:rPr>
+          <w:sz w:val="20"/>
+          <w:szCs w:val="20"/>
+        </w:rPr>
+        <w:t xml:space="preserve"> to </w:t>
+      </w:r>
+      <w:r>
+        <w:rPr>
+          <w:sz w:val="20"/>
+          <w:szCs w:val="20"/>
+        </w:rPr>
+        <w:t>classical machine learning techniques</w:t>
+      </w:r>
+      <w:r>
+        <w:rPr>
+          <w:sz w:val="20"/>
+          <w:szCs w:val="20"/>
+        </w:rPr>
+        <w:t xml:space="preserve">. </w:t>
+      </w:r>
+      <w:proofErr w:type="spellStart"/>
+      <w:r>
+        <w:rPr>
+          <w:sz w:val="20"/>
+          <w:szCs w:val="20"/>
+        </w:rPr>
+        <w:t>GFlowNets</w:t>
+      </w:r>
+      <w:proofErr w:type="spellEnd"/>
+      <w:r>
+        <w:rPr>
+          <w:sz w:val="20"/>
+          <w:szCs w:val="20"/>
+        </w:rPr>
+        <w:t xml:space="preserve"> learn stochastic policies for constructing structured objects with probabilities related to their reward. Unlike </w:t>
+      </w:r>
+      <w:r>
+        <w:rPr>
+          <w:sz w:val="20"/>
+          <w:szCs w:val="20"/>
+        </w:rPr>
+        <w:t>classical reinforcement learning</w:t>
+      </w:r>
+      <w:r>
+        <w:rPr>
+          <w:sz w:val="20"/>
+          <w:szCs w:val="20"/>
+        </w:rPr>
+        <w:t>,</w:t>
+      </w:r>
+      <w:r>
+        <w:rPr>
+          <w:sz w:val="20"/>
+          <w:szCs w:val="20"/>
+        </w:rPr>
+        <w:t xml:space="preserve"> which</w:t>
+      </w:r>
+      <w:r>
+        <w:rPr>
+          <w:sz w:val="20"/>
+          <w:szCs w:val="20"/>
+        </w:rPr>
+        <w:t xml:space="preserve"> aim</w:t>
+      </w:r>
+      <w:r>
+        <w:rPr>
+          <w:sz w:val="20"/>
+          <w:szCs w:val="20"/>
+        </w:rPr>
+        <w:t>s</w:t>
+      </w:r>
+      <w:r>
+        <w:rPr>
+          <w:sz w:val="20"/>
+          <w:szCs w:val="20"/>
+        </w:rPr>
+        <w:t xml:space="preserve"> to </w:t>
+      </w:r>
+      <w:r>
+        <w:rPr>
+          <w:sz w:val="20"/>
+          <w:szCs w:val="20"/>
+        </w:rPr>
+        <w:t xml:space="preserve">learn a policy for constructing a </w:t>
+      </w:r>
+      <w:r>
+        <w:rPr>
+          <w:sz w:val="20"/>
+          <w:szCs w:val="20"/>
+        </w:rPr>
+        <w:t xml:space="preserve">single </w:t>
+      </w:r>
+      <w:r>
+        <w:rPr>
+          <w:sz w:val="20"/>
+          <w:szCs w:val="20"/>
+        </w:rPr>
+        <w:t>structure th</w:t>
+      </w:r>
+      <w:r>
+        <w:rPr>
+          <w:sz w:val="20"/>
+          <w:szCs w:val="20"/>
+        </w:rPr>
+        <w:t>at</w:t>
+      </w:r>
+      <w:r>
+        <w:rPr>
+          <w:sz w:val="20"/>
+          <w:szCs w:val="20"/>
+        </w:rPr>
+        <w:t xml:space="preserve"> </w:t>
+      </w:r>
+      <w:r>
+        <w:rPr>
+          <w:sz w:val="20"/>
+          <w:szCs w:val="20"/>
+        </w:rPr>
+        <w:t>maximiz</w:t>
+      </w:r>
+      <w:r>
+        <w:rPr>
+          <w:sz w:val="20"/>
+          <w:szCs w:val="20"/>
+        </w:rPr>
+        <w:t>es reward</w:t>
+      </w:r>
+      <w:r>
+        <w:rPr>
+          <w:sz w:val="20"/>
+          <w:szCs w:val="20"/>
+        </w:rPr>
+        <w:t xml:space="preserve">, </w:t>
+      </w:r>
+      <w:proofErr w:type="spellStart"/>
+      <w:r>
+        <w:rPr>
+          <w:sz w:val="20"/>
+          <w:szCs w:val="20"/>
+        </w:rPr>
+        <w:t>GFlowNets</w:t>
+      </w:r>
+      <w:proofErr w:type="spellEnd"/>
+      <w:r>
+        <w:rPr>
+          <w:sz w:val="20"/>
+          <w:szCs w:val="20"/>
+        </w:rPr>
+        <w:t xml:space="preserve"> are particularly suited </w:t>
+      </w:r>
+      <w:r>
+        <w:rPr>
+          <w:sz w:val="20"/>
+          <w:szCs w:val="20"/>
+        </w:rPr>
+        <w:t>for</w:t>
+      </w:r>
+      <w:r>
+        <w:rPr>
+          <w:sz w:val="20"/>
+          <w:szCs w:val="20"/>
+        </w:rPr>
+        <w:t xml:space="preserve"> sampling </w:t>
+      </w:r>
+      <w:r>
+        <w:rPr>
+          <w:i/>
+          <w:iCs/>
+          <w:sz w:val="20"/>
+          <w:szCs w:val="20"/>
+        </w:rPr>
+        <w:t>diverse</w:t>
+      </w:r>
+      <w:r>
+        <w:rPr>
+          <w:sz w:val="20"/>
+          <w:szCs w:val="20"/>
+        </w:rPr>
+        <w:t xml:space="preserve"> high-reward structures </w:t>
+      </w:r>
+      <w:r>
+        <w:rPr>
+          <w:sz w:val="20"/>
+          <w:szCs w:val="20"/>
+        </w:rPr>
+        <w:t>(</w:t>
+      </w:r>
+      <w:r>
+        <w:rPr>
+          <w:sz w:val="20"/>
+          <w:szCs w:val="20"/>
+        </w:rPr>
+        <w:t xml:space="preserve">Bengio et al., 2023). This property is highly relevant </w:t>
+      </w:r>
+      <w:r>
+        <w:rPr>
+          <w:sz w:val="20"/>
+          <w:szCs w:val="20"/>
+        </w:rPr>
+        <w:t>for the integration in</w:t>
+      </w:r>
+      <w:r>
+        <w:rPr>
+          <w:sz w:val="20"/>
+          <w:szCs w:val="20"/>
+        </w:rPr>
+        <w:t xml:space="preserve"> CMSA and LNS</w:t>
+      </w:r>
+      <w:r>
+        <w:rPr>
+          <w:sz w:val="20"/>
+          <w:szCs w:val="20"/>
+        </w:rPr>
+        <w:t>:</w:t>
+      </w:r>
+      <w:r>
+        <w:rPr>
+          <w:sz w:val="20"/>
+          <w:szCs w:val="20"/>
+        </w:rPr>
+        <w:t xml:space="preserve"> </w:t>
+      </w:r>
+      <w:r>
+        <w:rPr>
+          <w:sz w:val="20"/>
+          <w:szCs w:val="20"/>
+        </w:rPr>
+        <w:t>Both require not just</w:t>
+      </w:r>
+      <w:r>
+        <w:rPr>
+          <w:sz w:val="20"/>
+          <w:szCs w:val="20"/>
+        </w:rPr>
+        <w:t xml:space="preserve"> </w:t>
+      </w:r>
+      <w:r>
+        <w:rPr>
+          <w:sz w:val="20"/>
+          <w:szCs w:val="20"/>
+        </w:rPr>
+        <w:t>a single strong prediction</w:t>
+      </w:r>
+      <w:r>
+        <w:rPr>
+          <w:sz w:val="20"/>
+          <w:szCs w:val="20"/>
+        </w:rPr>
+        <w:t xml:space="preserve"> but </w:t>
+      </w:r>
+      <w:r>
+        <w:rPr>
+          <w:sz w:val="20"/>
+          <w:szCs w:val="20"/>
+        </w:rPr>
+        <w:t>a multitude of</w:t>
+      </w:r>
+      <w:r>
+        <w:rPr>
+          <w:sz w:val="20"/>
+          <w:szCs w:val="20"/>
+        </w:rPr>
+        <w:t xml:space="preserve"> structurally different promising candidates. </w:t>
+      </w:r>
+      <w:proofErr w:type="spellStart"/>
+      <w:r>
+        <w:rPr>
+          <w:sz w:val="20"/>
+          <w:szCs w:val="20"/>
+        </w:rPr>
+        <w:t>GFlowNets</w:t>
+      </w:r>
+      <w:proofErr w:type="spellEnd"/>
+      <w:r>
+        <w:rPr>
+          <w:sz w:val="20"/>
+          <w:szCs w:val="20"/>
+        </w:rPr>
+        <w:t xml:space="preserve"> are therefore natural tools for generating diverse candidate subsets, partial solutions, and destroy sets in graph-based optimization (</w:t>
+      </w:r>
+      <w:proofErr w:type="spellStart"/>
+      <w:r>
+        <w:rPr>
+          <w:sz w:val="20"/>
+          <w:szCs w:val="20"/>
+        </w:rPr>
+        <w:t>Bresich</w:t>
+      </w:r>
+      <w:proofErr w:type="spellEnd"/>
+      <w:r>
+        <w:rPr>
+          <w:sz w:val="20"/>
+          <w:szCs w:val="20"/>
+        </w:rPr>
+        <w:t xml:space="preserve"> et al., 2026a).</w:t>
+      </w:r>
+    </w:p>
+    <w:p>
+      <w:pPr>
+        <w:jc w:val="both"/>
+        <w:rPr>
+          <w:sz w:val="20"/>
+          <w:szCs w:val="20"/>
+        </w:rPr>
+      </w:pPr>
+      <w:r>
+        <w:rPr>
+          <w:sz w:val="20"/>
+          <w:szCs w:val="20"/>
+        </w:rPr>
+        <w:t xml:space="preserve">Denoising diffusion models, well known for their impressive results in image and video generation, </w:t>
+      </w:r>
+      <w:r>
+        <w:rPr>
+          <w:sz w:val="20"/>
+          <w:szCs w:val="20"/>
+        </w:rPr>
+        <w:t xml:space="preserve">also </w:t>
+      </w:r>
+      <w:r>
+        <w:rPr>
+          <w:sz w:val="20"/>
+          <w:szCs w:val="20"/>
+        </w:rPr>
+        <w:t>have been adapted to combinatorial optimization (</w:t>
+      </w:r>
+      <w:r>
+        <w:rPr>
+          <w:sz w:val="20"/>
+          <w:szCs w:val="20"/>
+        </w:rPr>
+        <w:t xml:space="preserve">Sun and Yang, </w:t>
+      </w:r>
+      <w:r>
+        <w:rPr>
+          <w:rFonts w:ascii="Cambria" w:hAnsi="Cambria"/>
+          <w:sz w:val="20"/>
+          <w:szCs w:val="20"/>
+        </w:rPr>
+        <w:t>2023</w:t>
+      </w:r>
+      <w:r>
+        <w:rPr>
+          <w:sz w:val="20"/>
+          <w:szCs w:val="20"/>
+        </w:rPr>
+        <w:t>)</w:t>
+      </w:r>
+      <w:r>
+        <w:rPr>
+          <w:sz w:val="20"/>
+          <w:szCs w:val="20"/>
+        </w:rPr>
+        <w:t>. Discrete and graph-based diffusion approaches progressively transform noisy structures into high-quality candidate solutions and can be combined with classical search to improve exploration and diversification. Recent work has demonstrated the potential of diffusion-based evolutionary and adaptive search for hard graph problems, including the M</w:t>
+      </w:r>
+      <w:r>
+        <w:rPr>
+          <w:sz w:val="20"/>
+          <w:szCs w:val="20"/>
+        </w:rPr>
+        <w:t>IS</w:t>
+      </w:r>
+      <w:r>
+        <w:rPr>
+          <w:sz w:val="20"/>
+          <w:szCs w:val="20"/>
+        </w:rPr>
+        <w:t xml:space="preserve"> and a generalization of the domination problem (</w:t>
+      </w:r>
+      <w:proofErr w:type="spellStart"/>
+      <w:r>
+        <w:rPr>
+          <w:sz w:val="20"/>
+          <w:szCs w:val="20"/>
+        </w:rPr>
+        <w:t>Salvà</w:t>
+      </w:r>
+      <w:proofErr w:type="spellEnd"/>
+      <w:r>
+        <w:rPr>
+          <w:sz w:val="20"/>
+          <w:szCs w:val="20"/>
+        </w:rPr>
+        <w:t xml:space="preserve"> Soler and Raidl, 2026; Wustinger et al., 2026). </w:t>
+      </w:r>
+      <w:r>
+        <w:rPr>
+          <w:sz w:val="20"/>
+          <w:szCs w:val="20"/>
+        </w:rPr>
+        <w:t xml:space="preserve">Similarly to </w:t>
+      </w:r>
+      <w:proofErr w:type="spellStart"/>
+      <w:r>
+        <w:rPr>
+          <w:sz w:val="20"/>
+          <w:szCs w:val="20"/>
+        </w:rPr>
+        <w:t>GFlowNets</w:t>
+      </w:r>
+      <w:proofErr w:type="spellEnd"/>
+      <w:r>
+        <w:rPr>
+          <w:sz w:val="20"/>
+          <w:szCs w:val="20"/>
+        </w:rPr>
+        <w:t xml:space="preserve">, diffusion approaches </w:t>
+      </w:r>
+      <w:proofErr w:type="gramStart"/>
+      <w:r>
+        <w:rPr>
+          <w:sz w:val="20"/>
+          <w:szCs w:val="20"/>
+        </w:rPr>
+        <w:t>are able to</w:t>
+      </w:r>
+      <w:proofErr w:type="gramEnd"/>
+      <w:r>
+        <w:rPr>
+          <w:sz w:val="20"/>
+          <w:szCs w:val="20"/>
+        </w:rPr>
+        <w:t xml:space="preserve"> create large sets of diversified promising candidate structures.</w:t>
+      </w:r>
+    </w:p>
+    <w:p>
+      <w:pPr>
+        <w:jc w:val="both"/>
+        <w:rPr>
+          <w:rFonts w:ascii="Cambria" w:hAnsi="Cambria"/>
+          <w:sz w:val="20"/>
+          <w:szCs w:val="20"/>
+        </w:rPr>
+      </w:pPr>
+      <w:r>
+        <w:rPr>
+          <w:rFonts w:ascii="Cambria" w:hAnsi="Cambria"/>
+          <w:sz w:val="20"/>
+          <w:szCs w:val="20"/>
+        </w:rPr>
+        <w:t>L</w:t>
+      </w:r>
+      <w:r>
+        <w:rPr>
+          <w:rFonts w:ascii="Cambria" w:hAnsi="Cambria"/>
+          <w:sz w:val="20"/>
+          <w:szCs w:val="20"/>
+        </w:rPr>
+        <w:t>LMs</w:t>
+      </w:r>
+      <w:r>
+        <w:rPr>
+          <w:rFonts w:ascii="Cambria" w:hAnsi="Cambria"/>
+          <w:sz w:val="20"/>
+          <w:szCs w:val="20"/>
+        </w:rPr>
+        <w:t xml:space="preserve"> have recently emerged as a conceptually different tool for combinatorial optimization. Using LLMs directly as optimizers (Yang et al., 2023) works only for small instances. More promising is their use as </w:t>
+      </w:r>
+      <w:r>
+        <w:rPr>
+          <w:rFonts w:ascii="Cambria" w:hAnsi="Cambria"/>
+          <w:sz w:val="20"/>
+          <w:szCs w:val="20"/>
+        </w:rPr>
+        <w:lastRenderedPageBreak/>
+        <w:t xml:space="preserve">generators of heuristic code within an evolutionary loop: </w:t>
+      </w:r>
+      <w:proofErr w:type="spellStart"/>
+      <w:r>
+        <w:rPr>
+          <w:rFonts w:ascii="Cambria" w:hAnsi="Cambria"/>
+          <w:sz w:val="20"/>
+          <w:szCs w:val="20"/>
+        </w:rPr>
+        <w:t>FunSearch</w:t>
+      </w:r>
+      <w:proofErr w:type="spellEnd"/>
+      <w:r>
+        <w:rPr>
+          <w:rFonts w:ascii="Cambria" w:hAnsi="Cambria"/>
+          <w:sz w:val="20"/>
+          <w:szCs w:val="20"/>
+        </w:rPr>
+        <w:t xml:space="preserve"> (Romera-Paredes et al., 2024) found new cap set constructions and improved online bin packing heuristics, Evolution of Heuristics (Liu et al., 2024) and </w:t>
+      </w:r>
+      <w:proofErr w:type="spellStart"/>
+      <w:r>
+        <w:rPr>
+          <w:rFonts w:ascii="Cambria" w:hAnsi="Cambria"/>
+          <w:sz w:val="20"/>
+          <w:szCs w:val="20"/>
+        </w:rPr>
+        <w:t>ReEvo</w:t>
+      </w:r>
+      <w:proofErr w:type="spellEnd"/>
+      <w:r>
+        <w:rPr>
+          <w:rFonts w:ascii="Cambria" w:hAnsi="Cambria"/>
+          <w:sz w:val="20"/>
+          <w:szCs w:val="20"/>
+        </w:rPr>
+        <w:t xml:space="preserve"> (Ye et al., 2024) automatically designed heuristics and metaheuristic components for routing, scheduling, and packing problems, and </w:t>
+      </w:r>
+      <w:proofErr w:type="spellStart"/>
+      <w:r>
+        <w:rPr>
+          <w:rFonts w:ascii="Cambria" w:hAnsi="Cambria"/>
+          <w:sz w:val="20"/>
+          <w:szCs w:val="20"/>
+        </w:rPr>
+        <w:t>AlphaEvolve</w:t>
+      </w:r>
+      <w:proofErr w:type="spellEnd"/>
+      <w:r>
+        <w:rPr>
+          <w:rFonts w:ascii="Cambria" w:hAnsi="Cambria"/>
+          <w:sz w:val="20"/>
+          <w:szCs w:val="20"/>
+        </w:rPr>
+        <w:t xml:space="preserve"> (Novikov et al., 2025) improved best</w:t>
+      </w:r>
+      <w:r>
+        <w:rPr>
+          <w:rFonts w:ascii="Cambria" w:hAnsi="Cambria"/>
+          <w:sz w:val="20"/>
+          <w:szCs w:val="20"/>
+        </w:rPr>
+        <w:t>-</w:t>
+      </w:r>
+      <w:r>
+        <w:rPr>
+          <w:rFonts w:ascii="Cambria" w:hAnsi="Cambria"/>
+          <w:sz w:val="20"/>
+          <w:szCs w:val="20"/>
+        </w:rPr>
+        <w:t>known results for several mathematical and algorithmic problems. Here, the LLM generates candidate heuristics offline, which are then evaluated and selected automatically. Most of this work, however, targets comparatively simple heuristics; generating specialized components for hybrid metaheuristics such as LNS and CMSA has hardly been investigated.</w:t>
+      </w:r>
+    </w:p>
+    <w:p>
+      <w:pPr>
+        <w:jc w:val="both"/>
+      </w:pPr>
+      <w:r>
+        <w:rPr>
+          <w:sz w:val="20"/>
+          <w:szCs w:val="20"/>
+        </w:rPr>
+        <w:t xml:space="preserve">Despite </w:t>
+      </w:r>
+      <w:r>
+        <w:rPr>
+          <w:sz w:val="20"/>
+          <w:szCs w:val="20"/>
+        </w:rPr>
+        <w:t>many recent</w:t>
+      </w:r>
+      <w:r>
+        <w:rPr>
+          <w:sz w:val="20"/>
+          <w:szCs w:val="20"/>
+        </w:rPr>
+        <w:t xml:space="preserve"> advances, important </w:t>
+      </w:r>
+      <w:r>
+        <w:rPr>
+          <w:sz w:val="20"/>
+          <w:szCs w:val="20"/>
+        </w:rPr>
+        <w:t xml:space="preserve">more general </w:t>
+      </w:r>
+      <w:r>
+        <w:rPr>
+          <w:sz w:val="20"/>
+          <w:szCs w:val="20"/>
+        </w:rPr>
+        <w:t xml:space="preserve">methodological questions remain open. Existing approaches typically focus on individual interactions between machine learning and optimization, such as branching, construction, neighborhood selection, destroy-set generation, or search-space reduction. The systematic integration of several learned decisions within modular hybrid metaheuristics remains </w:t>
+      </w:r>
+      <w:r>
+        <w:rPr>
+          <w:sz w:val="20"/>
+          <w:szCs w:val="20"/>
+        </w:rPr>
+        <w:t>relatively</w:t>
+      </w:r>
+      <w:r>
+        <w:rPr>
+          <w:sz w:val="20"/>
+          <w:szCs w:val="20"/>
+        </w:rPr>
+        <w:t xml:space="preserve"> underexplored.</w:t>
+      </w:r>
+    </w:p>
+    <w:p>
+      <w:pPr>
+        <w:pStyle w:val="berschrift1"/>
+      </w:pPr>
+      <w:r>
+        <w:t>3. Scientific objectives</w:t>
+      </w:r>
+    </w:p>
+    <w:p>
+      <w:pPr>
+        <w:jc w:val="both"/>
+        <w:rPr>
+          <w:sz w:val="20"/>
+          <w:szCs w:val="20"/>
+        </w:rPr>
+      </w:pPr>
+      <w:r>
+        <w:rPr>
+          <w:sz w:val="20"/>
+          <w:szCs w:val="20"/>
+        </w:rPr>
+        <w:t>The project pursues the following objectives:</w:t>
+      </w:r>
+    </w:p>
+    <w:p>
+      <w:pPr>
+        <w:spacing w:after="0"/>
+        <w:jc w:val="both"/>
+        <w:rPr>
+          <w:sz w:val="20"/>
+          <w:szCs w:val="20"/>
+        </w:rPr>
+      </w:pPr>
+      <w:r>
+        <w:rPr>
+          <w:sz w:val="20"/>
+          <w:szCs w:val="20"/>
+        </w:rPr>
+        <w:t>(</w:t>
+      </w:r>
+      <w:proofErr w:type="spellStart"/>
+      <w:r>
+        <w:rPr>
+          <w:sz w:val="20"/>
+          <w:szCs w:val="20"/>
+        </w:rPr>
+        <w:t>i</w:t>
+      </w:r>
+      <w:proofErr w:type="spellEnd"/>
+      <w:r>
+        <w:rPr>
+          <w:sz w:val="20"/>
+          <w:szCs w:val="20"/>
+        </w:rPr>
+        <w:t>) To de</w:t>
+      </w:r>
+      <w:r>
+        <w:rPr>
+          <w:sz w:val="20"/>
+          <w:szCs w:val="20"/>
+        </w:rPr>
+        <w:t>velop</w:t>
+      </w:r>
+      <w:r>
+        <w:rPr>
+          <w:sz w:val="20"/>
+          <w:szCs w:val="20"/>
+        </w:rPr>
+        <w:t xml:space="preserve"> graph-aware </w:t>
+      </w:r>
+      <w:r>
+        <w:rPr>
+          <w:sz w:val="20"/>
+          <w:szCs w:val="20"/>
+        </w:rPr>
+        <w:t xml:space="preserve">DDM and </w:t>
+      </w:r>
+      <w:proofErr w:type="spellStart"/>
+      <w:r>
+        <w:rPr>
+          <w:sz w:val="20"/>
+          <w:szCs w:val="20"/>
+        </w:rPr>
+        <w:t>GFlowNet</w:t>
+      </w:r>
+      <w:proofErr w:type="spellEnd"/>
+      <w:r>
+        <w:rPr>
+          <w:sz w:val="20"/>
+          <w:szCs w:val="20"/>
+        </w:rPr>
+        <w:t xml:space="preserve">-based </w:t>
+      </w:r>
+      <w:r>
+        <w:rPr>
+          <w:sz w:val="20"/>
+          <w:szCs w:val="20"/>
+        </w:rPr>
+        <w:t xml:space="preserve">learning mechanisms for </w:t>
+      </w:r>
+      <w:r>
+        <w:rPr>
+          <w:sz w:val="20"/>
+          <w:szCs w:val="20"/>
+        </w:rPr>
+        <w:t>diversified candidate solution creation in CMSA, de</w:t>
+      </w:r>
+      <w:r>
+        <w:rPr>
+          <w:sz w:val="20"/>
+          <w:szCs w:val="20"/>
+        </w:rPr>
+        <w:t>stroy-set generation</w:t>
+      </w:r>
+      <w:r>
+        <w:rPr>
+          <w:sz w:val="20"/>
+          <w:szCs w:val="20"/>
+        </w:rPr>
+        <w:t xml:space="preserve"> </w:t>
+      </w:r>
+      <w:r>
+        <w:rPr>
+          <w:sz w:val="20"/>
+          <w:szCs w:val="20"/>
+        </w:rPr>
+        <w:t xml:space="preserve">and solution augmentation </w:t>
+      </w:r>
+      <w:r>
+        <w:rPr>
+          <w:sz w:val="20"/>
+          <w:szCs w:val="20"/>
+        </w:rPr>
+        <w:t>in LNS</w:t>
+      </w:r>
+      <w:r>
+        <w:rPr>
+          <w:sz w:val="20"/>
+          <w:szCs w:val="20"/>
+        </w:rPr>
+        <w:t>, targeted towards</w:t>
+      </w:r>
+      <w:r>
+        <w:rPr>
+          <w:sz w:val="20"/>
+          <w:szCs w:val="20"/>
+        </w:rPr>
+        <w:t xml:space="preserve"> </w:t>
+      </w:r>
+      <w:r>
+        <w:rPr>
+          <w:sz w:val="20"/>
+          <w:szCs w:val="20"/>
+        </w:rPr>
+        <w:t>the selected</w:t>
+      </w:r>
+      <w:r>
+        <w:rPr>
+          <w:sz w:val="20"/>
+          <w:szCs w:val="20"/>
+        </w:rPr>
+        <w:t xml:space="preserve"> classes of graph problems.</w:t>
+      </w:r>
+    </w:p>
+    <w:p>
+      <w:pPr>
+        <w:spacing w:after="0"/>
+        <w:jc w:val="both"/>
+        <w:rPr>
+          <w:sz w:val="20"/>
+          <w:szCs w:val="20"/>
+        </w:rPr>
+      </w:pPr>
+      <w:r>
+        <w:rPr>
+          <w:sz w:val="20"/>
+          <w:szCs w:val="20"/>
+        </w:rPr>
+        <w:t>(ii) To investigate the hybridization of LNS and CMSA as well as CG in a joint framework</w:t>
+      </w:r>
+      <w:r>
+        <w:rPr>
+          <w:sz w:val="20"/>
+          <w:szCs w:val="20"/>
+        </w:rPr>
+        <w:t>,</w:t>
+      </w:r>
+      <w:r>
+        <w:rPr>
+          <w:sz w:val="20"/>
+          <w:szCs w:val="20"/>
+        </w:rPr>
+        <w:t xml:space="preserve"> benefit</w:t>
+      </w:r>
+      <w:r>
+        <w:rPr>
+          <w:sz w:val="20"/>
+          <w:szCs w:val="20"/>
+        </w:rPr>
+        <w:t>ing</w:t>
+      </w:r>
+      <w:r>
+        <w:rPr>
+          <w:sz w:val="20"/>
+          <w:szCs w:val="20"/>
+        </w:rPr>
+        <w:t xml:space="preserve"> from synergy.</w:t>
+      </w:r>
+    </w:p>
+    <w:p>
+      <w:pPr>
+        <w:spacing w:after="0"/>
+        <w:jc w:val="both"/>
+        <w:rPr>
+          <w:sz w:val="20"/>
+          <w:szCs w:val="20"/>
+        </w:rPr>
+      </w:pPr>
+      <w:r>
+        <w:rPr>
+          <w:sz w:val="20"/>
+          <w:szCs w:val="20"/>
+        </w:rPr>
+        <w:t>(i</w:t>
+      </w:r>
+      <w:r>
+        <w:rPr>
+          <w:sz w:val="20"/>
+          <w:szCs w:val="20"/>
+        </w:rPr>
+        <w:t>i</w:t>
+      </w:r>
+      <w:r>
+        <w:rPr>
+          <w:sz w:val="20"/>
+          <w:szCs w:val="20"/>
+        </w:rPr>
+        <w:t>i</w:t>
+      </w:r>
+      <w:r>
+        <w:rPr>
+          <w:sz w:val="20"/>
+          <w:szCs w:val="20"/>
+        </w:rPr>
+        <w:t>) To investigate the use of LLMs as generators of lower-level heuristics, scoring functions, and search-control rules that can be tested and integrated within a reproducible algorithmic framework.</w:t>
+      </w:r>
+    </w:p>
+    <w:p>
+      <w:pPr>
+        <w:jc w:val="both"/>
+        <w:rPr>
+          <w:sz w:val="20"/>
+          <w:szCs w:val="20"/>
+        </w:rPr>
+      </w:pPr>
+      <w:r>
+        <w:rPr>
+          <w:sz w:val="20"/>
+          <w:szCs w:val="20"/>
+        </w:rPr>
+        <w:t>(</w:t>
+      </w:r>
+      <w:r>
+        <w:rPr>
+          <w:sz w:val="20"/>
+          <w:szCs w:val="20"/>
+        </w:rPr>
+        <w:t>i</w:t>
+      </w:r>
+      <w:r>
+        <w:rPr>
+          <w:sz w:val="20"/>
+          <w:szCs w:val="20"/>
+        </w:rPr>
+        <w:t>v</w:t>
+      </w:r>
+      <w:r>
+        <w:rPr>
+          <w:sz w:val="20"/>
+          <w:szCs w:val="20"/>
+        </w:rPr>
+        <w:t xml:space="preserve">) To validate these methods on benchmark graph problems including the </w:t>
+      </w:r>
+      <w:r>
+        <w:rPr>
+          <w:sz w:val="20"/>
+          <w:szCs w:val="20"/>
+        </w:rPr>
+        <w:t>classical MIS</w:t>
+      </w:r>
+      <w:r>
+        <w:rPr>
+          <w:sz w:val="20"/>
+          <w:szCs w:val="20"/>
+        </w:rPr>
+        <w:t xml:space="preserve">, </w:t>
+      </w:r>
+      <w:proofErr w:type="spellStart"/>
+      <w:r>
+        <w:rPr>
+          <w:sz w:val="20"/>
+          <w:szCs w:val="20"/>
+        </w:rPr>
+        <w:t>MaxCut</w:t>
+      </w:r>
+      <w:proofErr w:type="spellEnd"/>
+      <w:r>
+        <w:rPr>
+          <w:sz w:val="20"/>
+          <w:szCs w:val="20"/>
+        </w:rPr>
+        <w:t xml:space="preserve">, </w:t>
+      </w:r>
+      <w:r>
+        <w:rPr>
+          <w:sz w:val="20"/>
+          <w:szCs w:val="20"/>
+        </w:rPr>
+        <w:t>and</w:t>
+      </w:r>
+      <w:r>
+        <w:rPr>
+          <w:sz w:val="20"/>
+          <w:szCs w:val="20"/>
+        </w:rPr>
+        <w:t xml:space="preserve"> </w:t>
+      </w:r>
+      <w:r>
+        <w:rPr>
+          <w:sz w:val="20"/>
+          <w:szCs w:val="20"/>
+        </w:rPr>
+        <w:t>dense</w:t>
+      </w:r>
+      <w:r>
+        <w:rPr>
+          <w:sz w:val="20"/>
+          <w:szCs w:val="20"/>
+        </w:rPr>
+        <w:t>st</w:t>
+      </w:r>
+      <w:r>
+        <w:rPr>
+          <w:sz w:val="20"/>
+          <w:szCs w:val="20"/>
+        </w:rPr>
+        <w:t xml:space="preserve"> k-subgraph problems</w:t>
+      </w:r>
+      <w:r>
+        <w:rPr>
+          <w:sz w:val="20"/>
+          <w:szCs w:val="20"/>
+        </w:rPr>
+        <w:t xml:space="preserve"> as well as the </w:t>
+      </w:r>
+      <w:r>
+        <w:rPr>
+          <w:sz w:val="20"/>
+          <w:szCs w:val="20"/>
+        </w:rPr>
+        <w:t xml:space="preserve">structurally </w:t>
+      </w:r>
+      <w:r>
+        <w:rPr>
+          <w:sz w:val="20"/>
+          <w:szCs w:val="20"/>
+        </w:rPr>
+        <w:t xml:space="preserve">more </w:t>
+      </w:r>
+      <w:r>
+        <w:rPr>
+          <w:sz w:val="20"/>
+          <w:szCs w:val="20"/>
+        </w:rPr>
+        <w:t>demanding</w:t>
+      </w:r>
+      <w:r>
+        <w:rPr>
+          <w:sz w:val="20"/>
+          <w:szCs w:val="20"/>
+        </w:rPr>
+        <w:t xml:space="preserve"> </w:t>
+      </w:r>
+      <w:r>
+        <w:rPr>
+          <w:sz w:val="20"/>
+          <w:szCs w:val="20"/>
+        </w:rPr>
+        <w:t xml:space="preserve">MCS </w:t>
+      </w:r>
+      <w:r>
+        <w:rPr>
+          <w:sz w:val="20"/>
+          <w:szCs w:val="20"/>
+        </w:rPr>
+        <w:t xml:space="preserve">and </w:t>
+      </w:r>
+      <w:r>
+        <w:rPr>
+          <w:sz w:val="20"/>
+          <w:szCs w:val="20"/>
+        </w:rPr>
+        <w:t>the</w:t>
+      </w:r>
+      <w:r>
+        <w:rPr>
+          <w:sz w:val="20"/>
+          <w:szCs w:val="20"/>
+        </w:rPr>
+        <w:t xml:space="preserve"> </w:t>
+      </w:r>
+      <w:proofErr w:type="spellStart"/>
+      <w:r>
+        <w:rPr>
+          <w:sz w:val="20"/>
+          <w:szCs w:val="20"/>
+        </w:rPr>
+        <w:t>Dyn</w:t>
+      </w:r>
+      <w:r>
+        <w:rPr>
+          <w:sz w:val="20"/>
+          <w:szCs w:val="20"/>
+        </w:rPr>
+        <w:t>EADARP</w:t>
+      </w:r>
+      <w:proofErr w:type="spellEnd"/>
+      <w:r>
+        <w:rPr>
+          <w:sz w:val="20"/>
+          <w:szCs w:val="20"/>
+        </w:rPr>
+        <w:t>.</w:t>
+      </w:r>
+    </w:p>
+    <w:p>
+      <w:pPr>
+        <w:jc w:val="both"/>
+        <w:rPr>
+          <w:sz w:val="20"/>
+          <w:szCs w:val="20"/>
+        </w:rPr>
+      </w:pPr>
+      <w:r>
+        <w:rPr>
+          <w:i/>
+          <w:iCs/>
+          <w:sz w:val="20"/>
+          <w:szCs w:val="20"/>
+          <w:u w:val="single"/>
+        </w:rPr>
+        <w:t>The overall goal is to create a hybrid algorithmic pipeline that fuses the robustness of exact subroutines and metaheuristics with the expressiveness and generalization power of modern generative</w:t>
+      </w:r>
+      <w:r>
+        <w:rPr>
+          <w:i/>
+          <w:iCs/>
+          <w:sz w:val="20"/>
+          <w:szCs w:val="20"/>
+          <w:u w:val="single"/>
+        </w:rPr>
+        <w:t>,</w:t>
+      </w:r>
+      <w:r>
+        <w:rPr>
+          <w:i/>
+          <w:iCs/>
+          <w:sz w:val="20"/>
+          <w:szCs w:val="20"/>
+          <w:u w:val="single"/>
+        </w:rPr>
+        <w:t xml:space="preserve"> neural techniques.</w:t>
+      </w:r>
+    </w:p>
+    <w:p>
+      <w:pPr>
+        <w:pStyle w:val="berschrift1"/>
+      </w:pPr>
+      <w:r>
+        <w:t>4. Proposed methodology and work packages</w:t>
+      </w:r>
+    </w:p>
+    <w:p>
+      <w:pPr>
+        <w:jc w:val="both"/>
+        <w:rPr>
+          <w:sz w:val="20"/>
+          <w:szCs w:val="20"/>
+        </w:rPr>
+      </w:pPr>
+      <w:r>
+        <w:rPr>
+          <w:sz w:val="20"/>
+          <w:szCs w:val="20"/>
+        </w:rPr>
+        <w:t>The project will be organized around a set of interconnected work packages that mirror the scientific agenda of the proposal.</w:t>
+      </w:r>
+    </w:p>
+    <w:p>
+      <w:pPr>
         <w:rPr>
           <w:b/>
           <w:bCs/>
-          <w:sz w:val="20"/>
-          <w:szCs w:val="20"/>
-        </w:rPr>
-        <w:t xml:space="preserve">denoising </w:t>
-      </w:r>
+          <w:color w:val="C00000"/>
+        </w:rPr>
+      </w:pPr>
       <w:r>
         <w:rPr>
           <w:b/>
           <w:bCs/>
-          <w:sz w:val="20"/>
-          <w:szCs w:val="20"/>
-        </w:rPr>
-        <w:t>diffusion models</w:t>
-      </w:r>
-      <w:r>
-        <w:rPr>
-          <w:sz w:val="20"/>
-          <w:szCs w:val="20"/>
-        </w:rPr>
-        <w:t xml:space="preserve"> and </w:t>
-      </w:r>
+          <w:color w:val="C00000"/>
+        </w:rPr>
+        <w:t>WP1. Modular hybrid optimization framework</w:t>
+      </w:r>
+    </w:p>
+    <w:p>
+      <w:pPr>
+        <w:jc w:val="both"/>
+        <w:rPr>
+          <w:sz w:val="20"/>
+          <w:szCs w:val="20"/>
+        </w:rPr>
+      </w:pPr>
+      <w:r>
+        <w:rPr>
+          <w:sz w:val="20"/>
+          <w:szCs w:val="20"/>
+        </w:rPr>
+        <w:t xml:space="preserve">This work package will establish a modular optimization framework centered on CMSA- and LNS-based search. Constructive processes, component generation, destroy/repair mechanisms, and reduced-subproblem optimization will be exposed through common interfaces so that learned policies and generative models can be evaluated under comparable conditions. Exact </w:t>
+      </w:r>
+      <w:r>
+        <w:rPr>
+          <w:sz w:val="20"/>
+          <w:szCs w:val="20"/>
+        </w:rPr>
+        <w:t xml:space="preserve">as well as heuristic </w:t>
+      </w:r>
+      <w:r>
+        <w:rPr>
+          <w:sz w:val="20"/>
+          <w:szCs w:val="20"/>
+        </w:rPr>
+        <w:t>sub</w:t>
+      </w:r>
+      <w:r>
+        <w:rPr>
+          <w:sz w:val="20"/>
+          <w:szCs w:val="20"/>
+        </w:rPr>
+        <w:t xml:space="preserve">problem </w:t>
+      </w:r>
+      <w:r>
+        <w:rPr>
+          <w:sz w:val="20"/>
+          <w:szCs w:val="20"/>
+        </w:rPr>
+        <w:t xml:space="preserve">solvers will be used </w:t>
+      </w:r>
+      <w:r>
+        <w:rPr>
+          <w:sz w:val="20"/>
+          <w:szCs w:val="20"/>
+        </w:rPr>
+        <w:t>as</w:t>
+      </w:r>
+      <w:r>
+        <w:rPr>
+          <w:sz w:val="20"/>
+          <w:szCs w:val="20"/>
+        </w:rPr>
+        <w:t xml:space="preserve"> appropriate</w:t>
+      </w:r>
+      <w:r>
+        <w:rPr>
+          <w:sz w:val="20"/>
+          <w:szCs w:val="20"/>
+        </w:rPr>
+        <w:t>, depending on the concrete problem and instance characteristics</w:t>
+      </w:r>
+      <w:r>
+        <w:rPr>
+          <w:sz w:val="20"/>
+          <w:szCs w:val="20"/>
+        </w:rPr>
+        <w:t xml:space="preserve">. The aim is not to force all techniques into a single monolithic algorithm, but to create a common experimental backbone for studying how learning can improve the generation and control of reduced search spaces (Akbay et al., 2025; </w:t>
+      </w:r>
+      <w:proofErr w:type="spellStart"/>
+      <w:r>
+        <w:rPr>
+          <w:sz w:val="20"/>
+          <w:szCs w:val="20"/>
+        </w:rPr>
+        <w:t>Reixach</w:t>
+      </w:r>
+      <w:proofErr w:type="spellEnd"/>
+      <w:r>
+        <w:rPr>
+          <w:sz w:val="20"/>
+          <w:szCs w:val="20"/>
+        </w:rPr>
+        <w:t xml:space="preserve"> and Blum, 2024; </w:t>
+      </w:r>
+      <w:proofErr w:type="spellStart"/>
+      <w:r>
+        <w:rPr>
+          <w:sz w:val="20"/>
+          <w:szCs w:val="20"/>
+        </w:rPr>
+        <w:t>Reixach</w:t>
+      </w:r>
+      <w:proofErr w:type="spellEnd"/>
+      <w:r>
+        <w:rPr>
+          <w:sz w:val="20"/>
+          <w:szCs w:val="20"/>
+        </w:rPr>
+        <w:t xml:space="preserve"> and Blum, </w:t>
+      </w:r>
+      <w:r>
+        <w:rPr>
+          <w:rFonts w:ascii="Cambria" w:hAnsi="Cambria"/>
+          <w:sz w:val="20"/>
+          <w:szCs w:val="20"/>
+        </w:rPr>
+        <w:t>2025</w:t>
+      </w:r>
+      <w:r>
+        <w:rPr>
+          <w:sz w:val="20"/>
+          <w:szCs w:val="20"/>
+        </w:rPr>
+        <w:t>).</w:t>
+      </w:r>
+    </w:p>
+    <w:p>
+      <w:pPr>
+        <w:jc w:val="both"/>
+        <w:rPr>
+          <w:color w:val="C00000"/>
+        </w:rPr>
+      </w:pPr>
       <w:r>
         <w:rPr>
           <w:b/>
           <w:bCs/>
-          <w:sz w:val="20"/>
-          <w:szCs w:val="20"/>
-        </w:rPr>
-        <w:t>Generative Flow Networks</w:t>
-      </w:r>
-      <w:r>
-        <w:rPr>
-          <w:sz w:val="20"/>
-          <w:szCs w:val="20"/>
-        </w:rPr>
-        <w:t xml:space="preserve"> (GFlowNets</w:t>
-      </w:r>
-      <w:r>
-        <w:rPr>
-          <w:sz w:val="20"/>
-          <w:szCs w:val="20"/>
-        </w:rPr>
-        <w:t>, Bengio et al. 2023</w:t>
-      </w:r>
-      <w:r>
-        <w:rPr>
-          <w:sz w:val="20"/>
-          <w:szCs w:val="20"/>
-        </w:rPr>
-        <w:t xml:space="preserve">), into classical hybrid optimization frameworks, with particular emphasis on </w:t>
+          <w:color w:val="C00000"/>
+        </w:rPr>
+        <w:t>WP2.</w:t>
+      </w:r>
+      <w:r>
+        <w:rPr>
+          <w:color w:val="C00000"/>
+        </w:rPr>
+        <w:t xml:space="preserve"> </w:t>
       </w:r>
       <w:r>
         <w:rPr>
           <w:b/>
           <w:bCs/>
-          <w:sz w:val="20"/>
-          <w:szCs w:val="20"/>
-        </w:rPr>
-        <w:t>Large Neighborhood Search</w:t>
-      </w:r>
-      <w:r>
-        <w:rPr>
-          <w:sz w:val="20"/>
-          <w:szCs w:val="20"/>
-        </w:rPr>
-        <w:t xml:space="preserve"> (LNS) and </w:t>
+          <w:color w:val="C00000"/>
+        </w:rPr>
+        <w:t>DDM</w:t>
       </w:r>
       <w:r>
         <w:rPr>
           <w:b/>
           <w:bCs/>
-          <w:sz w:val="20"/>
-          <w:szCs w:val="20"/>
-        </w:rPr>
-        <w:t>Construct, Merge, Solve and Adapt</w:t>
-      </w:r>
-      <w:r>
-        <w:rPr>
-          <w:sz w:val="20"/>
-          <w:szCs w:val="20"/>
-        </w:rPr>
-        <w:t xml:space="preserve"> (CMSA). </w:t>
-      </w:r>
-      <w:r>
-        <w:rPr>
-          <w:sz w:val="20"/>
-          <w:szCs w:val="20"/>
-        </w:rPr>
-        <w:t>Heuristic and e</w:t>
-      </w:r>
-      <w:r>
-        <w:rPr>
-          <w:sz w:val="20"/>
-          <w:szCs w:val="20"/>
-        </w:rPr>
-        <w:t xml:space="preserve">xact subproblem optimization and, where appropriate, decomposition techniques such as column generation will complement these frameworks. The project hypothesis is that implicit knowledge encoded by graph-aware neural models and generative architectures can guide </w:t>
-      </w:r>
-      <w:r>
-        <w:rPr>
-          <w:sz w:val="20"/>
-          <w:szCs w:val="20"/>
-        </w:rPr>
-        <w:t xml:space="preserve">the heuristic </w:t>
-      </w:r>
-      <w:r>
-        <w:rPr>
-          <w:sz w:val="20"/>
-          <w:szCs w:val="20"/>
-        </w:rPr>
-        <w:t xml:space="preserve">search </w:t>
-      </w:r>
-      <w:r>
-        <w:rPr>
-          <w:sz w:val="20"/>
-          <w:szCs w:val="20"/>
-        </w:rPr>
-        <w:t xml:space="preserve">at least as or </w:t>
-      </w:r>
-      <w:r>
-        <w:rPr>
-          <w:sz w:val="20"/>
-          <w:szCs w:val="20"/>
-        </w:rPr>
-        <w:t>more effectively than purely hand-</w:t>
-      </w:r>
-      <w:r>
-        <w:rPr>
-          <w:sz w:val="20"/>
-          <w:szCs w:val="20"/>
-        </w:rPr>
-        <w:t>crafted</w:t>
-      </w:r>
-      <w:r>
-        <w:rPr>
-          <w:sz w:val="20"/>
-          <w:szCs w:val="20"/>
-        </w:rPr>
-        <w:t xml:space="preserve"> operators. This is particularly relevant when structural information matters: for example, when selecting a destroy set in LNS, identifying promising components in CMSA, or deciding when a partial solution should be re-optimized. </w:t>
-      </w:r>
-      <w:r>
-        <w:rPr>
-          <w:sz w:val="20"/>
-          <w:szCs w:val="20"/>
-        </w:rPr>
-        <w:t>Our r</w:t>
-      </w:r>
-      <w:r>
-        <w:rPr>
-          <w:sz w:val="20"/>
-          <w:szCs w:val="20"/>
-        </w:rPr>
-        <w:t>ecent research on diffusion-based evolutionary search, GFlowNet-based destroy-set generation, and learning-enhanced CMSA provides a strong scientific foundation for this bilateral project (Akbay et al., 2025; Bresich et al., 2026a; Reixach and Blum, 2024; Reixach and Blum, 2026; Salvà Soler and Raidl, 2026; Wustinger et al., 2026).</w:t>
+          <w:color w:val="C00000"/>
+        </w:rPr>
+        <w:t xml:space="preserve"> and </w:t>
+      </w:r>
+      <w:proofErr w:type="spellStart"/>
+      <w:r>
+        <w:rPr>
+          <w:b/>
+          <w:bCs/>
+          <w:color w:val="C00000"/>
+        </w:rPr>
+        <w:t>GFlowNet</w:t>
+      </w:r>
+      <w:proofErr w:type="spellEnd"/>
+      <w:r>
+        <w:rPr>
+          <w:b/>
+          <w:bCs/>
+          <w:color w:val="C00000"/>
+        </w:rPr>
+        <w:t xml:space="preserve"> models</w:t>
+      </w:r>
+      <w:r>
+        <w:rPr>
+          <w:b/>
+          <w:bCs/>
+          <w:color w:val="C00000"/>
+        </w:rPr>
+        <w:t xml:space="preserve"> for destroy-set and candidate generation</w:t>
+      </w:r>
+      <w:r>
+        <w:rPr>
+          <w:b/>
+          <w:bCs/>
+          <w:color w:val="C00000"/>
+        </w:rPr>
+        <w:t>/augmentation</w:t>
       </w:r>
     </w:p>
     <w:p>
@@ -322,64 +3326,92 @@
           <w:sz w:val="20"/>
           <w:szCs w:val="20"/>
         </w:rPr>
-        <w:t xml:space="preserve">The project is designed as a genuinely bilateral initiative in which the two partner teams contribute complementary methodological and application expertise. The Austrian partner will primarily contribute expertise in LNS, </w:t>
-      </w:r>
-      <w:r>
-        <w:rPr>
-          <w:sz w:val="20"/>
-          <w:szCs w:val="20"/>
-        </w:rPr>
-        <w:t>denoising</w:t>
-      </w:r>
-      <w:r>
-        <w:rPr>
-          <w:sz w:val="20"/>
-          <w:szCs w:val="20"/>
-        </w:rPr>
-        <w:t xml:space="preserve"> diffusion</w:t>
-      </w:r>
-      <w:r>
-        <w:rPr>
-          <w:sz w:val="20"/>
-          <w:szCs w:val="20"/>
-        </w:rPr>
-        <w:t xml:space="preserve"> on graphs</w:t>
-      </w:r>
-      <w:r>
-        <w:rPr>
-          <w:sz w:val="20"/>
-          <w:szCs w:val="20"/>
-        </w:rPr>
-        <w:t xml:space="preserve"> and GFlowNet-based search</w:t>
-      </w:r>
-      <w:r>
-        <w:rPr>
-          <w:sz w:val="20"/>
-          <w:szCs w:val="20"/>
-        </w:rPr>
-        <w:t xml:space="preserve"> as well as in</w:t>
-      </w:r>
-      <w:r>
-        <w:rPr>
-          <w:sz w:val="20"/>
-          <w:szCs w:val="20"/>
-        </w:rPr>
-        <w:t xml:space="preserve"> dynamic routing, while the Bosnia and Herzegovina partner will primarily contribute expertise in CMSA, graph-based combinatorial optimization, mathematical formulations, benchmark design, and learning-assisted component generation. The joint research will focus on transferable learning mechanisms that can be evaluated across both static graph problems and dynamic optimization settings. </w:t>
-      </w:r>
-      <w:r>
-        <w:rPr>
-          <w:sz w:val="20"/>
-          <w:szCs w:val="20"/>
-        </w:rPr>
-        <w:t xml:space="preserve">Developed techniques will on the one hand be </w:t>
-      </w:r>
-      <w:r>
-        <w:rPr>
-          <w:sz w:val="20"/>
-          <w:szCs w:val="20"/>
-        </w:rPr>
         <w:lastRenderedPageBreak/>
-        <w:t>benchmarked on classical graph problems such as MIS, MaxCut and the dense k-sugraph problem, but on the other hand also be specialized for two</w:t>
+        <w:t xml:space="preserve">This work package develops </w:t>
+      </w:r>
+      <w:r>
+        <w:rPr>
+          <w:sz w:val="20"/>
+          <w:szCs w:val="20"/>
+        </w:rPr>
+        <w:t>DDM</w:t>
+      </w:r>
+      <w:r>
+        <w:rPr>
+          <w:sz w:val="20"/>
+          <w:szCs w:val="20"/>
+        </w:rPr>
+        <w:t xml:space="preserve"> and </w:t>
+      </w:r>
+      <w:proofErr w:type="spellStart"/>
+      <w:r>
+        <w:rPr>
+          <w:sz w:val="20"/>
+          <w:szCs w:val="20"/>
+        </w:rPr>
+        <w:t>GFlowNet</w:t>
+      </w:r>
+      <w:proofErr w:type="spellEnd"/>
+      <w:r>
+        <w:rPr>
+          <w:sz w:val="20"/>
+          <w:szCs w:val="20"/>
+        </w:rPr>
+        <w:t xml:space="preserve"> approaches</w:t>
+      </w:r>
+      <w:r>
+        <w:rPr>
+          <w:sz w:val="20"/>
+          <w:szCs w:val="20"/>
+        </w:rPr>
+        <w:t xml:space="preserve"> to generate structured destroy sets, candidate subsets, and component pools that are more informative than randomly sampled neighborhoods. For LNS, the learned model will propose destroy sets that target critical vertices, edges, or components capable of triggering strong repair phases. For CMSA, the model will generate candidate components or partial solutions whose inclusion is likely to improve the objective value. </w:t>
+      </w:r>
+      <w:r>
+        <w:rPr>
+          <w:sz w:val="20"/>
+          <w:szCs w:val="20"/>
+        </w:rPr>
+        <w:t xml:space="preserve">For the repair step of LNS, the generative models will be conditioned on the partial solution and will propose completions that serve either directly as repaired solutions or as warm starts and variable fixings for exact repair. </w:t>
+      </w:r>
+      <w:r>
+        <w:rPr>
+          <w:sz w:val="20"/>
+          <w:szCs w:val="20"/>
+        </w:rPr>
+        <w:t xml:space="preserve">Training will be done primarily offline on </w:t>
+      </w:r>
+      <w:r>
+        <w:rPr>
+          <w:rFonts w:ascii="Cambria" w:hAnsi="Cambria"/>
+          <w:sz w:val="20"/>
+          <w:szCs w:val="20"/>
+        </w:rPr>
+        <w:t xml:space="preserve">representative problem instances, using reward signals derived from the objective function for </w:t>
+      </w:r>
+      <w:proofErr w:type="spellStart"/>
+      <w:r>
+        <w:rPr>
+          <w:rFonts w:ascii="Cambria" w:hAnsi="Cambria"/>
+          <w:sz w:val="20"/>
+          <w:szCs w:val="20"/>
+        </w:rPr>
+        <w:t>GFlowNets</w:t>
+      </w:r>
+      <w:proofErr w:type="spellEnd"/>
+      <w:r>
+        <w:rPr>
+          <w:rFonts w:ascii="Cambria" w:hAnsi="Cambria"/>
+          <w:sz w:val="20"/>
+          <w:szCs w:val="20"/>
+        </w:rPr>
+        <w:t xml:space="preserve"> and dedicated techniques for obtaining meaningful training data from high-quality solutions for DDMs. Generalization from smaller training instances to larger and structurally different test instances will be studied explicitly</w:t>
+      </w:r>
+      <w:r>
+        <w:rPr>
+          <w:sz w:val="20"/>
+          <w:szCs w:val="20"/>
+        </w:rPr>
+        <w:t>.</w:t>
       </w:r>
       <w:r>
         <w:rPr>
@@ -393,401 +3425,224 @@
           <w:sz w:val="20"/>
           <w:szCs w:val="20"/>
         </w:rPr>
-        <w:t xml:space="preserve">more challenging </w:t>
-      </w:r>
-      <w:r>
-        <w:rPr>
-          <w:sz w:val="20"/>
-          <w:szCs w:val="20"/>
-        </w:rPr>
-        <w:t xml:space="preserve">application domains: </w:t>
-      </w:r>
+        <w:t>A k</w:t>
+      </w:r>
+      <w:r>
+        <w:rPr>
+          <w:sz w:val="20"/>
+          <w:szCs w:val="20"/>
+        </w:rPr>
+        <w:t xml:space="preserve">ey research challenge is to combine diversity, feasibility, and reward-aware generation in a way that is compatible with exact repair and search intensification. This direction is aligned with recent work on diffusion-based search and </w:t>
+      </w:r>
+      <w:proofErr w:type="spellStart"/>
+      <w:r>
+        <w:rPr>
+          <w:sz w:val="20"/>
+          <w:szCs w:val="20"/>
+        </w:rPr>
+        <w:t>GFlowNet</w:t>
+      </w:r>
+      <w:proofErr w:type="spellEnd"/>
+      <w:r>
+        <w:rPr>
+          <w:sz w:val="20"/>
+          <w:szCs w:val="20"/>
+        </w:rPr>
+        <w:t xml:space="preserve">-guided neighborhood generation (Bengio et al., 2023; </w:t>
+      </w:r>
+      <w:proofErr w:type="spellStart"/>
+      <w:r>
+        <w:rPr>
+          <w:sz w:val="20"/>
+          <w:szCs w:val="20"/>
+        </w:rPr>
+        <w:t>Bresich</w:t>
+      </w:r>
+      <w:proofErr w:type="spellEnd"/>
+      <w:r>
+        <w:rPr>
+          <w:sz w:val="20"/>
+          <w:szCs w:val="20"/>
+        </w:rPr>
+        <w:t xml:space="preserve"> et al., 2026a; </w:t>
+      </w:r>
+      <w:proofErr w:type="spellStart"/>
+      <w:r>
+        <w:rPr>
+          <w:sz w:val="20"/>
+          <w:szCs w:val="20"/>
+        </w:rPr>
+        <w:t>Salvà</w:t>
+      </w:r>
+      <w:proofErr w:type="spellEnd"/>
+      <w:r>
+        <w:rPr>
+          <w:sz w:val="20"/>
+          <w:szCs w:val="20"/>
+        </w:rPr>
+        <w:t xml:space="preserve"> Soler and Raidl, 2026; Wustinger et al., 2026).</w:t>
+      </w:r>
+    </w:p>
+    <w:p>
+      <w:pPr>
+        <w:rPr>
+          <w:color w:val="C00000"/>
+        </w:rPr>
+      </w:pPr>
       <w:r>
         <w:rPr>
           <w:b/>
           <w:bCs/>
-          <w:sz w:val="20"/>
-          <w:szCs w:val="20"/>
-        </w:rPr>
-        <w:t>consistent subset selection</w:t>
-      </w:r>
-      <w:r>
-        <w:rPr>
-          <w:sz w:val="20"/>
-          <w:szCs w:val="20"/>
-        </w:rPr>
-        <w:t xml:space="preserve"> and the </w:t>
+          <w:color w:val="C00000"/>
+        </w:rPr>
+        <w:t>WP3.</w:t>
+      </w:r>
+      <w:r>
+        <w:rPr>
+          <w:color w:val="C00000"/>
+        </w:rPr>
+        <w:t xml:space="preserve"> </w:t>
       </w:r>
       <w:r>
         <w:rPr>
           <w:b/>
           <w:bCs/>
-          <w:sz w:val="20"/>
-          <w:szCs w:val="20"/>
-        </w:rPr>
-        <w:t>dynamic electric autonomous dial-a-ride problem</w:t>
-      </w:r>
-      <w:r>
-        <w:rPr>
-          <w:sz w:val="20"/>
-          <w:szCs w:val="20"/>
-        </w:rPr>
-        <w:t xml:space="preserve"> (EADARP).</w:t>
+          <w:color w:val="C00000"/>
+        </w:rPr>
+        <w:t>LLMs</w:t>
+      </w:r>
+      <w:r>
+        <w:rPr>
+          <w:b/>
+          <w:bCs/>
+          <w:color w:val="C00000"/>
+        </w:rPr>
+        <w:t xml:space="preserve"> for lower-level heuristic synthesis</w:t>
       </w:r>
     </w:p>
     <w:p>
       <w:pPr>
-        <w:pStyle w:val="berschrift1"/>
-      </w:pPr>
-      <w:r>
-        <w:t>2. State of the art and research gap</w:t>
+        <w:jc w:val="both"/>
+        <w:rPr>
+          <w:sz w:val="20"/>
+          <w:szCs w:val="20"/>
+        </w:rPr>
+      </w:pPr>
+      <w:r>
+        <w:rPr>
+          <w:sz w:val="20"/>
+          <w:szCs w:val="20"/>
+        </w:rPr>
+        <w:t>This work package explore</w:t>
+      </w:r>
+      <w:r>
+        <w:rPr>
+          <w:sz w:val="20"/>
+          <w:szCs w:val="20"/>
+        </w:rPr>
+        <w:t>s</w:t>
+      </w:r>
+      <w:r>
+        <w:rPr>
+          <w:sz w:val="20"/>
+          <w:szCs w:val="20"/>
+        </w:rPr>
+        <w:t xml:space="preserve"> </w:t>
+      </w:r>
+      <w:r>
+        <w:rPr>
+          <w:rFonts w:ascii="Cambria" w:hAnsi="Cambria"/>
+          <w:sz w:val="20"/>
+          <w:szCs w:val="20"/>
+        </w:rPr>
+        <w:t>LLM</w:t>
+      </w:r>
+      <w:r>
+        <w:rPr>
+          <w:sz w:val="20"/>
+          <w:szCs w:val="20"/>
+        </w:rPr>
+        <w:t>s as offline algorithm-design assistants. LLMs will be used to propose candidate lower-level heuristics, repair operators, scoring functions, neighborhood definitions, and search-control rules from a high-level specification. Generated routines will be translated into executable code, automatically filtered by feasibility and safety checks, and evaluated using objective optimization performance. The goal is not to replace the solver or to invoke an LLM at every search iteration, but to create a reproducible human-AI co-design framework in which LLMs propose candidate algorithmic ingredients and the optimization framework selects them according to empirical evidence. This exploratory direction is motivated by recent work on LLM-based algorithm discovery and heuristic evolution (Romera-Paredes et al., 2024; Liu et al., 2024; Yang et al., 2023).</w:t>
       </w:r>
     </w:p>
     <w:p>
       <w:pPr>
-        <w:jc w:val="both"/>
-        <w:rPr>
-          <w:sz w:val="20"/>
-          <w:szCs w:val="20"/>
-        </w:rPr>
-      </w:pPr>
-      <w:r>
-        <w:rPr>
-          <w:sz w:val="20"/>
-          <w:szCs w:val="20"/>
-        </w:rPr>
-        <w:t xml:space="preserve">The field of learning-enhanced optimization has developed rapidly in this decade. Methodological surveys show that machine learning can support branching, </w:t>
-      </w:r>
-      <w:r>
-        <w:rPr>
-          <w:sz w:val="20"/>
-          <w:szCs w:val="20"/>
-        </w:rPr>
-        <w:t>solution candidate construction,</w:t>
-      </w:r>
-      <w:r>
-        <w:rPr>
-          <w:sz w:val="20"/>
-          <w:szCs w:val="20"/>
-        </w:rPr>
-        <w:t xml:space="preserve"> algorithm configuration, and other decisions within exact and approximate solvers (Bengio et al., 2021; Mandi et al., 2024). Within metaheuristics, data-driven control has been investigated for neighborhood selection, operator scheduling, solution construction, and search-space reduction. In this context, CMSA and LNS are particularly attractive because their performance depends strongly on how promising partial solutions, components, and destroy sets are created/selected (Reixach and Blum, 2024; Reixach and Blum, 2026; Bresich et al., 2026a).</w:t>
+        <w:rPr>
+          <w:color w:val="C00000"/>
+        </w:rPr>
+      </w:pPr>
+      <w:r>
+        <w:rPr>
+          <w:b/>
+          <w:bCs/>
+          <w:color w:val="C00000"/>
+        </w:rPr>
+        <w:t>WP4.</w:t>
+      </w:r>
+      <w:r>
+        <w:rPr>
+          <w:color w:val="C00000"/>
+        </w:rPr>
+        <w:t xml:space="preserve"> </w:t>
+      </w:r>
+      <w:r>
+        <w:rPr>
+          <w:b/>
+          <w:bCs/>
+          <w:color w:val="C00000"/>
+        </w:rPr>
+        <w:t xml:space="preserve">Application 1: Minimum </w:t>
+      </w:r>
+      <w:r>
+        <w:rPr>
+          <w:b/>
+          <w:bCs/>
+          <w:color w:val="C00000"/>
+        </w:rPr>
+        <w:t>C</w:t>
+      </w:r>
+      <w:r>
+        <w:rPr>
+          <w:b/>
+          <w:bCs/>
+          <w:color w:val="C00000"/>
+        </w:rPr>
+        <w:t xml:space="preserve">onsistent </w:t>
+      </w:r>
+      <w:r>
+        <w:rPr>
+          <w:b/>
+          <w:bCs/>
+          <w:color w:val="C00000"/>
+        </w:rPr>
+        <w:t>S</w:t>
+      </w:r>
+      <w:r>
+        <w:rPr>
+          <w:b/>
+          <w:bCs/>
+          <w:color w:val="C00000"/>
+        </w:rPr>
+        <w:t xml:space="preserve">ubset </w:t>
+      </w:r>
+      <w:r>
+        <w:rPr>
+          <w:b/>
+          <w:bCs/>
+          <w:color w:val="C00000"/>
+        </w:rPr>
+        <w:t>Problem (MCS)</w:t>
       </w:r>
     </w:p>
     <w:p>
       <w:pPr>
-        <w:jc w:val="both"/>
-        <w:rPr>
-          <w:sz w:val="20"/>
-          <w:szCs w:val="20"/>
-        </w:rPr>
-      </w:pPr>
-      <w:r>
-        <w:rPr>
-          <w:sz w:val="20"/>
-          <w:szCs w:val="20"/>
-        </w:rPr>
-        <w:t xml:space="preserve">Recent advances in generative </w:t>
-      </w:r>
-      <w:r>
-        <w:rPr>
-          <w:sz w:val="20"/>
-          <w:szCs w:val="20"/>
-        </w:rPr>
-        <w:t>artificial intelligence</w:t>
-      </w:r>
-      <w:r>
-        <w:rPr>
-          <w:sz w:val="20"/>
-          <w:szCs w:val="20"/>
-        </w:rPr>
-        <w:t xml:space="preserve"> provide more expressive alternative</w:t>
-      </w:r>
-      <w:r>
-        <w:rPr>
-          <w:sz w:val="20"/>
-          <w:szCs w:val="20"/>
-        </w:rPr>
-        <w:t>s</w:t>
-      </w:r>
-      <w:r>
-        <w:rPr>
-          <w:sz w:val="20"/>
-          <w:szCs w:val="20"/>
-        </w:rPr>
-        <w:t xml:space="preserve"> to </w:t>
-      </w:r>
-      <w:r>
-        <w:rPr>
-          <w:sz w:val="20"/>
-          <w:szCs w:val="20"/>
-        </w:rPr>
-        <w:t>classical machine learning techniques</w:t>
-      </w:r>
-      <w:r>
-        <w:rPr>
-          <w:sz w:val="20"/>
-          <w:szCs w:val="20"/>
-        </w:rPr>
-        <w:t xml:space="preserve">. Generative Flow Networks (GFlowNets) learn stochastic policies for constructing structured objects with probabilities related to their reward. Unlike </w:t>
-      </w:r>
-      <w:r>
-        <w:rPr>
-          <w:sz w:val="20"/>
-          <w:szCs w:val="20"/>
-        </w:rPr>
-        <w:t>classical reinforcement learning which</w:t>
-      </w:r>
-      <w:r>
-        <w:rPr>
-          <w:sz w:val="20"/>
-          <w:szCs w:val="20"/>
-        </w:rPr>
-        <w:t xml:space="preserve"> aim</w:t>
-      </w:r>
-      <w:r>
-        <w:rPr>
-          <w:sz w:val="20"/>
-          <w:szCs w:val="20"/>
-        </w:rPr>
-        <w:t>s</w:t>
-      </w:r>
-      <w:r>
-        <w:rPr>
-          <w:sz w:val="20"/>
-          <w:szCs w:val="20"/>
-        </w:rPr>
-        <w:t xml:space="preserve"> to </w:t>
-      </w:r>
-      <w:r>
-        <w:rPr>
-          <w:sz w:val="20"/>
-          <w:szCs w:val="20"/>
-        </w:rPr>
-        <w:t xml:space="preserve">learn a policy for constructing a </w:t>
-      </w:r>
-      <w:r>
-        <w:rPr>
-          <w:sz w:val="20"/>
-          <w:szCs w:val="20"/>
-        </w:rPr>
-        <w:t xml:space="preserve">single </w:t>
-      </w:r>
-      <w:r>
-        <w:rPr>
-          <w:sz w:val="20"/>
-          <w:szCs w:val="20"/>
-        </w:rPr>
-        <w:t xml:space="preserve">structure that </w:t>
-      </w:r>
-      <w:r>
-        <w:rPr>
-          <w:sz w:val="20"/>
-          <w:szCs w:val="20"/>
-        </w:rPr>
-        <w:t>maximiz</w:t>
-      </w:r>
-      <w:r>
-        <w:rPr>
-          <w:sz w:val="20"/>
-          <w:szCs w:val="20"/>
-        </w:rPr>
-        <w:t>es reward</w:t>
-      </w:r>
-      <w:r>
-        <w:rPr>
-          <w:sz w:val="20"/>
-          <w:szCs w:val="20"/>
-        </w:rPr>
-        <w:t xml:space="preserve">, GFlowNets are particularly suited </w:t>
-      </w:r>
-      <w:r>
-        <w:rPr>
-          <w:sz w:val="20"/>
-          <w:szCs w:val="20"/>
-        </w:rPr>
-        <w:t>for</w:t>
-      </w:r>
-      <w:r>
-        <w:rPr>
-          <w:sz w:val="20"/>
-          <w:szCs w:val="20"/>
-        </w:rPr>
-        <w:t xml:space="preserve"> sampling </w:t>
-      </w:r>
-      <w:r>
-        <w:rPr>
-          <w:i/>
-          <w:iCs/>
-          <w:sz w:val="20"/>
-          <w:szCs w:val="20"/>
-        </w:rPr>
-        <w:t>diverse</w:t>
-      </w:r>
-      <w:r>
-        <w:rPr>
-          <w:sz w:val="20"/>
-          <w:szCs w:val="20"/>
-        </w:rPr>
-        <w:t xml:space="preserve"> high-reward structures (Bengio et al., 2021; Bengio et al., 2023). This property is highly relevant to hybrid optimization. Both CMSA and LNS can benefit not only from one strong prediction, but from multiple structurally different promising candidates. GFlowNets are therefore natural tools for generating diverse candidate subsets, partial solutions, and destroy sets in graph-based optimization (Bresich et al., 2026a).</w:t>
-      </w:r>
-    </w:p>
-    <w:p>
-      <w:pPr>
-        <w:jc w:val="both"/>
-        <w:rPr>
-          <w:sz w:val="20"/>
-          <w:szCs w:val="20"/>
-        </w:rPr>
-      </w:pPr>
-      <w:r>
-        <w:rPr>
-          <w:sz w:val="20"/>
-          <w:szCs w:val="20"/>
-        </w:rPr>
-        <w:t>Denoising d</w:t>
-      </w:r>
-      <w:r>
-        <w:rPr>
-          <w:sz w:val="20"/>
-          <w:szCs w:val="20"/>
-        </w:rPr>
-        <w:t xml:space="preserve">iffusion models, </w:t>
-      </w:r>
-      <w:r>
-        <w:rPr>
-          <w:sz w:val="20"/>
-          <w:szCs w:val="20"/>
-        </w:rPr>
-        <w:t>well known for their impressive results in image and video generation,</w:t>
-      </w:r>
-      <w:r>
-        <w:rPr>
-          <w:sz w:val="20"/>
-          <w:szCs w:val="20"/>
-        </w:rPr>
-        <w:t xml:space="preserve"> have also been adapted to combinatorial optimization</w:t>
-      </w:r>
-      <w:r>
-        <w:rPr>
-          <w:sz w:val="20"/>
-          <w:szCs w:val="20"/>
-        </w:rPr>
-        <w:t xml:space="preserve"> (</w:t>
-      </w:r>
-      <w:r>
-        <w:rPr>
-          <w:sz w:val="20"/>
-          <w:szCs w:val="20"/>
-        </w:rPr>
-        <w:t>Sun and Yang, 2024)</w:t>
-      </w:r>
-      <w:r>
-        <w:rPr>
-          <w:sz w:val="20"/>
-          <w:szCs w:val="20"/>
-        </w:rPr>
-        <w:t>. Discrete and graph-based diffusion approaches progressively transform noisy structures into high-quality candidate solutions and can be combined with classical search to improve exploration and diversification. Recent work has demonstrated the potential of diffusion-based evolutionary and adaptive search for hard graph problems, including the Maximum Independent Set and a generalization of the domination problem (Salvà Soler and Raidl, 2026; Wustinger et al., 2026). These methods are particularly relevant because hybrid optimization often benefits from a distribution of diverse high-quality structures rather than from a single predicted solution.</w:t>
-      </w:r>
-    </w:p>
-    <w:p>
-      <w:pPr>
-        <w:jc w:val="both"/>
-      </w:pPr>
-      <w:r>
-        <w:rPr>
-          <w:sz w:val="20"/>
-          <w:szCs w:val="20"/>
-        </w:rPr>
-        <w:t>Despite these advances, important methodological questions remain open. Existing approaches typically focus on individual interactions between machine learning and optimization, such as branching, construction, neighborhood selection, destroy-set generation, or search-space reduction. The systematic integration of several learned decisions within modular hybrid metaheuristics remains comparatively underexplored. Likewise, LLM-based heuristic generation has shown promising results in automatic algorithm design, but its role inside reproducible optimization pipelines for graph and routing problems is still at an early stage.</w:t>
-      </w:r>
-    </w:p>
-    <w:p>
-      <w:pPr>
         <w:pStyle w:val="Textkrper"/>
         <w:jc w:val="both"/>
-      </w:pPr>
-      <w:r>
-        <w:rPr>
-          <w:sz w:val="20"/>
-          <w:szCs w:val="20"/>
-        </w:rPr>
-        <w:t xml:space="preserve">The proposed project addresses </w:t>
-      </w:r>
-      <w:r>
-        <w:rPr>
-          <w:sz w:val="20"/>
-          <w:szCs w:val="20"/>
-        </w:rPr>
-        <w:t>selected</w:t>
-      </w:r>
-      <w:r>
-        <w:rPr>
-          <w:sz w:val="20"/>
-          <w:szCs w:val="20"/>
-        </w:rPr>
-        <w:t xml:space="preserve"> gap</w:t>
-      </w:r>
-      <w:r>
-        <w:rPr>
-          <w:sz w:val="20"/>
-          <w:szCs w:val="20"/>
-        </w:rPr>
-        <w:t>s</w:t>
-      </w:r>
-      <w:r>
-        <w:rPr>
-          <w:sz w:val="20"/>
-          <w:szCs w:val="20"/>
-        </w:rPr>
-        <w:t xml:space="preserve"> </w:t>
-      </w:r>
-      <w:r>
-        <w:rPr>
-          <w:sz w:val="20"/>
-          <w:szCs w:val="20"/>
-        </w:rPr>
-        <w:t>for the general question</w:t>
-      </w:r>
-      <w:r>
-        <w:rPr>
-          <w:sz w:val="20"/>
-          <w:szCs w:val="20"/>
-        </w:rPr>
-        <w:t xml:space="preserve">: </w:t>
-      </w:r>
-      <w:r>
-        <w:rPr>
-          <w:rStyle w:val="StrongEmphasis"/>
-          <w:sz w:val="20"/>
-          <w:szCs w:val="20"/>
-        </w:rPr>
-        <w:t>How can learning and generative models improve the construction and control of reduced search spaces inside hybrid metaheuristics?</w:t>
-      </w:r>
-    </w:p>
-    <w:p>
-      <w:pPr>
-        <w:pStyle w:val="Textkrper"/>
-        <w:jc w:val="both"/>
-        <w:rPr>
-          <w:sz w:val="20"/>
-          <w:szCs w:val="20"/>
-        </w:rPr>
-      </w:pPr>
-      <w:r>
-        <w:rPr>
-          <w:sz w:val="20"/>
-          <w:szCs w:val="20"/>
-        </w:rPr>
-        <w:t xml:space="preserve">The project will investigate this question at three complementary levels: 1) </w:t>
-      </w:r>
-      <w:r>
-        <w:rPr>
-          <w:rStyle w:val="StrongEmphasis"/>
-          <w:sz w:val="20"/>
-          <w:szCs w:val="20"/>
-        </w:rPr>
-        <w:t xml:space="preserve">offline learning </w:t>
-      </w:r>
+        <w:rPr>
+          <w:sz w:val="20"/>
+          <w:szCs w:val="20"/>
+        </w:rPr>
+      </w:pPr>
       <w:r>
         <w:rPr>
           <w:rStyle w:val="StrongEmphasis"/>
@@ -796,15 +3651,7 @@
           <w:sz w:val="20"/>
           <w:szCs w:val="20"/>
         </w:rPr>
-        <w:t xml:space="preserve">from previous optimization experience; 2) </w:t>
-      </w:r>
-      <w:r>
-        <w:rPr>
-          <w:rStyle w:val="StrongEmphasis"/>
-          <w:sz w:val="20"/>
-          <w:szCs w:val="20"/>
-        </w:rPr>
-        <w:t xml:space="preserve">online adaptation </w:t>
+        <w:t>The</w:t>
       </w:r>
       <w:r>
         <w:rPr>
@@ -814,23 +3661,10 @@
           <w:sz w:val="20"/>
           <w:szCs w:val="20"/>
         </w:rPr>
-        <w:t>in</w:t>
-      </w:r>
-      <w:r>
-        <w:rPr>
-          <w:rStyle w:val="StrongEmphasis"/>
-          <w:b w:val="0"/>
-          <w:bCs w:val="0"/>
-          <w:sz w:val="20"/>
-          <w:szCs w:val="20"/>
-        </w:rPr>
-        <w:t xml:space="preserve"> the current search;</w:t>
-      </w:r>
-      <w:r>
-        <w:rPr>
-          <w:rStyle w:val="StrongEmphasis"/>
-          <w:b w:val="0"/>
-          <w:bCs w:val="0"/>
+        <w:t xml:space="preserve"> MCS</w:t>
+      </w:r>
+      <w:r>
+        <w:rPr>
           <w:sz w:val="20"/>
           <w:szCs w:val="20"/>
         </w:rPr>
@@ -838,55 +3672,110 @@
       </w:r>
       <w:r>
         <w:rPr>
-          <w:rStyle w:val="StrongEmphasis"/>
-          <w:b w:val="0"/>
-          <w:bCs w:val="0"/>
-          <w:sz w:val="20"/>
-          <w:szCs w:val="20"/>
-        </w:rPr>
-        <w:t xml:space="preserve">3) </w:t>
-      </w:r>
-      <w:r>
-        <w:rPr>
-          <w:rStyle w:val="StrongEmphasis"/>
-          <w:sz w:val="20"/>
-          <w:szCs w:val="20"/>
-        </w:rPr>
-        <w:t xml:space="preserve">generative construction and automatic heuristic discovery. </w:t>
-      </w:r>
-      <w:r>
-        <w:rPr>
-          <w:sz w:val="20"/>
-          <w:szCs w:val="20"/>
-        </w:rPr>
-        <w:t xml:space="preserve">Rather than attempting to develop a universal neural optimizer, the project aims to identify principles that can be transferred across different optimization frameworks and </w:t>
-      </w:r>
-      <w:r>
-        <w:rPr>
-          <w:sz w:val="20"/>
-          <w:szCs w:val="20"/>
-        </w:rPr>
-        <w:t xml:space="preserve">certain </w:t>
-      </w:r>
-      <w:r>
-        <w:rPr>
-          <w:sz w:val="20"/>
-          <w:szCs w:val="20"/>
-        </w:rPr>
-        <w:t>problem classes.</w:t>
+          <w:sz w:val="20"/>
+          <w:szCs w:val="20"/>
+        </w:rPr>
+        <w:t xml:space="preserve">is defined as follows. </w:t>
+      </w:r>
+      <w:r>
+        <w:rPr>
+          <w:sz w:val="20"/>
+          <w:szCs w:val="20"/>
+        </w:rPr>
+        <w:t>Let G=(</w:t>
+      </w:r>
+      <w:proofErr w:type="gramStart"/>
+      <w:r>
+        <w:rPr>
+          <w:sz w:val="20"/>
+          <w:szCs w:val="20"/>
+        </w:rPr>
+        <w:t>V,E</w:t>
+      </w:r>
+      <w:proofErr w:type="gramEnd"/>
+      <w:r>
+        <w:rPr>
+          <w:sz w:val="20"/>
+          <w:szCs w:val="20"/>
+        </w:rPr>
+        <w:t xml:space="preserve">) be a connected graph in which each vertex has one of k colors. A subset S⊆V is consistent if, for every vertex </w:t>
+      </w:r>
+      <w:proofErr w:type="spellStart"/>
+      <w:r>
+        <w:rPr>
+          <w:sz w:val="20"/>
+          <w:szCs w:val="20"/>
+        </w:rPr>
+        <w:t>v∈V</w:t>
+      </w:r>
+      <w:proofErr w:type="spellEnd"/>
+      <w:r>
+        <w:rPr>
+          <w:sz w:val="20"/>
+          <w:szCs w:val="20"/>
+        </w:rPr>
+        <w:t xml:space="preserve">, the vertices of S that are closest to v contain at least one vertex having the same color as v. The </w:t>
+      </w:r>
+      <w:r>
+        <w:rPr>
+          <w:sz w:val="20"/>
+          <w:szCs w:val="20"/>
+        </w:rPr>
+        <w:t>MCS</w:t>
+      </w:r>
+      <w:r>
+        <w:rPr>
+          <w:sz w:val="20"/>
+          <w:szCs w:val="20"/>
+        </w:rPr>
+        <w:t xml:space="preserve"> asks for a consistent subset of minimum cardinality</w:t>
+      </w:r>
+      <w:r>
+        <w:rPr>
+          <w:sz w:val="20"/>
+          <w:szCs w:val="20"/>
+        </w:rPr>
+        <w:t xml:space="preserve"> (Banerjee et al., 2018; Dey et al., 2023)</w:t>
+      </w:r>
+      <w:r>
+        <w:rPr>
+          <w:sz w:val="20"/>
+          <w:szCs w:val="20"/>
+        </w:rPr>
+        <w:t>.</w:t>
       </w:r>
     </w:p>
     <w:p>
       <w:pPr>
-        <w:pStyle w:val="berschrift1"/>
-      </w:pPr>
-      <w:r>
-        <w:lastRenderedPageBreak/>
-        <w:t>3. Scientific objectives</w:t>
+        <w:pStyle w:val="Textkrper"/>
+        <w:jc w:val="both"/>
+      </w:pPr>
+      <w:r>
+        <w:rPr>
+          <w:sz w:val="20"/>
+          <w:szCs w:val="20"/>
+        </w:rPr>
+        <w:t xml:space="preserve">This problem provides a natural model of </w:t>
+      </w:r>
+      <w:r>
+        <w:rPr>
+          <w:rStyle w:val="StrongEmphasis"/>
+          <w:sz w:val="20"/>
+          <w:szCs w:val="20"/>
+        </w:rPr>
+        <w:t>representative or prototype selection on colored graphs</w:t>
+      </w:r>
+      <w:r>
+        <w:rPr>
+          <w:sz w:val="20"/>
+          <w:szCs w:val="20"/>
+        </w:rPr>
+        <w:t>. Vertices may represent objects, observations, or agents; graph distances describe relationships or similarity; and colors represent classes or categories. Application contexts include graph-based classification, representative selection, network summarization, and networked data analysis. MCS is especially suitable for learning-enhanced optimization because the relevance of a vertex depends simultaneously on its color, its structural position in the network, shortest-path relations, and the current set of selected representatives.</w:t>
       </w:r>
     </w:p>
     <w:p>
       <w:pPr>
+        <w:pStyle w:val="Textkrper"/>
         <w:jc w:val="both"/>
         <w:rPr>
           <w:sz w:val="20"/>
@@ -898,304 +3787,28 @@
           <w:sz w:val="20"/>
           <w:szCs w:val="20"/>
         </w:rPr>
-        <w:t>The project pursues the following objectives:</w:t>
+        <w:t xml:space="preserve">The project will benchmark exact formulations, CMSA- and LNS-based hybrid methods, and learned component-generation strategies on synthetic and real-world </w:t>
+      </w:r>
+      <w:r>
+        <w:rPr>
+          <w:sz w:val="20"/>
+          <w:szCs w:val="20"/>
+        </w:rPr>
+        <w:t>instances and</w:t>
+      </w:r>
+      <w:r>
+        <w:rPr>
+          <w:sz w:val="20"/>
+          <w:szCs w:val="20"/>
+        </w:rPr>
+        <w:t xml:space="preserve"> compare them with relevant state-of-the-art approaches from literature.</w:t>
       </w:r>
     </w:p>
     <w:p>
       <w:pPr>
-        <w:jc w:val="both"/>
-        <w:rPr>
-          <w:sz w:val="20"/>
-          <w:szCs w:val="20"/>
-        </w:rPr>
-      </w:pPr>
-      <w:r>
-        <w:rPr>
-          <w:sz w:val="20"/>
-          <w:szCs w:val="20"/>
-        </w:rPr>
-        <w:t>(i) To design graph-aware learning mechanisms for component selection, destroy-set generation, and constructive heuristics in hybrid optimization methods such as CMSA and LNS</w:t>
-      </w:r>
-      <w:r>
-        <w:rPr>
-          <w:sz w:val="20"/>
-          <w:szCs w:val="20"/>
-        </w:rPr>
-        <w:t xml:space="preserve"> for certain classes of graph problems. This includes in particular the consideration of </w:t>
-      </w:r>
-      <w:r>
-        <w:rPr>
-          <w:sz w:val="20"/>
-          <w:szCs w:val="20"/>
-        </w:rPr>
-        <w:t>diffusion models</w:t>
-      </w:r>
-      <w:r>
-        <w:rPr>
-          <w:sz w:val="20"/>
-          <w:szCs w:val="20"/>
-        </w:rPr>
-        <w:t xml:space="preserve"> and</w:t>
-      </w:r>
-      <w:r>
-        <w:rPr>
-          <w:sz w:val="20"/>
-          <w:szCs w:val="20"/>
-        </w:rPr>
-        <w:t xml:space="preserve"> GflowNets</w:t>
-      </w:r>
-      <w:r>
-        <w:rPr>
-          <w:sz w:val="20"/>
-          <w:szCs w:val="20"/>
-        </w:rPr>
-        <w:t xml:space="preserve"> for these purposes.</w:t>
-      </w:r>
-    </w:p>
-    <w:p>
-      <w:pPr>
-        <w:jc w:val="both"/>
-        <w:rPr>
-          <w:sz w:val="20"/>
-          <w:szCs w:val="20"/>
-        </w:rPr>
-      </w:pPr>
-      <w:r>
-        <w:rPr>
-          <w:sz w:val="20"/>
-          <w:szCs w:val="20"/>
-        </w:rPr>
-        <w:t>(i</w:t>
-      </w:r>
-      <w:r>
-        <w:rPr>
-          <w:sz w:val="20"/>
-          <w:szCs w:val="20"/>
-        </w:rPr>
-        <w:t>i</w:t>
-      </w:r>
-      <w:r>
-        <w:rPr>
-          <w:sz w:val="20"/>
-          <w:szCs w:val="20"/>
-        </w:rPr>
-        <w:t>) To investigate the use of large language models (LLMs) as generators of lower-level heuristics, scoring functions, and search-control rules that can be tested and integrated within a reproducible algorithmic framework.</w:t>
-      </w:r>
-    </w:p>
-    <w:p>
-      <w:pPr>
-        <w:jc w:val="both"/>
-        <w:rPr>
-          <w:sz w:val="20"/>
-          <w:szCs w:val="20"/>
-        </w:rPr>
-      </w:pPr>
-      <w:r>
-        <w:rPr>
-          <w:sz w:val="20"/>
-          <w:szCs w:val="20"/>
-        </w:rPr>
-        <w:t>(</w:t>
-      </w:r>
-      <w:r>
-        <w:rPr>
-          <w:sz w:val="20"/>
-          <w:szCs w:val="20"/>
-        </w:rPr>
-        <w:t>i</w:t>
-      </w:r>
-      <w:r>
-        <w:rPr>
-          <w:sz w:val="20"/>
-          <w:szCs w:val="20"/>
-        </w:rPr>
-        <w:t>ii</w:t>
-      </w:r>
-      <w:r>
-        <w:rPr>
-          <w:sz w:val="20"/>
-          <w:szCs w:val="20"/>
-        </w:rPr>
-        <w:t xml:space="preserve">) To validate these methods on benchmark graph problems including the </w:t>
-      </w:r>
-      <w:r>
-        <w:rPr>
-          <w:sz w:val="20"/>
-          <w:szCs w:val="20"/>
-        </w:rPr>
-        <w:t>classical MIS</w:t>
-      </w:r>
-      <w:r>
-        <w:rPr>
-          <w:sz w:val="20"/>
-          <w:szCs w:val="20"/>
-        </w:rPr>
-        <w:t xml:space="preserve">, MaxCut, </w:t>
-      </w:r>
-      <w:r>
-        <w:rPr>
-          <w:sz w:val="20"/>
-          <w:szCs w:val="20"/>
-        </w:rPr>
-        <w:t>and</w:t>
-      </w:r>
-      <w:r>
-        <w:rPr>
-          <w:sz w:val="20"/>
-          <w:szCs w:val="20"/>
-        </w:rPr>
-        <w:t xml:space="preserve"> </w:t>
-      </w:r>
-      <w:r>
-        <w:rPr>
-          <w:sz w:val="20"/>
-          <w:szCs w:val="20"/>
-        </w:rPr>
-        <w:t>dense</w:t>
-      </w:r>
-      <w:r>
-        <w:rPr>
-          <w:sz w:val="20"/>
-          <w:szCs w:val="20"/>
-        </w:rPr>
-        <w:t>st</w:t>
-      </w:r>
-      <w:r>
-        <w:rPr>
-          <w:sz w:val="20"/>
-          <w:szCs w:val="20"/>
-        </w:rPr>
-        <w:t xml:space="preserve"> k-subgraph problems</w:t>
-      </w:r>
-      <w:r>
-        <w:rPr>
-          <w:sz w:val="20"/>
-          <w:szCs w:val="20"/>
-        </w:rPr>
-        <w:t xml:space="preserve"> as well as the </w:t>
-      </w:r>
-      <w:r>
-        <w:rPr>
-          <w:sz w:val="20"/>
-          <w:szCs w:val="20"/>
-        </w:rPr>
-        <w:t xml:space="preserve">structurally </w:t>
-      </w:r>
-      <w:r>
-        <w:rPr>
-          <w:sz w:val="20"/>
-          <w:szCs w:val="20"/>
-        </w:rPr>
-        <w:t xml:space="preserve">more </w:t>
-      </w:r>
-      <w:r>
-        <w:rPr>
-          <w:sz w:val="20"/>
-          <w:szCs w:val="20"/>
-        </w:rPr>
-        <w:t>demanding</w:t>
-      </w:r>
-      <w:r>
-        <w:rPr>
-          <w:sz w:val="20"/>
-          <w:szCs w:val="20"/>
-        </w:rPr>
-        <w:t xml:space="preserve"> minimum consistent subset problem and </w:t>
-      </w:r>
-      <w:r>
-        <w:rPr>
-          <w:sz w:val="20"/>
-          <w:szCs w:val="20"/>
-        </w:rPr>
-        <w:t>the</w:t>
-      </w:r>
-      <w:r>
-        <w:rPr>
-          <w:sz w:val="20"/>
-          <w:szCs w:val="20"/>
-        </w:rPr>
-        <w:t xml:space="preserve"> EADARP.</w:t>
-      </w:r>
-    </w:p>
-    <w:p>
-      <w:pPr>
-        <w:jc w:val="both"/>
-        <w:rPr>
-          <w:sz w:val="20"/>
-          <w:szCs w:val="20"/>
-        </w:rPr>
-      </w:pPr>
-      <w:r>
-        <w:rPr>
-          <w:i/>
-          <w:iCs/>
-          <w:sz w:val="20"/>
-          <w:szCs w:val="20"/>
-          <w:u w:val="single"/>
-        </w:rPr>
-        <w:t>The overall goal is to create a hybrid algorithmic pipeline that fuses the robustness of exact subroutines and metaheuristics with the expressiveness and generalization power of modern generative and neural techniques.</w:t>
-      </w:r>
-    </w:p>
-    <w:p>
-      <w:pPr>
-        <w:pStyle w:val="berschrift1"/>
-      </w:pPr>
-      <w:r>
-        <w:t>4. Proposed methodology and work packages</w:t>
-      </w:r>
-    </w:p>
-    <w:p>
-      <w:pPr>
-        <w:jc w:val="both"/>
-        <w:rPr>
-          <w:sz w:val="20"/>
-          <w:szCs w:val="20"/>
-        </w:rPr>
-      </w:pPr>
-      <w:r>
-        <w:rPr>
-          <w:sz w:val="20"/>
-          <w:szCs w:val="20"/>
-        </w:rPr>
-        <w:t>The project will be organized around a set of interconnected work packages that mirror the scientific agenda of the proposal.</w:t>
-      </w:r>
-    </w:p>
-    <w:p>
-      <w:pPr>
-        <w:rPr>
-          <w:b/>
-          <w:bCs/>
+        <w:rPr>
           <w:color w:val="FF0000"/>
         </w:rPr>
-      </w:pPr>
-      <w:r>
-        <w:rPr>
-          <w:b/>
-          <w:bCs/>
-          <w:color w:val="FF0000"/>
-        </w:rPr>
-        <w:t>WP1. Modular hybrid optimization framework</w:t>
-      </w:r>
-    </w:p>
-    <w:p>
-      <w:pPr>
-        <w:jc w:val="both"/>
-        <w:rPr>
-          <w:sz w:val="20"/>
-          <w:szCs w:val="20"/>
-        </w:rPr>
-      </w:pPr>
-      <w:r>
-        <w:rPr>
-          <w:sz w:val="20"/>
-          <w:szCs w:val="20"/>
-        </w:rPr>
-        <w:t>This work package will establish a modular optimization framework centered on CMSA- and LNS-based search. Constructive processes, component generation, destroy/repair mechanisms, and reduced-subproblem optimization will be exposed through common interfaces so that learned policies and generative models can be evaluated under comparable conditions. Exact subsolvers will be used where appropriate, while decomposition mechanisms such as column generation may be incorporated for problem classes in which they provide a natural advantage. The aim is not to force all techniques into a single monolithic algorithm, but to create a common experimental backbone for studying how learning can improve the generation and control of reduced search spaces (Akbay et al., 2025; Reixach and Blum, 2024; Reixach and Blum, 2026).</w:t>
-      </w:r>
-    </w:p>
-    <w:p>
-      <w:pPr>
-        <w:jc w:val="both"/>
       </w:pPr>
       <w:r>
         <w:rPr>
@@ -1203,220 +3816,21 @@
           <w:bCs/>
           <w:color w:val="C9211E"/>
         </w:rPr>
-        <w:t>WP2.</w:t>
-      </w:r>
-      <w:r>
-        <w:t xml:space="preserve"> </w:t>
-      </w:r>
-      <w:r>
-        <w:rPr>
-          <w:b/>
-          <w:bCs/>
+        <w:t>WP5</w:t>
+      </w:r>
+      <w:r>
+        <w:rPr>
           <w:color w:val="FF0000"/>
         </w:rPr>
-        <w:t>Diffusion models and GFlowNets for destroy-set and candidate generation</w:t>
-      </w:r>
-    </w:p>
-    <w:p>
-      <w:pPr>
-        <w:jc w:val="both"/>
-        <w:rPr>
-          <w:sz w:val="20"/>
-          <w:szCs w:val="20"/>
-        </w:rPr>
-      </w:pPr>
-      <w:r>
-        <w:rPr>
-          <w:sz w:val="20"/>
-          <w:szCs w:val="20"/>
-        </w:rPr>
-        <w:t>The second work package will focus on generative architectures for combinatorial structures. Diffusion models and GFlowNets will be used to generate structured destroy sets, candidate subsets, and component pools that are more informative than randomly sampled neighborhoods. For LNS, the learned model will propose destroy sets that target critical vertices, edges, or components capable of triggering strong repair phases. For CMSA, the model will generate candidate components or partial solutions whose inclusion is likely to improve the objective value. The key research challenge is to combine diversity, feasibility, and reward-aware generation in a way that is compatible with exact repair and search intensification. This direction is aligned with recent work on diffusion-based search and GFlowNet-guided neighborhood generation (Bengio et al., 2021; Bengio et al., 2023; Bresich et al., 2026a; Salvà Soler and Raidl, 2026; Wustinger et al., 2026).</w:t>
-      </w:r>
-    </w:p>
-    <w:p>
-      <w:pPr>
-        <w:rPr>
-          <w:color w:val="FF0000"/>
-        </w:rPr>
-      </w:pPr>
-      <w:r>
-        <w:rPr>
-          <w:b/>
-          <w:bCs/>
-          <w:color w:val="FF0000"/>
-        </w:rPr>
-        <w:t>WP3.</w:t>
-      </w:r>
-      <w:r>
-        <w:rPr>
-          <w:color w:val="FF0000"/>
-        </w:rPr>
-        <w:t xml:space="preserve"> </w:t>
-      </w:r>
-      <w:r>
-        <w:rPr>
-          <w:b/>
-          <w:bCs/>
-          <w:color w:val="FF0000"/>
-        </w:rPr>
-        <w:t>Generative AI (LLMs) for lower-level heuristic synthesis</w:t>
-      </w:r>
-    </w:p>
-    <w:p>
-      <w:pPr>
-        <w:jc w:val="both"/>
-        <w:rPr>
-          <w:sz w:val="20"/>
-          <w:szCs w:val="20"/>
-        </w:rPr>
-      </w:pPr>
-      <w:r>
-        <w:rPr>
-          <w:sz w:val="20"/>
-          <w:szCs w:val="20"/>
-        </w:rPr>
-        <w:lastRenderedPageBreak/>
-        <w:t>This work package will explore large language models as offline algorithm-design assistants. LLMs will be used to propose candidate lower-level heuristics, repair operators, scoring functions, neighborhood definitions, and search-control rules from a high-level specification. Generated routines will be translated into executable code, automatically filtered by feasibility and safety checks, and evaluated using objective optimization performance. The goal is not to replace the solver or to invoke an LLM at every search iteration, but to create a reproducible human-AI co-design framework in which LLMs propose candidate algorithmic ingredients and the optimization framework selects them according to empirical evidence. This exploratory direction is motivated by recent work on LLM-based algorithm discovery and heuristic evolution (Romera-Paredes et al., 2024; Liu et al., 2024; Yang et al., 2023).</w:t>
-      </w:r>
-    </w:p>
-    <w:p>
-      <w:pPr>
-        <w:rPr>
-          <w:color w:val="FF0000"/>
-        </w:rPr>
-      </w:pPr>
-      <w:r>
-        <w:rPr>
-          <w:b/>
-          <w:bCs/>
-          <w:color w:val="FF0000"/>
-        </w:rPr>
-        <w:t>WP4.</w:t>
-      </w:r>
-      <w:r>
-        <w:rPr>
-          <w:color w:val="FF0000"/>
-        </w:rPr>
-        <w:t xml:space="preserve"> </w:t>
-      </w:r>
-      <w:r>
-        <w:rPr>
-          <w:b/>
-          <w:bCs/>
-          <w:color w:val="FF0000"/>
-        </w:rPr>
-        <w:t>Application 1: Minimum consistent subset problem</w:t>
-      </w:r>
-    </w:p>
-    <w:p>
-      <w:pPr>
-        <w:pStyle w:val="Textkrper"/>
-        <w:jc w:val="both"/>
-      </w:pPr>
-      <w:r>
-        <w:rPr>
-          <w:sz w:val="20"/>
-          <w:szCs w:val="20"/>
-        </w:rPr>
-        <w:t xml:space="preserve">The first major application domain will consist of graph-based combinatorial optimization problems, with particular emphasis on the </w:t>
-      </w:r>
-      <w:r>
-        <w:rPr>
-          <w:rStyle w:val="StrongEmphasis"/>
-          <w:sz w:val="20"/>
-          <w:szCs w:val="20"/>
-        </w:rPr>
-        <w:t>Minimum Consistent Subset (MCS)</w:t>
-      </w:r>
-      <w:r>
-        <w:rPr>
-          <w:sz w:val="20"/>
-          <w:szCs w:val="20"/>
-        </w:rPr>
-        <w:t xml:space="preserve"> problem.</w:t>
-      </w:r>
-    </w:p>
-    <w:p>
-      <w:pPr>
-        <w:pStyle w:val="Textkrper"/>
-        <w:jc w:val="both"/>
-        <w:rPr>
-          <w:sz w:val="20"/>
-          <w:szCs w:val="20"/>
-        </w:rPr>
-      </w:pPr>
-      <w:r>
-        <w:rPr>
-          <w:sz w:val="20"/>
-          <w:szCs w:val="20"/>
-        </w:rPr>
-        <w:t>Let G=(V,E) be a connected graph in which each vertex has one of k colors. A subset S⊆V is consistent if, for every vertex v∈V, the vertices of S that are closest to v contain at least one vertex having the same color as v. The Minimum Consistent Subset problem asks for a consistent subset of minimum cardinality.</w:t>
-      </w:r>
-    </w:p>
-    <w:p>
-      <w:pPr>
-        <w:pStyle w:val="Textkrper"/>
-        <w:jc w:val="both"/>
-      </w:pPr>
-      <w:r>
-        <w:rPr>
-          <w:sz w:val="20"/>
-          <w:szCs w:val="20"/>
-        </w:rPr>
-        <w:t xml:space="preserve">This problem provides a natural model of </w:t>
-      </w:r>
-      <w:r>
-        <w:rPr>
-          <w:rStyle w:val="StrongEmphasis"/>
-          <w:sz w:val="20"/>
-          <w:szCs w:val="20"/>
-        </w:rPr>
-        <w:t>representative or prototype selection on colored graphs</w:t>
-      </w:r>
-      <w:r>
-        <w:rPr>
-          <w:sz w:val="20"/>
-          <w:szCs w:val="20"/>
-        </w:rPr>
-        <w:t>. Vertices may represent objects, observations, or agents; graph distances describe relationships or similarity; and colors represent classes or categories. Application contexts include graph-based classification, representative selection, network summarization, and networked data analysis. MCS is especially suitable for learning-enhanced optimization because the relevance of a vertex depends simultaneously on its color, its structural position in the network, shortest-path relations, and the current set of selected representatives.</w:t>
-      </w:r>
-    </w:p>
-    <w:p>
-      <w:pPr>
-        <w:pStyle w:val="Textkrper"/>
-        <w:jc w:val="both"/>
-        <w:rPr>
-          <w:sz w:val="20"/>
-          <w:szCs w:val="20"/>
-        </w:rPr>
-      </w:pPr>
-      <w:r>
-        <w:rPr>
-          <w:sz w:val="20"/>
-          <w:szCs w:val="20"/>
-        </w:rPr>
-        <w:t>The project will benchmark exact formulations, CMSA- and LNS-based hybrid methods, and learned component-generation strategies on synthetic and real-world instances, and compare them with relevant state-of-the-art approaches from the literature.</w:t>
-      </w:r>
-    </w:p>
-    <w:p>
-      <w:pPr>
-        <w:rPr>
-          <w:color w:val="FF0000"/>
-        </w:rPr>
-      </w:pPr>
+        <w:t xml:space="preserve">. </w:t>
+      </w:r>
       <w:r>
         <w:rPr>
           <w:b/>
           <w:bCs/>
           <w:color w:val="C9211E"/>
         </w:rPr>
-        <w:t>WP5</w:t>
-      </w:r>
-      <w:r>
-        <w:rPr>
-          <w:color w:val="FF0000"/>
-        </w:rPr>
-        <w:t xml:space="preserve">. </w:t>
+        <w:t xml:space="preserve">Application 2: Dynamic </w:t>
       </w:r>
       <w:r>
         <w:rPr>
@@ -1424,7 +3838,130 @@
           <w:bCs/>
           <w:color w:val="C9211E"/>
         </w:rPr>
-        <w:t>Application 2: Dynamic electric autonomous dial-a-ride problem</w:t>
+        <w:t>E</w:t>
+      </w:r>
+      <w:r>
+        <w:rPr>
+          <w:b/>
+          <w:bCs/>
+          <w:color w:val="C9211E"/>
+        </w:rPr>
+        <w:t xml:space="preserve">lectric </w:t>
+      </w:r>
+      <w:r>
+        <w:rPr>
+          <w:b/>
+          <w:bCs/>
+          <w:color w:val="C9211E"/>
+        </w:rPr>
+        <w:t>A</w:t>
+      </w:r>
+      <w:r>
+        <w:rPr>
+          <w:b/>
+          <w:bCs/>
+          <w:color w:val="C9211E"/>
+        </w:rPr>
+        <w:t xml:space="preserve">utonomous </w:t>
+      </w:r>
+      <w:r>
+        <w:rPr>
+          <w:b/>
+          <w:bCs/>
+          <w:color w:val="C9211E"/>
+        </w:rPr>
+        <w:t>D</w:t>
+      </w:r>
+      <w:r>
+        <w:rPr>
+          <w:b/>
+          <w:bCs/>
+          <w:color w:val="C9211E"/>
+        </w:rPr>
+        <w:t>ial</w:t>
+      </w:r>
+      <w:r>
+        <w:rPr>
+          <w:b/>
+          <w:bCs/>
+          <w:color w:val="C9211E"/>
+        </w:rPr>
+        <w:t>-</w:t>
+      </w:r>
+      <w:r>
+        <w:rPr>
+          <w:rFonts w:ascii="Cambria" w:hAnsi="Cambria"/>
+          <w:b/>
+          <w:bCs/>
+          <w:color w:val="C9211E"/>
+        </w:rPr>
+        <w:t>a</w:t>
+      </w:r>
+      <w:r>
+        <w:rPr>
+          <w:b/>
+          <w:bCs/>
+          <w:color w:val="C9211E"/>
+        </w:rPr>
+        <w:t>-</w:t>
+      </w:r>
+      <w:r>
+        <w:rPr>
+          <w:b/>
+          <w:bCs/>
+          <w:color w:val="C9211E"/>
+        </w:rPr>
+        <w:t>R</w:t>
+      </w:r>
+      <w:r>
+        <w:rPr>
+          <w:b/>
+          <w:bCs/>
+          <w:color w:val="C9211E"/>
+        </w:rPr>
+        <w:t xml:space="preserve">ide </w:t>
+      </w:r>
+      <w:r>
+        <w:rPr>
+          <w:b/>
+          <w:bCs/>
+          <w:color w:val="C9211E"/>
+        </w:rPr>
+        <w:t>P</w:t>
+      </w:r>
+      <w:r>
+        <w:rPr>
+          <w:b/>
+          <w:bCs/>
+          <w:color w:val="C9211E"/>
+        </w:rPr>
+        <w:t>roblem</w:t>
+      </w:r>
+      <w:r>
+        <w:rPr>
+          <w:b/>
+          <w:bCs/>
+          <w:color w:val="C9211E"/>
+        </w:rPr>
+        <w:t xml:space="preserve"> (</w:t>
+      </w:r>
+      <w:proofErr w:type="spellStart"/>
+      <w:r>
+        <w:rPr>
+          <w:b/>
+          <w:bCs/>
+          <w:color w:val="C9211E"/>
+        </w:rPr>
+        <w:t>DynEADARP</w:t>
+      </w:r>
+      <w:proofErr w:type="spellEnd"/>
+      <w:r>
+        <w:rPr>
+          <w:b/>
+          <w:bCs/>
+          <w:color w:val="C9211E"/>
+        </w:rPr>
+        <w:t>)</w:t>
       </w:r>
     </w:p>
     <w:p>
@@ -1440,22 +3977,394 @@
           <w:sz w:val="20"/>
           <w:szCs w:val="20"/>
         </w:rPr>
-        <w:t>The second application is the EADARP. This problem includes pickup and delivery requests, fleet constraints, charging-station availability, time windows, battery limitations, and dynamically arriving demand. It provides a realistic setting in which learning-based anticipatory decisions may be particularly valuable. The project will use static EADARP instances to calibrate the hybrid framework and then extend it to dynamic variants in which the solver must decide when to re-optimize, which requests or routes to reconsider, and how to adapt charging decisions online. The two principal application domains deliberately represent complementary settings: MCS is a static graph-based selection problem, whereas EADARP is a dynamic routing problem. Their joint study will therefore test whether the proposed learning mechanisms transfer across substantially different optimization environments (Bresich et al., 2026b; Tomandl et al., 2026; Bresich et al., 2026c).</w:t>
+        <w:t>The</w:t>
+      </w:r>
+      <w:r>
+        <w:rPr>
+          <w:sz w:val="20"/>
+          <w:szCs w:val="20"/>
+        </w:rPr>
+        <w:t xml:space="preserve"> </w:t>
+      </w:r>
+      <w:proofErr w:type="spellStart"/>
+      <w:r>
+        <w:rPr>
+          <w:sz w:val="20"/>
+          <w:szCs w:val="20"/>
+        </w:rPr>
+        <w:t>DynEADARP</w:t>
+      </w:r>
+      <w:proofErr w:type="spellEnd"/>
+      <w:r>
+        <w:rPr>
+          <w:sz w:val="20"/>
+          <w:szCs w:val="20"/>
+        </w:rPr>
+        <w:t xml:space="preserve">, as defined in </w:t>
+      </w:r>
+      <w:proofErr w:type="spellStart"/>
+      <w:r>
+        <w:rPr>
+          <w:sz w:val="20"/>
+          <w:szCs w:val="20"/>
+        </w:rPr>
+        <w:t>Tomandl</w:t>
+      </w:r>
+      <w:proofErr w:type="spellEnd"/>
+      <w:r>
+        <w:rPr>
+          <w:sz w:val="20"/>
+          <w:szCs w:val="20"/>
+        </w:rPr>
+        <w:t xml:space="preserve"> et al. (202</w:t>
+      </w:r>
+      <w:r>
+        <w:rPr>
+          <w:sz w:val="20"/>
+          <w:szCs w:val="20"/>
+        </w:rPr>
+        <w:t>6</w:t>
+      </w:r>
+      <w:r>
+        <w:rPr>
+          <w:sz w:val="20"/>
+          <w:szCs w:val="20"/>
+        </w:rPr>
+        <w:t xml:space="preserve">), concerns a fleet of electric autonomous vehicles by which incoming travel requests of users consisting of </w:t>
+      </w:r>
+      <w:r>
+        <w:rPr>
+          <w:sz w:val="20"/>
+          <w:szCs w:val="20"/>
+        </w:rPr>
+        <w:t>pickup and delivery</w:t>
+      </w:r>
+      <w:r>
+        <w:rPr>
+          <w:sz w:val="20"/>
+          <w:szCs w:val="20"/>
+        </w:rPr>
+        <w:t xml:space="preserve"> locations as well as time windows shall be fulfilled. In contrast to classical taxi services, users may share rides </w:t>
+      </w:r>
+      <w:proofErr w:type="gramStart"/>
+      <w:r>
+        <w:rPr>
+          <w:sz w:val="20"/>
+          <w:szCs w:val="20"/>
+        </w:rPr>
+        <w:t>as long as</w:t>
+      </w:r>
+      <w:proofErr w:type="gramEnd"/>
+      <w:r>
+        <w:rPr>
+          <w:sz w:val="20"/>
+          <w:szCs w:val="20"/>
+        </w:rPr>
+        <w:t xml:space="preserve"> detours do not get too </w:t>
+      </w:r>
+      <w:r>
+        <w:rPr>
+          <w:sz w:val="20"/>
+          <w:szCs w:val="20"/>
+        </w:rPr>
+        <w:lastRenderedPageBreak/>
+        <w:t xml:space="preserve">long. This problem extends the classical dial-a-ride problem </w:t>
+      </w:r>
+      <w:proofErr w:type="gramStart"/>
+      <w:r>
+        <w:rPr>
+          <w:sz w:val="20"/>
+          <w:szCs w:val="20"/>
+        </w:rPr>
+        <w:t>in particular by</w:t>
+      </w:r>
+      <w:proofErr w:type="gramEnd"/>
+      <w:r>
+        <w:rPr>
+          <w:sz w:val="20"/>
+          <w:szCs w:val="20"/>
+        </w:rPr>
+        <w:t xml:space="preserve"> the need </w:t>
+      </w:r>
+      <w:r>
+        <w:rPr>
+          <w:rFonts w:ascii="Cambria" w:hAnsi="Cambria"/>
+          <w:sz w:val="20"/>
+          <w:szCs w:val="20"/>
+        </w:rPr>
+        <w:t>to plan suitable</w:t>
+      </w:r>
+      <w:r>
+        <w:rPr>
+          <w:sz w:val="20"/>
+          <w:szCs w:val="20"/>
+        </w:rPr>
+        <w:t xml:space="preserve"> charging stops. Moreover, we consider the stochastic dynamic (online) variant in which requests only become available over time and the planning </w:t>
+      </w:r>
+      <w:proofErr w:type="gramStart"/>
+      <w:r>
+        <w:rPr>
+          <w:sz w:val="20"/>
+          <w:szCs w:val="20"/>
+        </w:rPr>
+        <w:t>has to</w:t>
+      </w:r>
+      <w:proofErr w:type="gramEnd"/>
+      <w:r>
+        <w:rPr>
+          <w:sz w:val="20"/>
+          <w:szCs w:val="20"/>
+        </w:rPr>
+        <w:t xml:space="preserve"> be done in a way to be well prepared for the expected future.</w:t>
+      </w:r>
+      <w:r>
+        <w:rPr>
+          <w:sz w:val="20"/>
+          <w:szCs w:val="20"/>
+        </w:rPr>
+        <w:t xml:space="preserve"> </w:t>
+      </w:r>
+      <w:r>
+        <w:rPr>
+          <w:sz w:val="20"/>
+          <w:szCs w:val="20"/>
+        </w:rPr>
+        <w:t>This problem</w:t>
+      </w:r>
+      <w:r>
+        <w:rPr>
+          <w:sz w:val="20"/>
+          <w:szCs w:val="20"/>
+        </w:rPr>
+        <w:t xml:space="preserve"> provides a realistic setting in which learning-based anticipatory decisions may be particularly valuable</w:t>
+      </w:r>
+      <w:r>
+        <w:rPr>
+          <w:sz w:val="20"/>
+          <w:szCs w:val="20"/>
+        </w:rPr>
+        <w:t xml:space="preserve"> (Baty et al., 2024)</w:t>
+      </w:r>
+      <w:r>
+        <w:rPr>
+          <w:sz w:val="20"/>
+          <w:szCs w:val="20"/>
+        </w:rPr>
+        <w:t xml:space="preserve">. The project will </w:t>
+      </w:r>
+      <w:r>
+        <w:rPr>
+          <w:sz w:val="20"/>
+          <w:szCs w:val="20"/>
+        </w:rPr>
+        <w:t xml:space="preserve">first focus on the simpler </w:t>
+      </w:r>
+      <w:r>
+        <w:rPr>
+          <w:sz w:val="20"/>
+          <w:szCs w:val="20"/>
+        </w:rPr>
+        <w:t xml:space="preserve">static </w:t>
+      </w:r>
+      <w:r>
+        <w:rPr>
+          <w:sz w:val="20"/>
+          <w:szCs w:val="20"/>
+        </w:rPr>
+        <w:t>variant</w:t>
+      </w:r>
+      <w:r>
+        <w:rPr>
+          <w:sz w:val="20"/>
+          <w:szCs w:val="20"/>
+        </w:rPr>
+        <w:t xml:space="preserve">, for which the </w:t>
+      </w:r>
+      <w:r>
+        <w:rPr>
+          <w:sz w:val="20"/>
+          <w:szCs w:val="20"/>
+        </w:rPr>
+        <w:t>Austrian partner</w:t>
+      </w:r>
+      <w:r>
+        <w:rPr>
+          <w:sz w:val="20"/>
+          <w:szCs w:val="20"/>
+        </w:rPr>
+        <w:t xml:space="preserve"> has already developed a leading LNS (</w:t>
+      </w:r>
+      <w:proofErr w:type="spellStart"/>
+      <w:r>
+        <w:rPr>
+          <w:sz w:val="20"/>
+          <w:szCs w:val="20"/>
+        </w:rPr>
+        <w:t>Bresich</w:t>
+      </w:r>
+      <w:proofErr w:type="spellEnd"/>
+      <w:r>
+        <w:rPr>
+          <w:sz w:val="20"/>
+          <w:szCs w:val="20"/>
+        </w:rPr>
+        <w:t xml:space="preserve"> et al., 2026</w:t>
+      </w:r>
+      <w:r>
+        <w:rPr>
+          <w:sz w:val="20"/>
+          <w:szCs w:val="20"/>
+        </w:rPr>
+        <w:t>b</w:t>
+      </w:r>
+      <w:r>
+        <w:rPr>
+          <w:sz w:val="20"/>
+          <w:szCs w:val="20"/>
+        </w:rPr>
+        <w:t xml:space="preserve">; </w:t>
+      </w:r>
+      <w:proofErr w:type="spellStart"/>
+      <w:r>
+        <w:rPr>
+          <w:sz w:val="20"/>
+          <w:szCs w:val="20"/>
+        </w:rPr>
+        <w:t>Bresich</w:t>
+      </w:r>
+      <w:proofErr w:type="spellEnd"/>
+      <w:r>
+        <w:rPr>
+          <w:sz w:val="20"/>
+          <w:szCs w:val="20"/>
+        </w:rPr>
+        <w:t xml:space="preserve"> et al., 2026c</w:t>
+      </w:r>
+      <w:r>
+        <w:rPr>
+          <w:sz w:val="20"/>
+          <w:szCs w:val="20"/>
+        </w:rPr>
+        <w:t>)</w:t>
+      </w:r>
+      <w:r>
+        <w:rPr>
+          <w:sz w:val="20"/>
+          <w:szCs w:val="20"/>
+        </w:rPr>
+        <w:t>.</w:t>
+      </w:r>
+      <w:r>
+        <w:rPr>
+          <w:sz w:val="20"/>
+          <w:szCs w:val="20"/>
+        </w:rPr>
+        <w:t xml:space="preserve"> </w:t>
+      </w:r>
+      <w:r>
+        <w:rPr>
+          <w:sz w:val="20"/>
+          <w:szCs w:val="20"/>
+        </w:rPr>
+        <w:t xml:space="preserve">Moreover, the group also already proposed a simple reinforcement-learning-based extension of this LNS towards the </w:t>
+      </w:r>
+      <w:proofErr w:type="spellStart"/>
+      <w:r>
+        <w:rPr>
+          <w:sz w:val="20"/>
+          <w:szCs w:val="20"/>
+        </w:rPr>
+        <w:t>DynEADARP</w:t>
+      </w:r>
+      <w:proofErr w:type="spellEnd"/>
+      <w:r>
+        <w:rPr>
+          <w:sz w:val="20"/>
+          <w:szCs w:val="20"/>
+        </w:rPr>
+        <w:t xml:space="preserve">, which will be used as </w:t>
+      </w:r>
+      <w:r>
+        <w:rPr>
+          <w:rFonts w:ascii="Cambria" w:hAnsi="Cambria"/>
+          <w:sz w:val="20"/>
+          <w:szCs w:val="20"/>
+        </w:rPr>
+        <w:t>a baseline (</w:t>
+      </w:r>
+      <w:proofErr w:type="spellStart"/>
+      <w:r>
+        <w:rPr>
+          <w:rFonts w:ascii="Cambria" w:hAnsi="Cambria"/>
+          <w:sz w:val="20"/>
+          <w:szCs w:val="20"/>
+        </w:rPr>
+        <w:t>Tomandl</w:t>
+      </w:r>
+      <w:proofErr w:type="spellEnd"/>
+      <w:r>
+        <w:rPr>
+          <w:rFonts w:ascii="Cambria" w:hAnsi="Cambria"/>
+          <w:sz w:val="20"/>
+          <w:szCs w:val="20"/>
+        </w:rPr>
+        <w:t xml:space="preserve"> et al., 2026). Building on this, the learned destroy-set and repair models will be extended to the dynamic variant, where they are additionally conditioned on information about expected future requests</w:t>
+      </w:r>
+      <w:r>
+        <w:rPr>
+          <w:sz w:val="20"/>
+          <w:szCs w:val="20"/>
+        </w:rPr>
+        <w:t>.</w:t>
+      </w:r>
+      <w:r>
+        <w:rPr>
+          <w:sz w:val="20"/>
+          <w:szCs w:val="20"/>
+        </w:rPr>
+        <w:t xml:space="preserve"> The two principal application domains deliberately represent complementary settings</w:t>
+      </w:r>
+      <w:r>
+        <w:rPr>
+          <w:sz w:val="20"/>
+          <w:szCs w:val="20"/>
+        </w:rPr>
+        <w:t>.</w:t>
+      </w:r>
+      <w:r>
+        <w:rPr>
+          <w:sz w:val="20"/>
+          <w:szCs w:val="20"/>
+        </w:rPr>
+        <w:t xml:space="preserve"> Their joint study will therefore test whether the proposed learning mechanisms transfer across substantially different optimization</w:t>
+      </w:r>
+      <w:r>
+        <w:rPr>
+          <w:sz w:val="20"/>
+          <w:szCs w:val="20"/>
+        </w:rPr>
+        <w:t xml:space="preserve"> problem types</w:t>
+      </w:r>
+      <w:r>
+        <w:rPr>
+          <w:sz w:val="20"/>
+          <w:szCs w:val="20"/>
+        </w:rPr>
+        <w:t>.</w:t>
       </w:r>
     </w:p>
     <w:p>
       <w:pPr>
-        <w:rPr>
-          <w:color w:val="3465A4"/>
-        </w:rPr>
-      </w:pPr>
-      <w:r>
-        <w:rPr>
-          <w:b/>
-          <w:bCs/>
-          <w:color w:val="3465A4"/>
-        </w:rPr>
-        <w:t>5. Experimental evaluation and Risk and contingency</w:t>
+        <w:pStyle w:val="berschrift1"/>
+      </w:pPr>
+      <w:r>
+        <w:t xml:space="preserve">5. Experimental evaluation and </w:t>
+      </w:r>
+      <w:r>
+        <w:t>r</w:t>
+      </w:r>
+      <w:r>
+        <w:t>isk contingency</w:t>
       </w:r>
     </w:p>
     <w:p>
@@ -1463,11 +4372,15 @@
         <w:jc w:val="both"/>
       </w:pPr>
       <w:r>
-        <w:t xml:space="preserve">The proposed learning-enhanced methods will be evaluated against conventional CMSA and LNS baselines, manually designed operators, exact approaches where computationally feasible, and relevant recent methods from the literature. Performance will be assessed using objective value or optimality gap, runtime, time-to-target, anytime performance, robustness over repeated runs, diversity of generated candidates, reduced-subproblem size, and generalization to larger or structurally different instances. Training, inference, and optimization times will be reported </w:t>
-      </w:r>
-      <w:r>
-        <w:lastRenderedPageBreak/>
-        <w:t>separately in order to assess whether the computational cost of learning is justified and amortized across repeated problem solving.</w:t>
+        <w:t xml:space="preserve">The proposed learning-enhanced methods will be evaluated against conventional CMSA and LNS baselines, manually designed operators, exact approaches where computationally feasible, and relevant recent methods from the literature. Performance will be assessed using objective value or optimality gap, runtime, time-to-target, anytime performance, robustness over repeated runs, diversity of generated candidates, reduced-subproblem size, and generalization to larger or structurally different instances. Training, inference, and optimization times will be reported separately </w:t>
+      </w:r>
+      <w:proofErr w:type="gramStart"/>
+      <w:r>
+        <w:t>in order to</w:t>
+      </w:r>
+      <w:proofErr w:type="gramEnd"/>
+      <w:r>
+        <w:t xml:space="preserve"> assess whether the computational cost of learning is justified and amortized across repeated problem solving.</w:t>
       </w:r>
     </w:p>
     <w:p>
@@ -1475,7 +4388,29 @@
         <w:jc w:val="both"/>
       </w:pPr>
       <w:r>
-        <w:t>The modular design limits the scientific risk of individual learning components. If GFlowNet- or diffusion-based generation does not outperform conventional construction, the same framework will support simpler neural or graph-based scoring models. If online neural adaptation proves unstable or too expensive, lightweight contextual-bandit or adaptive-probability mechanisms will be used. LLM-based heuristic synthesis is explicitly exploratory and is not a critical dependency for successful project completion.</w:t>
+        <w:t xml:space="preserve">The modular design limits the scientific risk of individual learning components. If </w:t>
+      </w:r>
+      <w:proofErr w:type="spellStart"/>
+      <w:r>
+        <w:t>GFlowNet</w:t>
+      </w:r>
+      <w:proofErr w:type="spellEnd"/>
+      <w:r>
+        <w:t xml:space="preserve">- or diffusion-based generation does not </w:t>
+      </w:r>
+      <w:r>
+        <w:t>perform well</w:t>
+      </w:r>
+      <w:r>
+        <w:t xml:space="preserve">, the same framework will support simpler neural or graph-based scoring models. If online neural adaptation proves unstable or too expensive, lightweight contextual-bandit or adaptive-probability mechanisms will be used. LLM-based heuristic synthesis is explicitly </w:t>
+      </w:r>
+      <w:proofErr w:type="gramStart"/>
+      <w:r>
+        <w:t>exploratory</w:t>
+      </w:r>
+      <w:proofErr w:type="gramEnd"/>
+      <w:r>
+        <w:t xml:space="preserve"> and is not a critical dependency for successful project completion.</w:t>
       </w:r>
     </w:p>
     <w:p>
@@ -1500,7 +4435,60 @@
           <w:sz w:val="20"/>
           <w:szCs w:val="20"/>
         </w:rPr>
-        <w:t>The project will generate several tangible outputs. First, it will produce a modular hybrid optimization framework that combines classical search with graph-aware learning, generative models, and decision-focused control. Second, it will deliver application scenarios  MCS, Maximum Independent Set, MaxCut, densest k-subgraph,  MCS, and dynamic EADARP variants. Third, it will create reusable algorithmic modules for destroy-set generation, candidate construction, and adaptive heuristic control. Fourth, it will produce open and reproducible software components aligned with the planned work packages.</w:t>
+        <w:t xml:space="preserve">The project will generate several tangible outputs. First, it will produce a modular hybrid optimization framework that combines classical search with graph-aware learning, generative models, and decision-focused control. Second, it will </w:t>
+      </w:r>
+      <w:r>
+        <w:rPr>
+          <w:sz w:val="20"/>
+          <w:szCs w:val="20"/>
+        </w:rPr>
+        <w:t xml:space="preserve">contribute </w:t>
+      </w:r>
+      <w:proofErr w:type="gramStart"/>
+      <w:r>
+        <w:rPr>
+          <w:sz w:val="20"/>
+          <w:szCs w:val="20"/>
+        </w:rPr>
+        <w:t>with</w:t>
+      </w:r>
+      <w:proofErr w:type="gramEnd"/>
+      <w:r>
+        <w:rPr>
+          <w:sz w:val="20"/>
+          <w:szCs w:val="20"/>
+        </w:rPr>
+        <w:t xml:space="preserve"> better solution approaches for the considered</w:t>
+      </w:r>
+      <w:r>
+        <w:rPr>
+          <w:sz w:val="20"/>
+          <w:szCs w:val="20"/>
+        </w:rPr>
+        <w:t xml:space="preserve"> application scenarios</w:t>
+      </w:r>
+      <w:r>
+        <w:rPr>
+          <w:sz w:val="20"/>
+          <w:szCs w:val="20"/>
+        </w:rPr>
+        <w:t xml:space="preserve">, i.e., MCS and </w:t>
+      </w:r>
+      <w:proofErr w:type="spellStart"/>
+      <w:r>
+        <w:rPr>
+          <w:sz w:val="20"/>
+          <w:szCs w:val="20"/>
+        </w:rPr>
+        <w:t>DynEADARP</w:t>
+      </w:r>
+      <w:proofErr w:type="spellEnd"/>
+      <w:r>
+        <w:rPr>
+          <w:sz w:val="20"/>
+          <w:szCs w:val="20"/>
+        </w:rPr>
+        <w:t>. Third, it will create reusable algorithmic modules for destroy-set generation, candidate construction, and adaptive heuristic control. Fourth, it will produce open and reproducible software components aligned with the planned work packages.</w:t>
       </w:r>
     </w:p>
     <w:p>
@@ -1516,7 +4504,50 @@
           <w:sz w:val="20"/>
           <w:szCs w:val="20"/>
         </w:rPr>
-        <w:t>The expected scientific impact lies in demonstrating how generative AI and machine learning can be embedded within robust optimization algorithms rather than used only as isolated end-to-end models. The project will generate methodological knowledge on when learned search components provide measurable benefits, how well they generalize across instance distributions, and how their computational cost should be balanced against optimization gains. The bilateral collaboration is also expected to produce joint publications, thesis topics, researcher mobility, and reusable software with potential relevance to logistics, network analysis, infrastructure planning, and large-scale graph decision making.</w:t>
+        <w:t xml:space="preserve">The expected scientific impact lies in demonstrating how generative AI and machine learning can be embedded within robust optimization algorithms rather than used only as isolated end-to-end models. The project will generate methodological knowledge on when learned search components provide measurable benefits, how well they generalize, and how their computational cost should be balanced against optimization gains. </w:t>
+      </w:r>
+      <w:r>
+        <w:rPr>
+          <w:sz w:val="20"/>
+          <w:szCs w:val="20"/>
+        </w:rPr>
+        <w:t>We plan to publish at least two joint papers in high</w:t>
+      </w:r>
+      <w:r>
+        <w:rPr>
+          <w:rFonts w:ascii="Cambria" w:hAnsi="Cambria"/>
+          <w:sz w:val="20"/>
+          <w:szCs w:val="20"/>
+        </w:rPr>
+        <w:t>-</w:t>
+      </w:r>
+      <w:r>
+        <w:rPr>
+          <w:sz w:val="20"/>
+          <w:szCs w:val="20"/>
+        </w:rPr>
+        <w:t xml:space="preserve">ranking </w:t>
+      </w:r>
+      <w:r>
+        <w:rPr>
+          <w:sz w:val="20"/>
+          <w:szCs w:val="20"/>
+        </w:rPr>
+        <w:t>journals,</w:t>
+      </w:r>
+      <w:r>
+        <w:rPr>
+          <w:sz w:val="20"/>
+          <w:szCs w:val="20"/>
+        </w:rPr>
+        <w:t xml:space="preserve"> such as Computers &amp; Operations Research, and two more joint conference paper contributions</w:t>
+      </w:r>
+      <w:r>
+        <w:rPr>
+          <w:sz w:val="20"/>
+          <w:szCs w:val="20"/>
+        </w:rPr>
+        <w:t>, for example at CPAIOR.</w:t>
       </w:r>
     </w:p>
     <w:p>
@@ -1524,6 +4555,7 @@
         <w:pStyle w:val="berschrift1"/>
       </w:pPr>
       <w:r>
+        <w:lastRenderedPageBreak/>
         <w:t>7. Bilateral cooperation and division of responsibilities</w:t>
       </w:r>
     </w:p>
@@ -1540,7 +4572,46 @@
           <w:sz w:val="20"/>
           <w:szCs w:val="20"/>
         </w:rPr>
-        <w:t>The bilateral dimension is integral to the scientific design rather than an administrative add-on. The project deliberately couples two complementary algorithmic traditions and two distinct application settings. The Austrian partner will lead work on LNS, generative optimization, diffusion and GFlowNet-based search, and dynamic routing/EADARP. The Bosnia and Herzegovina partner will lead work on CMSA, graph combinatorial optimization, mathematical formulations, MCS, and learning-assisted component generation.</w:t>
+        <w:t xml:space="preserve">The project deliberately couples two complementary algorithmic traditions and two distinct application settings. The Austrian partner will lead work on LNS, generative optimization, diffusion and </w:t>
+      </w:r>
+      <w:proofErr w:type="spellStart"/>
+      <w:r>
+        <w:rPr>
+          <w:sz w:val="20"/>
+          <w:szCs w:val="20"/>
+        </w:rPr>
+        <w:t>GFlowNet</w:t>
+      </w:r>
+      <w:proofErr w:type="spellEnd"/>
+      <w:r>
+        <w:rPr>
+          <w:sz w:val="20"/>
+          <w:szCs w:val="20"/>
+        </w:rPr>
+        <w:t xml:space="preserve">-based search, and </w:t>
+      </w:r>
+      <w:proofErr w:type="spellStart"/>
+      <w:r>
+        <w:rPr>
+          <w:sz w:val="20"/>
+          <w:szCs w:val="20"/>
+        </w:rPr>
+        <w:t>Dyn</w:t>
+      </w:r>
+      <w:r>
+        <w:rPr>
+          <w:sz w:val="20"/>
+          <w:szCs w:val="20"/>
+        </w:rPr>
+        <w:t>EADARP</w:t>
+      </w:r>
+      <w:proofErr w:type="spellEnd"/>
+      <w:r>
+        <w:rPr>
+          <w:sz w:val="20"/>
+          <w:szCs w:val="20"/>
+        </w:rPr>
+        <w:t>. The Bosnia and Herzegovina partner will lead work on CMSA, graph combinatorial optimization, mathematical formulations, MCS, and learning-assisted component generation.</w:t>
       </w:r>
     </w:p>
     <w:p>
@@ -1556,7 +4627,49 @@
           <w:sz w:val="20"/>
           <w:szCs w:val="20"/>
         </w:rPr>
-        <w:t>The partners will jointly design the common interfaces between learning and optimization, compare offline and online learning strategies, study cross-problem and out-of-distribution generalization, and develop the LLM-assisted heuristic-synthesis pipeline. Research visits will be organized around concrete joint tasks—algorithm integration, model training, benchmark generation, computational experimentation, and paper preparation—so that mobility directly supports scientific deliverables.</w:t>
+        <w:t xml:space="preserve">The partners will jointly design the common interfaces between learning and optimization, compare </w:t>
+      </w:r>
+      <w:r>
+        <w:rPr>
+          <w:sz w:val="20"/>
+          <w:szCs w:val="20"/>
+        </w:rPr>
+        <w:t>different</w:t>
+      </w:r>
+      <w:r>
+        <w:rPr>
+          <w:sz w:val="20"/>
+          <w:szCs w:val="20"/>
+        </w:rPr>
+        <w:t xml:space="preserve"> learning strategies, study cross-problem and out-of-distribution generalization, and develop the LLM-assisted heuristic-synthesis pipeline. </w:t>
+      </w:r>
+      <w:r>
+        <w:rPr>
+          <w:sz w:val="20"/>
+          <w:szCs w:val="20"/>
+        </w:rPr>
+        <w:t>Two mutual r</w:t>
+      </w:r>
+      <w:r>
+        <w:rPr>
+          <w:sz w:val="20"/>
+          <w:szCs w:val="20"/>
+        </w:rPr>
+        <w:t>esearch visits will be organized</w:t>
+      </w:r>
+      <w:r>
+        <w:rPr>
+          <w:sz w:val="20"/>
+          <w:szCs w:val="20"/>
+        </w:rPr>
+        <w:t xml:space="preserve"> per year</w:t>
+      </w:r>
+      <w:r>
+        <w:rPr>
+          <w:sz w:val="20"/>
+          <w:szCs w:val="20"/>
+        </w:rPr>
+        <w:t xml:space="preserve"> around concrete joint tasks—algorithm integration, model training, benchmark generation, computational experimentation, and paper preparation—so that mobility directly supports scientific deliverables.</w:t>
       </w:r>
     </w:p>
     <w:p>
@@ -1572,15 +4685,37 @@
           <w:sz w:val="20"/>
           <w:szCs w:val="20"/>
         </w:rPr>
-        <w:t>This division creates clear scientific added value. The Bosnia and Herzegovina team contributes graph-oriented modeling and CMSA-based reduced-subproblem expertise, while the Austrian team contributes LNS, generative learning, and dynamic optimization expertise. The common methodology will be tested across both teams’ problem domains, enabling a stronger assessment of transferability than either partner could obtain by working only within its established application area. The collaboration will also support co-</w:t>
-      </w:r>
-      <w:r>
-        <w:rPr>
-          <w:sz w:val="20"/>
-          <w:szCs w:val="20"/>
-        </w:rPr>
-        <w:lastRenderedPageBreak/>
-        <w:t>supervision of graduate students and early-stage researchers, shared software development, joint publications, and preparation of follow-up European proposals at the intersection of OR and AI.</w:t>
+        <w:t xml:space="preserve">The collaboration will also support co-supervision of graduate students and early-stage researchers, shared software development, joint publications, and preparation of follow-up European proposals at the intersection of </w:t>
+      </w:r>
+      <w:r>
+        <w:rPr>
+          <w:rFonts w:ascii="Cambria" w:hAnsi="Cambria"/>
+          <w:sz w:val="20"/>
+          <w:szCs w:val="20"/>
+        </w:rPr>
+        <w:t>operations research</w:t>
+      </w:r>
+      <w:r>
+        <w:rPr>
+          <w:sz w:val="20"/>
+          <w:szCs w:val="20"/>
+        </w:rPr>
+        <w:t xml:space="preserve"> and </w:t>
+      </w:r>
+      <w:r>
+        <w:rPr>
+          <w:rFonts w:ascii="Cambria" w:hAnsi="Cambria"/>
+          <w:sz w:val="20"/>
+          <w:szCs w:val="20"/>
+        </w:rPr>
+        <w:t>artificial intelligence</w:t>
+      </w:r>
+      <w:r>
+        <w:rPr>
+          <w:sz w:val="20"/>
+          <w:szCs w:val="20"/>
+        </w:rPr>
+        <w:t>.</w:t>
       </w:r>
     </w:p>
     <w:p>
@@ -1607,79 +4742,43 @@
           <w:sz w:val="16"/>
           <w:szCs w:val="16"/>
         </w:rPr>
-        <w:t>[1] Y. Bengio, A. Lodi, and A. Prouvost, “Machine learning for combinatorial optimization: a methodological tour d’horizon,” European Journal of Operational Research, vol. 290, no. 2, pp. 405–421, 2021. doi: 10.1016/j.ejor.2020.07.063.</w:t>
-      </w:r>
-    </w:p>
-    <w:p>
-      <w:pPr>
-        <w:spacing w:before="57" w:after="57" w:line="240" w:lineRule="auto"/>
-        <w:jc w:val="both"/>
-        <w:rPr>
-          <w:sz w:val="16"/>
-          <w:szCs w:val="16"/>
-        </w:rPr>
-      </w:pPr>
+        <w:t xml:space="preserve">[1] Y. Bengio, A. Lodi, and A. </w:t>
+      </w:r>
+      <w:proofErr w:type="spellStart"/>
       <w:r>
         <w:rPr>
           <w:color w:val="000000"/>
           <w:sz w:val="16"/>
           <w:szCs w:val="16"/>
         </w:rPr>
-        <w:t>[2] E. Bengio, M. Jain, M. Korablyov, D. Precup, and Y. Bengio, “Flow Network based Generative Models for Non-Iterative Diverse Candidate Generation,” Advances in Neural Information Processing Systems, vol. 34, pp. 27381–27394, 2021.</w:t>
-      </w:r>
-    </w:p>
-    <w:p>
-      <w:pPr>
-        <w:spacing w:before="57" w:after="57" w:line="240" w:lineRule="auto"/>
-        <w:jc w:val="both"/>
-        <w:rPr>
-          <w:sz w:val="16"/>
-          <w:szCs w:val="16"/>
-        </w:rPr>
-      </w:pPr>
+        <w:t>Prouvost</w:t>
+      </w:r>
+      <w:proofErr w:type="spellEnd"/>
       <w:r>
         <w:rPr>
           <w:color w:val="000000"/>
           <w:sz w:val="16"/>
           <w:szCs w:val="16"/>
         </w:rPr>
-        <w:t>[3] Y. Bengio, S. Lahlou, T. Deleu, E. J. Hu, M. Tiwari, and E. Bengio, “GFlowNet Foundations,” Journal of Machine Learning Research, vol. 24, no. 210, pp. 1–55, 2023.</w:t>
-      </w:r>
-    </w:p>
-    <w:p>
-      <w:pPr>
-        <w:spacing w:before="57" w:after="57" w:line="240" w:lineRule="auto"/>
-        <w:jc w:val="both"/>
-        <w:rPr>
-          <w:sz w:val="16"/>
-          <w:szCs w:val="16"/>
-        </w:rPr>
-      </w:pPr>
+        <w:t xml:space="preserve">, “Machine learning for combinatorial optimization: a methodological tour d’horizon,” European Journal of Operational Research, vol. 290, no. 2, pp. 405–421, 2021. </w:t>
+      </w:r>
+      <w:proofErr w:type="spellStart"/>
       <w:r>
         <w:rPr>
           <w:color w:val="000000"/>
           <w:sz w:val="16"/>
           <w:szCs w:val="16"/>
         </w:rPr>
-        <w:t>[4] C. Blum and A. Roli, “Metaheuristics in combinatorial optimization: Overview and conceptual comparison,” ACM Computing Surveys, vol. 35, no. 3, pp. 268–308, 2003.</w:t>
-      </w:r>
-    </w:p>
-    <w:p>
-      <w:pPr>
-        <w:spacing w:before="57" w:after="57" w:line="240" w:lineRule="auto"/>
-        <w:jc w:val="both"/>
-        <w:rPr>
-          <w:sz w:val="16"/>
-          <w:szCs w:val="16"/>
-        </w:rPr>
-      </w:pPr>
+        <w:t>doi</w:t>
+      </w:r>
+      <w:proofErr w:type="spellEnd"/>
       <w:r>
         <w:rPr>
           <w:color w:val="000000"/>
           <w:sz w:val="16"/>
           <w:szCs w:val="16"/>
         </w:rPr>
-        <w:t>[5] C. Blum, P. Pinacho, M. López-Ibáñez, and J. A. Lozano, “Construct, Merge, Solve &amp; Adapt: A new general algorithm for combinatorial optimization,” Computers &amp; Operations Research, vol. 68, pp. 75–88, 2016. doi: 10.1016/j.cor.2015.10.014.</w:t>
+        <w:t>: 10.1016/j.ejor.2020.07.063.</w:t>
       </w:r>
     </w:p>
     <w:p>
@@ -1697,97 +4796,51 @@
           <w:sz w:val="16"/>
           <w:szCs w:val="16"/>
         </w:rPr>
-        <w:t>[6] J. Reixach and C. Blum, “How to improve ‘Construct, Merge, Solve &amp; Adapt’? Use reinforcement learning!,” Annals of Operations Research, 2024. doi: 10.1007/s10479-024-06243-7.</w:t>
-      </w:r>
-    </w:p>
-    <w:p>
-      <w:pPr>
-        <w:spacing w:before="57" w:after="57" w:line="240" w:lineRule="auto"/>
-        <w:jc w:val="both"/>
-        <w:rPr>
-          <w:sz w:val="16"/>
-          <w:szCs w:val="16"/>
-        </w:rPr>
-      </w:pPr>
+        <w:t>[2]</w:t>
+      </w:r>
       <w:r>
         <w:rPr>
           <w:color w:val="000000"/>
           <w:sz w:val="16"/>
           <w:szCs w:val="16"/>
         </w:rPr>
-        <w:t>[7] J. Reixach and C. Blum, “Improving the CMSA Algorithm with Online Deep Learning,” ECAI 2025, Frontiers in Artificial Intelligence and Applications, 2026. doi: 10.3233/FAIA251352.</w:t>
-      </w:r>
-    </w:p>
-    <w:p>
-      <w:pPr>
-        <w:spacing w:before="57" w:after="57" w:line="240" w:lineRule="auto"/>
-        <w:jc w:val="both"/>
-        <w:rPr>
-          <w:sz w:val="16"/>
-          <w:szCs w:val="16"/>
-        </w:rPr>
-      </w:pPr>
+        <w:t xml:space="preserve"> Y. Bengio, S. Lahlou, T. </w:t>
+      </w:r>
+      <w:proofErr w:type="spellStart"/>
       <w:r>
         <w:rPr>
           <w:color w:val="000000"/>
           <w:sz w:val="16"/>
           <w:szCs w:val="16"/>
         </w:rPr>
-        <w:t>[8] M. A. Akbay, C. Blum, and G. R. Raidl, “A Hybrid CMSA–Column Generation Approach to Variable-Sized Bin Packing,” ECAI 2025: 28th European Conference on Artificial Intelligence, Frontiers in Artificial Intelligence and Applications, vol. 413, pp. 4790–4797, 2025. doi: 10.3233/FAIA251387.</w:t>
-      </w:r>
-    </w:p>
-    <w:p>
-      <w:pPr>
-        <w:spacing w:before="57" w:after="57" w:line="240" w:lineRule="auto"/>
-        <w:jc w:val="both"/>
-        <w:rPr>
-          <w:sz w:val="16"/>
-          <w:szCs w:val="16"/>
-        </w:rPr>
-      </w:pPr>
+        <w:t>Deleu</w:t>
+      </w:r>
+      <w:proofErr w:type="spellEnd"/>
       <w:r>
         <w:rPr>
           <w:color w:val="000000"/>
           <w:sz w:val="16"/>
           <w:szCs w:val="16"/>
         </w:rPr>
-        <w:t>[9] M. Bresich, J. Peng, G. R. Raidl, and S. Limmer, “Determining Destroy Sets in Large Neighborhood Search by Generative Flow Networks,” in Parallel Problem Solving from Nature – PPSN XIX, LNCS 16985, pp. 265–281, Springer, 2026. doi: 10.1007/978-3-032-36214-8_17.</w:t>
-      </w:r>
-    </w:p>
-    <w:p>
-      <w:pPr>
-        <w:spacing w:before="57" w:after="57" w:line="240" w:lineRule="auto"/>
-        <w:jc w:val="both"/>
-        <w:rPr>
-          <w:sz w:val="16"/>
-          <w:szCs w:val="16"/>
-        </w:rPr>
-      </w:pPr>
+        <w:t>, E. J. Hu, M. Tiwari, and E. Bengio, “</w:t>
+      </w:r>
+      <w:proofErr w:type="spellStart"/>
       <w:r>
         <w:rPr>
           <w:color w:val="000000"/>
           <w:sz w:val="16"/>
           <w:szCs w:val="16"/>
         </w:rPr>
-        <w:t>[10] J. Salvà Soler and G. R. Raidl, “A Denoising Diffusion-Based Evolutionary Algorithm Framework: Application to the Maximum Independent Set Problem,” in Machine Learning, Optimization, and Data Science – LOD 2025, LNCS 16467, pp. 1–16, Springer, 2026. doi: 10.1007/978-3-032-21477-5_1.</w:t>
-      </w:r>
-    </w:p>
-    <w:p>
-      <w:pPr>
-        <w:spacing w:before="57" w:after="57" w:line="240" w:lineRule="auto"/>
-        <w:jc w:val="both"/>
-        <w:rPr>
-          <w:sz w:val="16"/>
-          <w:szCs w:val="16"/>
-        </w:rPr>
-      </w:pPr>
+        <w:t>GFlowNet</w:t>
+      </w:r>
+      <w:proofErr w:type="spellEnd"/>
       <w:r>
         <w:rPr>
           <w:color w:val="000000"/>
           <w:sz w:val="16"/>
           <w:szCs w:val="16"/>
         </w:rPr>
-        <w:t>[11] M. Wustinger, E. Iurlano, and G. R. Raidl, “A Denoising Diffusion Adaptive Search for the α-Domination Problem on Social Graphs,” in Evolutionary Computation in Combinatorial Optimization – EvoCOP 2026, pp. 133–149, Springer, 2026. doi: 10.1007/978-3-032-20537-7_9.</w:t>
+        <w:t xml:space="preserve"> Foundations,” Journal of Machine Learning Research, vol. 24, no. 210, pp. 1–55, 2023.</w:t>
       </w:r>
     </w:p>
     <w:p>
@@ -1805,25 +4858,15 @@
           <w:sz w:val="16"/>
           <w:szCs w:val="16"/>
         </w:rPr>
-        <w:t>[12] J. Mandi, J. Kotary, S. Berden, M. Mulamba, V. Bucarey, T. Guns, and F. Fioretto, “Decision-Focused Learning: Foundations, State of the Art, Benchmark and Future Opportunities,” Journal of Artificial Intelligence Research, vol. 80, pp. 1623–1701, 2024. doi: 10.1613/JAIR.1.15320.</w:t>
-      </w:r>
-    </w:p>
-    <w:p>
-      <w:pPr>
-        <w:spacing w:before="57" w:after="57" w:line="240" w:lineRule="auto"/>
-        <w:jc w:val="both"/>
-        <w:rPr>
-          <w:sz w:val="16"/>
-          <w:szCs w:val="16"/>
-        </w:rPr>
-      </w:pPr>
+        <w:t>[3]</w:t>
+      </w:r>
       <w:r>
         <w:rPr>
           <w:color w:val="000000"/>
           <w:sz w:val="16"/>
           <w:szCs w:val="16"/>
         </w:rPr>
-        <w:t>[13] L. Baty, K. Jungel, P. S. Klein, A. Parmentier, and M. Schiffer, “Combinatorial Optimization-Enriched Machine Learning to Solve the Dynamic Vehicle Routing Problem with Time Windows,” Transportation Science, vol. 58, no. 4, pp. 708–725, 2024.</w:t>
+        <w:t xml:space="preserve"> C. Blum and A. Roli, “Metaheuristics in combinatorial optimization: Overview and conceptual comparison,” ACM Computing Surveys, vol. 35, no. 3, pp. 268–308, 2003.</w:t>
       </w:r>
     </w:p>
     <w:p>
@@ -1841,61 +4884,33 @@
           <w:sz w:val="16"/>
           <w:szCs w:val="16"/>
         </w:rPr>
-        <w:t>[14] M. Bresich, G. R. Raidl, C. Coleman, P. Welke, and S. Limmer, “Search Space Reduction Through Machine Learning for the Electric Autonomous Dial-a-Ride Problem,” in Machine Learning, Optimization, and Data Science – LOD 2025, Part II, pp. 185–200, Springer, 2026. doi: 10.1007/978-3-032-21480-5_13.</w:t>
-      </w:r>
-    </w:p>
-    <w:p>
-      <w:pPr>
-        <w:spacing w:before="57" w:after="57" w:line="240" w:lineRule="auto"/>
-        <w:jc w:val="both"/>
-        <w:rPr>
-          <w:sz w:val="16"/>
-          <w:szCs w:val="16"/>
-        </w:rPr>
-      </w:pPr>
+        <w:t>[4]</w:t>
+      </w:r>
       <w:r>
         <w:rPr>
           <w:color w:val="000000"/>
           <w:sz w:val="16"/>
           <w:szCs w:val="16"/>
         </w:rPr>
-        <w:t>[15] L. Tomandl, M. Bresich, G. R. Raidl, Y. Mei, S. Limmer, and T. Rodemann, “A Reinforcement Learning Guided Large Neighborhood Search for the Dynamic Electric Autonomous Dial-a-Ride Problem,” in Machine Learning, Optimization, and Data Science – LOD 2025, Part II, pp. 425–439, Springer, 2026. doi: 10.1007/978-3-032-21480-5_28.</w:t>
-      </w:r>
-    </w:p>
-    <w:p>
-      <w:pPr>
-        <w:spacing w:before="57" w:after="57" w:line="240" w:lineRule="auto"/>
-        <w:jc w:val="both"/>
-        <w:rPr>
-          <w:sz w:val="16"/>
-          <w:szCs w:val="16"/>
-        </w:rPr>
-      </w:pPr>
+        <w:t xml:space="preserve"> C. Blum, P. Pinacho, M. López-Ibáñez, and J. A. Lozano, “Construct, Merge, Solve &amp; Adapt: A new general algorithm for combinatorial optimization,” Computers &amp; Operations Research, vol. 68, pp. 75–88, 2016. </w:t>
+      </w:r>
+      <w:proofErr w:type="spellStart"/>
       <w:r>
         <w:rPr>
           <w:color w:val="000000"/>
           <w:sz w:val="16"/>
           <w:szCs w:val="16"/>
         </w:rPr>
-        <w:t>[16] M. Bresich, G. R. Raidl, and S. Limmer, “Revisiting Large Neighborhood Search with On-the-Fly Charging Station Insertion for the Electric Autonomous Dial-a-Ride Problem,” ACM Transactions on Evolutionary Learning and Optimization, vol. 6, no. 2, pp. 1–31, 2026. doi: 10.1145/3779426.</w:t>
-      </w:r>
-    </w:p>
-    <w:p>
-      <w:pPr>
-        <w:spacing w:before="57" w:after="57" w:line="240" w:lineRule="auto"/>
-        <w:jc w:val="both"/>
-        <w:rPr>
-          <w:sz w:val="16"/>
-          <w:szCs w:val="16"/>
-        </w:rPr>
-      </w:pPr>
+        <w:t>doi</w:t>
+      </w:r>
+      <w:proofErr w:type="spellEnd"/>
       <w:r>
         <w:rPr>
           <w:color w:val="000000"/>
           <w:sz w:val="16"/>
           <w:szCs w:val="16"/>
         </w:rPr>
-        <w:t>[17] B. Romera-Paredes, M. Barekatain, A. Novikov, et al., “Mathematical discoveries from program search with large language models,” Nature, vol. 625, pp. 468–475, 2024. doi: 10.1038/s41586-023-06924-6.</w:t>
+        <w:t>: 10.1016/j.cor.2015.10.014.</w:t>
       </w:r>
     </w:p>
     <w:p>
@@ -1913,94 +4928,87 @@
           <w:sz w:val="16"/>
           <w:szCs w:val="16"/>
         </w:rPr>
-        <w:t>[18] F. Liu, X. Tong, M. Yuan, X. Lin, F. Luo, Z. Wang, Z. Lu, and Q. Zhang, “Evolution of Heuristics: Towards Efficient Automatic Algorithm Design Using Large Language Model,” Proceedings of the 41st International Conference on Machine Learning, PMLR 235, pp. 32201–32223, 2024.</w:t>
-      </w:r>
-    </w:p>
-    <w:p>
-      <w:pPr>
-        <w:spacing w:before="57" w:after="57" w:line="240" w:lineRule="auto"/>
-        <w:jc w:val="both"/>
-        <w:rPr>
-          <w:sz w:val="16"/>
-          <w:szCs w:val="16"/>
-        </w:rPr>
-      </w:pPr>
+        <w:t>[5]</w:t>
+      </w:r>
       <w:r>
         <w:rPr>
           <w:color w:val="000000"/>
           <w:sz w:val="16"/>
           <w:szCs w:val="16"/>
         </w:rPr>
-        <w:t>[19] C. Yang, X. Wang, Y. Lu, H. Liu, Q. V. Le, D. Zhou, and X. Chen, “Large Language Models as Optimizers,” arXiv:2309.03409, 2023.</w:t>
-      </w:r>
-    </w:p>
-    <w:p>
-      <w:pPr>
-        <w:spacing w:before="57" w:after="57" w:line="240" w:lineRule="auto"/>
-        <w:jc w:val="both"/>
+        <w:t xml:space="preserve"> J. </w:t>
+      </w:r>
+      <w:proofErr w:type="spellStart"/>
+      <w:r>
         <w:rPr>
           <w:color w:val="000000"/>
           <w:sz w:val="16"/>
           <w:szCs w:val="16"/>
         </w:rPr>
-      </w:pPr>
+        <w:t>Reixach</w:t>
+      </w:r>
+      <w:proofErr w:type="spellEnd"/>
       <w:r>
         <w:rPr>
           <w:color w:val="000000"/>
           <w:sz w:val="16"/>
           <w:szCs w:val="16"/>
         </w:rPr>
-        <w:t>[20] S. Dey, A. Maheshwari, and S. C. Nandy, “Minimum consistent subset of simple graph classes,” Discrete Applied Mathematics, vol. 338, pp. 255–277, 2023. doi: 10.1016/j.dam.2023.05.024.</w:t>
-      </w:r>
-    </w:p>
-    <w:p>
-      <w:pPr>
-        <w:spacing w:before="57" w:after="57" w:line="240" w:lineRule="auto"/>
-        <w:jc w:val="both"/>
-        <w:rPr>
-          <w:sz w:val="16"/>
-          <w:szCs w:val="16"/>
-        </w:rPr>
-      </w:pPr>
+        <w:t xml:space="preserve"> and C. Blum, “How to improve ‘Construct, Merge, Solve &amp; Adapt’? Use reinforcement </w:t>
+      </w:r>
+      <w:proofErr w:type="gramStart"/>
       <w:r>
         <w:rPr>
           <w:color w:val="000000"/>
           <w:sz w:val="16"/>
           <w:szCs w:val="16"/>
         </w:rPr>
-        <w:t>[21] Z. Sun , Y. Yang, “</w:t>
-      </w:r>
+        <w:t>learning!,</w:t>
+      </w:r>
+      <w:proofErr w:type="gramEnd"/>
       <w:r>
         <w:rPr>
           <w:color w:val="000000"/>
           <w:sz w:val="16"/>
           <w:szCs w:val="16"/>
         </w:rPr>
-        <w:t>DIFUSCO: Graph-based Diffusion Solvers for Combinatorial Optimization</w:t>
-      </w:r>
+        <w:t xml:space="preserve">” Annals of Operations Research, 2024. </w:t>
+      </w:r>
+      <w:proofErr w:type="spellStart"/>
       <w:r>
         <w:rPr>
           <w:color w:val="000000"/>
           <w:sz w:val="16"/>
           <w:szCs w:val="16"/>
         </w:rPr>
-        <w:t xml:space="preserve">”, </w:t>
-      </w:r>
+        <w:t>doi</w:t>
+      </w:r>
+      <w:proofErr w:type="spellEnd"/>
       <w:r>
         <w:rPr>
           <w:color w:val="000000"/>
           <w:sz w:val="16"/>
           <w:szCs w:val="16"/>
         </w:rPr>
-        <w:t>Advances in Neural Information Processing Systems</w:t>
-      </w:r>
+        <w:t>: 10.1007/s10479-024-06243-7.</w:t>
+      </w:r>
+    </w:p>
+    <w:p>
+      <w:pPr>
+        <w:spacing w:before="57" w:after="57" w:line="240" w:lineRule="auto"/>
+        <w:jc w:val="both"/>
+        <w:rPr>
+          <w:sz w:val="16"/>
+          <w:szCs w:val="16"/>
+        </w:rPr>
+      </w:pPr>
       <w:r>
         <w:rPr>
           <w:color w:val="000000"/>
           <w:sz w:val="16"/>
           <w:szCs w:val="16"/>
         </w:rPr>
-        <w:t xml:space="preserve"> 36, pp. 3706</w:t>
+        <w:t>[6]</w:t>
       </w:r>
       <w:r>
         <w:rPr>
@@ -2008,18 +5016,1019 @@
           <w:sz w:val="16"/>
           <w:szCs w:val="16"/>
         </w:rPr>
-        <w:t>–</w:t>
-      </w:r>
+        <w:t xml:space="preserve"> J. </w:t>
+      </w:r>
+      <w:proofErr w:type="spellStart"/>
       <w:r>
         <w:rPr>
           <w:color w:val="000000"/>
           <w:sz w:val="16"/>
           <w:szCs w:val="16"/>
         </w:rPr>
-        <w:t xml:space="preserve">3731, 2024, </w:t>
+        <w:t>Reixach</w:t>
+      </w:r>
+      <w:proofErr w:type="spellEnd"/>
+      <w:r>
+        <w:rPr>
+          <w:color w:val="000000"/>
+          <w:sz w:val="16"/>
+          <w:szCs w:val="16"/>
+        </w:rPr>
+        <w:t xml:space="preserve"> and C. Blum, “Improving the CMSA Algorithm with Online Deep Learning,” ECAI 2025, Frontiers in Artificial Intelligence and Applications, </w:t>
+      </w:r>
+      <w:r>
+        <w:rPr>
+          <w:rFonts w:ascii="Cambria" w:hAnsi="Cambria"/>
+          <w:color w:val="000000"/>
+          <w:sz w:val="16"/>
+          <w:szCs w:val="16"/>
+        </w:rPr>
+        <w:t>2025</w:t>
+      </w:r>
+      <w:r>
+        <w:rPr>
+          <w:color w:val="000000"/>
+          <w:sz w:val="16"/>
+          <w:szCs w:val="16"/>
+        </w:rPr>
+        <w:t xml:space="preserve">. </w:t>
+      </w:r>
+      <w:proofErr w:type="spellStart"/>
+      <w:r>
+        <w:rPr>
+          <w:color w:val="000000"/>
+          <w:sz w:val="16"/>
+          <w:szCs w:val="16"/>
+        </w:rPr>
+        <w:t>doi</w:t>
+      </w:r>
+      <w:proofErr w:type="spellEnd"/>
+      <w:r>
+        <w:rPr>
+          <w:color w:val="000000"/>
+          <w:sz w:val="16"/>
+          <w:szCs w:val="16"/>
+        </w:rPr>
+        <w:t>: 10.3233/FAIA251352.</w:t>
+      </w:r>
+    </w:p>
+    <w:p>
+      <w:pPr>
+        <w:spacing w:before="57" w:after="57" w:line="240" w:lineRule="auto"/>
+        <w:jc w:val="both"/>
+        <w:rPr>
+          <w:sz w:val="16"/>
+          <w:szCs w:val="16"/>
+        </w:rPr>
+      </w:pPr>
+      <w:r>
+        <w:rPr>
+          <w:color w:val="000000"/>
+          <w:sz w:val="16"/>
+          <w:szCs w:val="16"/>
+        </w:rPr>
+        <w:t>[7]</w:t>
+      </w:r>
+      <w:r>
+        <w:rPr>
+          <w:color w:val="000000"/>
+          <w:sz w:val="16"/>
+          <w:szCs w:val="16"/>
+        </w:rPr>
+        <w:t xml:space="preserve"> M. A. Akbay, C. Blum, and G. R. Raidl, “A Hybrid CMSA–Column Generation Approach to Variable-Sized Bin Packing,” ECAI 2025: 28th European Conference on Artificial Intelligence, Frontiers in Artificial Intelligence and Applications, vol. 413, pp. 4790–4797, 2025. </w:t>
+      </w:r>
+      <w:proofErr w:type="spellStart"/>
+      <w:r>
+        <w:rPr>
+          <w:color w:val="000000"/>
+          <w:sz w:val="16"/>
+          <w:szCs w:val="16"/>
+        </w:rPr>
+        <w:t>doi</w:t>
+      </w:r>
+      <w:proofErr w:type="spellEnd"/>
+      <w:r>
+        <w:rPr>
+          <w:color w:val="000000"/>
+          <w:sz w:val="16"/>
+          <w:szCs w:val="16"/>
+        </w:rPr>
+        <w:t>: 10.3233/FAIA251387.</w:t>
+      </w:r>
+    </w:p>
+    <w:p>
+      <w:pPr>
+        <w:spacing w:before="57" w:after="57" w:line="240" w:lineRule="auto"/>
+        <w:jc w:val="both"/>
+        <w:rPr>
+          <w:sz w:val="16"/>
+          <w:szCs w:val="16"/>
+        </w:rPr>
+      </w:pPr>
+      <w:r>
+        <w:rPr>
+          <w:color w:val="000000"/>
+          <w:sz w:val="16"/>
+          <w:szCs w:val="16"/>
+        </w:rPr>
+        <w:t>[8]</w:t>
+      </w:r>
+      <w:r>
+        <w:rPr>
+          <w:color w:val="000000"/>
+          <w:sz w:val="16"/>
+          <w:szCs w:val="16"/>
+        </w:rPr>
+        <w:t xml:space="preserve"> M. </w:t>
+      </w:r>
+      <w:proofErr w:type="spellStart"/>
+      <w:r>
+        <w:rPr>
+          <w:color w:val="000000"/>
+          <w:sz w:val="16"/>
+          <w:szCs w:val="16"/>
+        </w:rPr>
+        <w:t>Bresich</w:t>
+      </w:r>
+      <w:proofErr w:type="spellEnd"/>
+      <w:r>
+        <w:rPr>
+          <w:color w:val="000000"/>
+          <w:sz w:val="16"/>
+          <w:szCs w:val="16"/>
+        </w:rPr>
+        <w:t xml:space="preserve">, J. Peng, G. R. Raidl, and S. Limmer, “Determining Destroy Sets in Large Neighborhood Search by Generative Flow Networks,” in Parallel Problem Solving from Nature – PPSN XIX, LNCS 16985, pp. 265–281, </w:t>
+      </w:r>
+      <w:r>
+        <w:rPr>
+          <w:color w:val="000000"/>
+          <w:sz w:val="16"/>
+          <w:szCs w:val="16"/>
+        </w:rPr>
+        <w:t>Springer, 2026a.</w:t>
+      </w:r>
+      <w:r>
+        <w:rPr>
+          <w:color w:val="000000"/>
+          <w:sz w:val="16"/>
+          <w:szCs w:val="16"/>
+        </w:rPr>
+        <w:t xml:space="preserve"> </w:t>
+      </w:r>
+      <w:proofErr w:type="spellStart"/>
+      <w:r>
+        <w:rPr>
+          <w:color w:val="000000"/>
+          <w:sz w:val="16"/>
+          <w:szCs w:val="16"/>
+        </w:rPr>
+        <w:t>doi</w:t>
+      </w:r>
+      <w:proofErr w:type="spellEnd"/>
+      <w:r>
+        <w:rPr>
+          <w:color w:val="000000"/>
+          <w:sz w:val="16"/>
+          <w:szCs w:val="16"/>
+        </w:rPr>
+        <w:t>: 10.1007/978-3-032-36214-8_17.</w:t>
+      </w:r>
+    </w:p>
+    <w:p>
+      <w:pPr>
+        <w:spacing w:before="57" w:after="57" w:line="240" w:lineRule="auto"/>
+        <w:jc w:val="both"/>
+        <w:rPr>
+          <w:sz w:val="16"/>
+          <w:szCs w:val="16"/>
+        </w:rPr>
+      </w:pPr>
+      <w:r>
+        <w:rPr>
+          <w:color w:val="000000"/>
+          <w:sz w:val="16"/>
+          <w:szCs w:val="16"/>
+        </w:rPr>
+        <w:t>[9]</w:t>
+      </w:r>
+      <w:r>
+        <w:rPr>
+          <w:color w:val="000000"/>
+          <w:sz w:val="16"/>
+          <w:szCs w:val="16"/>
+        </w:rPr>
+        <w:t xml:space="preserve"> J. </w:t>
+      </w:r>
+      <w:proofErr w:type="spellStart"/>
+      <w:r>
+        <w:rPr>
+          <w:color w:val="000000"/>
+          <w:sz w:val="16"/>
+          <w:szCs w:val="16"/>
+        </w:rPr>
+        <w:t>Salvà</w:t>
+      </w:r>
+      <w:proofErr w:type="spellEnd"/>
+      <w:r>
+        <w:rPr>
+          <w:color w:val="000000"/>
+          <w:sz w:val="16"/>
+          <w:szCs w:val="16"/>
+        </w:rPr>
+        <w:t xml:space="preserve"> Soler and G. R. Raidl, “A Denoising Diffusion-Based Evolutionary Algorithm Framework: Application to the Maximum Independent Set Problem,” in Machine Learning, Optimization, and Data Science – LOD 2025, LNCS 16467, pp. 1–16, Springer, 2026. </w:t>
+      </w:r>
+      <w:proofErr w:type="spellStart"/>
+      <w:r>
+        <w:rPr>
+          <w:color w:val="000000"/>
+          <w:sz w:val="16"/>
+          <w:szCs w:val="16"/>
+        </w:rPr>
+        <w:t>doi</w:t>
+      </w:r>
+      <w:proofErr w:type="spellEnd"/>
+      <w:r>
+        <w:rPr>
+          <w:color w:val="000000"/>
+          <w:sz w:val="16"/>
+          <w:szCs w:val="16"/>
+        </w:rPr>
+        <w:t>: 10.1007/978-3-032-21477-5_1.</w:t>
+      </w:r>
+    </w:p>
+    <w:p>
+      <w:pPr>
+        <w:spacing w:before="57" w:after="57" w:line="240" w:lineRule="auto"/>
+        <w:jc w:val="both"/>
+        <w:rPr>
+          <w:sz w:val="16"/>
+          <w:szCs w:val="16"/>
+        </w:rPr>
+      </w:pPr>
+      <w:r>
+        <w:rPr>
+          <w:color w:val="000000"/>
+          <w:sz w:val="16"/>
+          <w:szCs w:val="16"/>
+        </w:rPr>
+        <w:t>[10]</w:t>
+      </w:r>
+      <w:r>
+        <w:rPr>
+          <w:color w:val="000000"/>
+          <w:sz w:val="16"/>
+          <w:szCs w:val="16"/>
+        </w:rPr>
+        <w:t xml:space="preserve"> M. Wustinger, E. </w:t>
+      </w:r>
+      <w:proofErr w:type="spellStart"/>
+      <w:r>
+        <w:rPr>
+          <w:color w:val="000000"/>
+          <w:sz w:val="16"/>
+          <w:szCs w:val="16"/>
+        </w:rPr>
+        <w:t>Iurlano</w:t>
+      </w:r>
+      <w:proofErr w:type="spellEnd"/>
+      <w:r>
+        <w:rPr>
+          <w:color w:val="000000"/>
+          <w:sz w:val="16"/>
+          <w:szCs w:val="16"/>
+        </w:rPr>
+        <w:t xml:space="preserve">, and G. R. Raidl, “A Denoising Diffusion Adaptive Search for the α-Domination Problem on Social Graphs,” in Evolutionary Computation in Combinatorial Optimization – </w:t>
+      </w:r>
+      <w:proofErr w:type="spellStart"/>
+      <w:r>
+        <w:rPr>
+          <w:color w:val="000000"/>
+          <w:sz w:val="16"/>
+          <w:szCs w:val="16"/>
+        </w:rPr>
+        <w:t>EvoCOP</w:t>
+      </w:r>
+      <w:proofErr w:type="spellEnd"/>
+      <w:r>
+        <w:rPr>
+          <w:color w:val="000000"/>
+          <w:sz w:val="16"/>
+          <w:szCs w:val="16"/>
+        </w:rPr>
+        <w:t xml:space="preserve"> 2026, pp. 133–149, Springer, 2026. </w:t>
+      </w:r>
+      <w:proofErr w:type="spellStart"/>
+      <w:r>
+        <w:rPr>
+          <w:color w:val="000000"/>
+          <w:sz w:val="16"/>
+          <w:szCs w:val="16"/>
+        </w:rPr>
+        <w:t>doi</w:t>
+      </w:r>
+      <w:proofErr w:type="spellEnd"/>
+      <w:r>
+        <w:rPr>
+          <w:color w:val="000000"/>
+          <w:sz w:val="16"/>
+          <w:szCs w:val="16"/>
+        </w:rPr>
+        <w:t>: 10.1007/978-3-032-20537-7_9.</w:t>
+      </w:r>
+    </w:p>
+    <w:p>
+      <w:pPr>
+        <w:spacing w:before="57" w:after="57" w:line="240" w:lineRule="auto"/>
+        <w:jc w:val="both"/>
+        <w:rPr>
+          <w:sz w:val="16"/>
+          <w:szCs w:val="16"/>
+        </w:rPr>
+      </w:pPr>
+      <w:r>
+        <w:rPr>
+          <w:color w:val="000000"/>
+          <w:sz w:val="16"/>
+          <w:szCs w:val="16"/>
+        </w:rPr>
+        <w:t>[11]</w:t>
+      </w:r>
+      <w:r>
+        <w:rPr>
+          <w:color w:val="000000"/>
+          <w:sz w:val="16"/>
+          <w:szCs w:val="16"/>
+        </w:rPr>
+        <w:t xml:space="preserve"> L. Baty, K. </w:t>
+      </w:r>
+      <w:proofErr w:type="spellStart"/>
+      <w:r>
+        <w:rPr>
+          <w:color w:val="000000"/>
+          <w:sz w:val="16"/>
+          <w:szCs w:val="16"/>
+        </w:rPr>
+        <w:t>Jungel</w:t>
+      </w:r>
+      <w:proofErr w:type="spellEnd"/>
+      <w:r>
+        <w:rPr>
+          <w:color w:val="000000"/>
+          <w:sz w:val="16"/>
+          <w:szCs w:val="16"/>
+        </w:rPr>
+        <w:t>, P. S. Klein, A. Parmentier, and M. Schiffer, “Combinatorial Optimization-Enriched Machine Learning to Solve the Dynamic Vehicle Routing Problem with Time Windows,” Transportation Science, vol. 58, no. 4, pp. 708–725, 2024.</w:t>
+      </w:r>
+    </w:p>
+    <w:p>
+      <w:pPr>
+        <w:spacing w:before="57" w:after="57" w:line="240" w:lineRule="auto"/>
+        <w:jc w:val="both"/>
+        <w:rPr>
+          <w:sz w:val="16"/>
+          <w:szCs w:val="16"/>
+        </w:rPr>
+      </w:pPr>
+      <w:r>
+        <w:rPr>
+          <w:color w:val="000000"/>
+          <w:sz w:val="16"/>
+          <w:szCs w:val="16"/>
+        </w:rPr>
+        <w:t>[12]</w:t>
+      </w:r>
+      <w:r>
+        <w:rPr>
+          <w:color w:val="000000"/>
+          <w:sz w:val="16"/>
+          <w:szCs w:val="16"/>
+        </w:rPr>
+        <w:t xml:space="preserve"> M. </w:t>
+      </w:r>
+      <w:proofErr w:type="spellStart"/>
+      <w:r>
+        <w:rPr>
+          <w:color w:val="000000"/>
+          <w:sz w:val="16"/>
+          <w:szCs w:val="16"/>
+        </w:rPr>
+        <w:t>Bresich</w:t>
+      </w:r>
+      <w:proofErr w:type="spellEnd"/>
+      <w:r>
+        <w:rPr>
+          <w:color w:val="000000"/>
+          <w:sz w:val="16"/>
+          <w:szCs w:val="16"/>
+        </w:rPr>
+        <w:t xml:space="preserve">, G. R. Raidl, C. Coleman, P. Welke, and S. Limmer, “Search Space Reduction Through Machine Learning for the Electric Autonomous Dial-a-Ride Problem,” in Machine Learning, Optimization, and Data Science – LOD 2025, Part II, pp. 185–200, </w:t>
+      </w:r>
+      <w:r>
+        <w:rPr>
+          <w:color w:val="000000"/>
+          <w:sz w:val="16"/>
+          <w:szCs w:val="16"/>
+        </w:rPr>
+        <w:t>Springer, 2026b.</w:t>
+      </w:r>
+      <w:r>
+        <w:rPr>
+          <w:color w:val="000000"/>
+          <w:sz w:val="16"/>
+          <w:szCs w:val="16"/>
+        </w:rPr>
+        <w:t xml:space="preserve"> </w:t>
+      </w:r>
+      <w:proofErr w:type="spellStart"/>
+      <w:r>
+        <w:rPr>
+          <w:color w:val="000000"/>
+          <w:sz w:val="16"/>
+          <w:szCs w:val="16"/>
+        </w:rPr>
+        <w:t>doi</w:t>
+      </w:r>
+      <w:proofErr w:type="spellEnd"/>
+      <w:r>
+        <w:rPr>
+          <w:color w:val="000000"/>
+          <w:sz w:val="16"/>
+          <w:szCs w:val="16"/>
+        </w:rPr>
+        <w:t>: 10.1007/978-3-032-21480-5_13.</w:t>
+      </w:r>
+    </w:p>
+    <w:p>
+      <w:pPr>
+        <w:spacing w:before="57" w:after="57" w:line="240" w:lineRule="auto"/>
+        <w:jc w:val="both"/>
+        <w:rPr>
+          <w:sz w:val="16"/>
+          <w:szCs w:val="16"/>
+        </w:rPr>
+      </w:pPr>
+      <w:r>
+        <w:rPr>
+          <w:color w:val="000000"/>
+          <w:sz w:val="16"/>
+          <w:szCs w:val="16"/>
+        </w:rPr>
+        <w:t>[13]</w:t>
+      </w:r>
+      <w:r>
+        <w:rPr>
+          <w:color w:val="000000"/>
+          <w:sz w:val="16"/>
+          <w:szCs w:val="16"/>
+        </w:rPr>
+        <w:t xml:space="preserve"> L. </w:t>
+      </w:r>
+      <w:proofErr w:type="spellStart"/>
+      <w:r>
+        <w:rPr>
+          <w:color w:val="000000"/>
+          <w:sz w:val="16"/>
+          <w:szCs w:val="16"/>
+        </w:rPr>
+        <w:t>Tomandl</w:t>
+      </w:r>
+      <w:proofErr w:type="spellEnd"/>
+      <w:r>
+        <w:rPr>
+          <w:color w:val="000000"/>
+          <w:sz w:val="16"/>
+          <w:szCs w:val="16"/>
+        </w:rPr>
+        <w:t xml:space="preserve">, M. </w:t>
+      </w:r>
+      <w:proofErr w:type="spellStart"/>
+      <w:r>
+        <w:rPr>
+          <w:color w:val="000000"/>
+          <w:sz w:val="16"/>
+          <w:szCs w:val="16"/>
+        </w:rPr>
+        <w:t>Bresich</w:t>
+      </w:r>
+      <w:proofErr w:type="spellEnd"/>
+      <w:r>
+        <w:rPr>
+          <w:color w:val="000000"/>
+          <w:sz w:val="16"/>
+          <w:szCs w:val="16"/>
+        </w:rPr>
+        <w:t xml:space="preserve">, G. R. Raidl, Y. Mei, S. Limmer, and T. Rodemann, “A Reinforcement Learning Guided Large Neighborhood Search for the Dynamic Electric Autonomous Dial-a-Ride Problem,” in Machine Learning, Optimization, and Data Science – LOD 2025, Part II, pp. 425–439, Springer, 2026. </w:t>
+      </w:r>
+      <w:proofErr w:type="spellStart"/>
+      <w:r>
+        <w:rPr>
+          <w:color w:val="000000"/>
+          <w:sz w:val="16"/>
+          <w:szCs w:val="16"/>
+        </w:rPr>
+        <w:t>doi</w:t>
+      </w:r>
+      <w:proofErr w:type="spellEnd"/>
+      <w:r>
+        <w:rPr>
+          <w:color w:val="000000"/>
+          <w:sz w:val="16"/>
+          <w:szCs w:val="16"/>
+        </w:rPr>
+        <w:t>: 10.1007/978-3-032-21480-5_28.</w:t>
+      </w:r>
+    </w:p>
+    <w:p>
+      <w:pPr>
+        <w:spacing w:before="57" w:after="57" w:line="240" w:lineRule="auto"/>
+        <w:jc w:val="both"/>
+        <w:rPr>
+          <w:sz w:val="16"/>
+          <w:szCs w:val="16"/>
+        </w:rPr>
+      </w:pPr>
+      <w:r>
+        <w:rPr>
+          <w:color w:val="000000"/>
+          <w:sz w:val="16"/>
+          <w:szCs w:val="16"/>
+        </w:rPr>
+        <w:t>[14]</w:t>
+      </w:r>
+      <w:r>
+        <w:rPr>
+          <w:color w:val="000000"/>
+          <w:sz w:val="16"/>
+          <w:szCs w:val="16"/>
+        </w:rPr>
+        <w:t xml:space="preserve"> M. </w:t>
+      </w:r>
+      <w:proofErr w:type="spellStart"/>
+      <w:r>
+        <w:rPr>
+          <w:color w:val="000000"/>
+          <w:sz w:val="16"/>
+          <w:szCs w:val="16"/>
+        </w:rPr>
+        <w:t>Bresich</w:t>
+      </w:r>
+      <w:proofErr w:type="spellEnd"/>
+      <w:r>
+        <w:rPr>
+          <w:color w:val="000000"/>
+          <w:sz w:val="16"/>
+          <w:szCs w:val="16"/>
+        </w:rPr>
+        <w:t xml:space="preserve">, G. R. Raidl, and S. Limmer, “Revisiting Large Neighborhood Search with On-the-Fly Charging Station Insertion for the Electric Autonomous Dial-a-Ride Problem,” ACM Transactions on Evolutionary Learning and Optimization, vol. 6, no. 2, </w:t>
+      </w:r>
+      <w:r>
+        <w:rPr>
+          <w:color w:val="000000"/>
+          <w:sz w:val="16"/>
+          <w:szCs w:val="16"/>
+        </w:rPr>
+        <w:t>pp. 1–31, 2026c.</w:t>
+      </w:r>
+      <w:r>
+        <w:rPr>
+          <w:color w:val="000000"/>
+          <w:sz w:val="16"/>
+          <w:szCs w:val="16"/>
+        </w:rPr>
+        <w:t xml:space="preserve"> </w:t>
+      </w:r>
+      <w:proofErr w:type="spellStart"/>
+      <w:r>
+        <w:rPr>
+          <w:color w:val="000000"/>
+          <w:sz w:val="16"/>
+          <w:szCs w:val="16"/>
+        </w:rPr>
+        <w:t>doi</w:t>
+      </w:r>
+      <w:proofErr w:type="spellEnd"/>
+      <w:r>
+        <w:rPr>
+          <w:color w:val="000000"/>
+          <w:sz w:val="16"/>
+          <w:szCs w:val="16"/>
+        </w:rPr>
+        <w:t>: 10.1145/3779426.</w:t>
+      </w:r>
+    </w:p>
+    <w:p>
+      <w:pPr>
+        <w:spacing w:before="57" w:after="57" w:line="240" w:lineRule="auto"/>
+        <w:jc w:val="both"/>
+        <w:rPr>
+          <w:sz w:val="16"/>
+          <w:szCs w:val="16"/>
+        </w:rPr>
+      </w:pPr>
+      <w:r>
+        <w:rPr>
+          <w:color w:val="000000"/>
+          <w:sz w:val="16"/>
+          <w:szCs w:val="16"/>
+        </w:rPr>
+        <w:t>[15]</w:t>
+      </w:r>
+      <w:r>
+        <w:rPr>
+          <w:color w:val="000000"/>
+          <w:sz w:val="16"/>
+          <w:szCs w:val="16"/>
+        </w:rPr>
+        <w:t xml:space="preserve"> B. Romera-Paredes, M. </w:t>
+      </w:r>
+      <w:proofErr w:type="spellStart"/>
+      <w:r>
+        <w:rPr>
+          <w:color w:val="000000"/>
+          <w:sz w:val="16"/>
+          <w:szCs w:val="16"/>
+        </w:rPr>
+        <w:t>Barekatain</w:t>
+      </w:r>
+      <w:proofErr w:type="spellEnd"/>
+      <w:r>
+        <w:rPr>
+          <w:color w:val="000000"/>
+          <w:sz w:val="16"/>
+          <w:szCs w:val="16"/>
+        </w:rPr>
+        <w:t xml:space="preserve">, A. Novikov, et al., “Mathematical discoveries from program search with large language models,” Nature, vol. 625, pp. 468–475, 2024. </w:t>
+      </w:r>
+      <w:proofErr w:type="spellStart"/>
+      <w:r>
+        <w:rPr>
+          <w:color w:val="000000"/>
+          <w:sz w:val="16"/>
+          <w:szCs w:val="16"/>
+        </w:rPr>
+        <w:t>doi</w:t>
+      </w:r>
+      <w:proofErr w:type="spellEnd"/>
+      <w:r>
+        <w:rPr>
+          <w:color w:val="000000"/>
+          <w:sz w:val="16"/>
+          <w:szCs w:val="16"/>
+        </w:rPr>
+        <w:t>: 10.1038/s41586-023-06924-6.</w:t>
+      </w:r>
+    </w:p>
+    <w:p>
+      <w:pPr>
+        <w:spacing w:before="57" w:after="57" w:line="240" w:lineRule="auto"/>
+        <w:jc w:val="both"/>
+        <w:rPr>
+          <w:sz w:val="16"/>
+          <w:szCs w:val="16"/>
+        </w:rPr>
+      </w:pPr>
+      <w:r>
+        <w:rPr>
+          <w:color w:val="000000"/>
+          <w:sz w:val="16"/>
+          <w:szCs w:val="16"/>
+        </w:rPr>
+        <w:lastRenderedPageBreak/>
+        <w:t>[16]</w:t>
+      </w:r>
+      <w:r>
+        <w:rPr>
+          <w:color w:val="000000"/>
+          <w:sz w:val="16"/>
+          <w:szCs w:val="16"/>
+        </w:rPr>
+        <w:t xml:space="preserve"> F. Liu, X. Tong, M. Yuan, X. Lin, F. Luo, Z. Wang, Z. Lu, and Q. Zhang, “Evolution of Heuristics: Towards Efficient Automatic Algorithm Design Using Large Language Model,” Proceedings of the 41st International Conference on Machine Learning, PMLR 235, pp. 32201–32223, 2024.</w:t>
+      </w:r>
+    </w:p>
+    <w:p>
+      <w:pPr>
+        <w:spacing w:before="57" w:after="57" w:line="240" w:lineRule="auto"/>
+        <w:jc w:val="both"/>
+        <w:rPr>
+          <w:sz w:val="16"/>
+          <w:szCs w:val="16"/>
+        </w:rPr>
+      </w:pPr>
+      <w:r>
+        <w:rPr>
+          <w:color w:val="000000"/>
+          <w:sz w:val="16"/>
+          <w:szCs w:val="16"/>
+        </w:rPr>
+        <w:t>[17]</w:t>
+      </w:r>
+      <w:r>
+        <w:rPr>
+          <w:color w:val="000000"/>
+          <w:sz w:val="16"/>
+          <w:szCs w:val="16"/>
+        </w:rPr>
+        <w:t xml:space="preserve"> C. Yang, X. Wang, Y. Lu, H. Liu, Q. V. Le, D. Zhou, and X. Chen, “Large Language Models as Optimizers,” arXiv:2309.03409, 2023.</w:t>
+      </w:r>
+    </w:p>
+    <w:p>
+      <w:pPr>
+        <w:spacing w:before="57" w:after="57" w:line="240" w:lineRule="auto"/>
+        <w:jc w:val="both"/>
+        <w:rPr>
+          <w:color w:val="000000"/>
+          <w:sz w:val="16"/>
+          <w:szCs w:val="16"/>
+        </w:rPr>
+      </w:pPr>
+      <w:r>
+        <w:rPr>
+          <w:color w:val="000000"/>
+          <w:sz w:val="16"/>
+          <w:szCs w:val="16"/>
+        </w:rPr>
+        <w:t>[18]</w:t>
+      </w:r>
+      <w:r>
+        <w:rPr>
+          <w:color w:val="000000"/>
+          <w:sz w:val="16"/>
+          <w:szCs w:val="16"/>
+        </w:rPr>
+        <w:t xml:space="preserve"> S. Dey, A. Maheshwari, and S. C. Nandy, “Minimum consistent subset of simple graph classes,” Discrete Applied Mathematics, vol. 338, pp. 255–277, 2023. </w:t>
+      </w:r>
+      <w:proofErr w:type="spellStart"/>
+      <w:r>
+        <w:rPr>
+          <w:color w:val="000000"/>
+          <w:sz w:val="16"/>
+          <w:szCs w:val="16"/>
+        </w:rPr>
+        <w:t>doi</w:t>
+      </w:r>
+      <w:proofErr w:type="spellEnd"/>
+      <w:r>
+        <w:rPr>
+          <w:color w:val="000000"/>
+          <w:sz w:val="16"/>
+          <w:szCs w:val="16"/>
+        </w:rPr>
+        <w:t>: 10.1016/j.dam.2023.05.024.</w:t>
+      </w:r>
+    </w:p>
+    <w:p>
+      <w:pPr>
+        <w:spacing w:before="57" w:after="57" w:line="240" w:lineRule="auto"/>
+        <w:jc w:val="both"/>
+        <w:rPr>
+          <w:color w:val="000000"/>
+          <w:sz w:val="16"/>
+          <w:szCs w:val="16"/>
+        </w:rPr>
+      </w:pPr>
+      <w:r>
+        <w:rPr>
+          <w:color w:val="000000"/>
+          <w:sz w:val="16"/>
+          <w:szCs w:val="16"/>
+        </w:rPr>
+        <w:t>[19]</w:t>
+      </w:r>
+      <w:r>
+        <w:rPr>
+          <w:color w:val="000000"/>
+          <w:sz w:val="16"/>
+          <w:szCs w:val="16"/>
+        </w:rPr>
+        <w:t xml:space="preserve"> Z. Sun </w:t>
+      </w:r>
+      <w:r>
+        <w:rPr>
+          <w:rFonts w:ascii="Cambria" w:hAnsi="Cambria"/>
+          <w:color w:val="000000"/>
+          <w:sz w:val="16"/>
+          <w:szCs w:val="16"/>
+        </w:rPr>
+        <w:t xml:space="preserve">and Y. Yang, “DIFUSCO: Graph-based Diffusion Solvers for Combinatorial Optimization,” Advances in Neural Information Processing Systems 36, pp. 3706–3731, </w:t>
+      </w:r>
+      <w:r>
+        <w:rPr>
+          <w:rFonts w:ascii="Cambria" w:hAnsi="Cambria"/>
+          <w:color w:val="000000"/>
+          <w:sz w:val="16"/>
+          <w:szCs w:val="16"/>
+        </w:rPr>
+        <w:t>2023</w:t>
+      </w:r>
+      <w:r>
+        <w:rPr>
+          <w:rFonts w:ascii="Cambria" w:hAnsi="Cambria"/>
+          <w:color w:val="000000"/>
+          <w:sz w:val="16"/>
+          <w:szCs w:val="16"/>
+        </w:rPr>
+        <w:t>.</w:t>
+      </w:r>
+    </w:p>
+    <w:p>
+      <w:pPr>
+        <w:spacing w:before="57" w:after="57" w:line="240" w:lineRule="auto"/>
+        <w:jc w:val="both"/>
+        <w:rPr>
+          <w:color w:val="000000"/>
+          <w:sz w:val="16"/>
+          <w:szCs w:val="16"/>
+        </w:rPr>
+      </w:pPr>
+      <w:r>
+        <w:rPr>
+          <w:color w:val="000000"/>
+          <w:sz w:val="16"/>
+          <w:szCs w:val="16"/>
+        </w:rPr>
+        <w:t>[20]</w:t>
+      </w:r>
+      <w:r>
+        <w:rPr>
+          <w:color w:val="000000"/>
+          <w:sz w:val="16"/>
+          <w:szCs w:val="16"/>
+        </w:rPr>
+        <w:t xml:space="preserve"> H. Ye, J. Wang, Z. Cao, F. Berto, C. Hua, H. Kim, J. Park, and G. Song, “</w:t>
+      </w:r>
+      <w:proofErr w:type="spellStart"/>
+      <w:r>
+        <w:rPr>
+          <w:color w:val="000000"/>
+          <w:sz w:val="16"/>
+          <w:szCs w:val="16"/>
+        </w:rPr>
+        <w:t>ReEvo</w:t>
+      </w:r>
+      <w:proofErr w:type="spellEnd"/>
+      <w:r>
+        <w:rPr>
+          <w:color w:val="000000"/>
+          <w:sz w:val="16"/>
+          <w:szCs w:val="16"/>
+        </w:rPr>
+        <w:t>: Large Language Models as Hyper-Heuristics with Reflective Evolution,” Advances in Neural Information Processing Systems 37, 2024.</w:t>
+      </w:r>
+    </w:p>
+    <w:p>
+      <w:pPr>
+        <w:spacing w:before="57" w:after="57" w:line="240" w:lineRule="auto"/>
+        <w:jc w:val="both"/>
+        <w:rPr>
+          <w:color w:val="000000"/>
+          <w:sz w:val="16"/>
+          <w:szCs w:val="16"/>
+        </w:rPr>
+      </w:pPr>
+      <w:r>
+        <w:rPr>
+          <w:color w:val="000000"/>
+          <w:sz w:val="16"/>
+          <w:szCs w:val="16"/>
+        </w:rPr>
+        <w:t>[21]</w:t>
+      </w:r>
+      <w:r>
+        <w:rPr>
+          <w:color w:val="000000"/>
+          <w:sz w:val="16"/>
+          <w:szCs w:val="16"/>
+        </w:rPr>
+        <w:t xml:space="preserve"> A. Novikov, N. Vũ, M. Eisenberger, et al., “</w:t>
+      </w:r>
+      <w:proofErr w:type="spellStart"/>
+      <w:r>
+        <w:rPr>
+          <w:color w:val="000000"/>
+          <w:sz w:val="16"/>
+          <w:szCs w:val="16"/>
+        </w:rPr>
+        <w:t>AlphaEvolve</w:t>
+      </w:r>
+      <w:proofErr w:type="spellEnd"/>
+      <w:r>
+        <w:rPr>
+          <w:color w:val="000000"/>
+          <w:sz w:val="16"/>
+          <w:szCs w:val="16"/>
+        </w:rPr>
+        <w:t>: A coding agent for scientific and algorithmic discovery,” arXiv:2506.13131, 2025.</w:t>
+      </w:r>
+    </w:p>
+    <w:p>
+      <w:pPr>
+        <w:spacing w:before="57" w:after="57" w:line="240" w:lineRule="auto"/>
+        <w:jc w:val="both"/>
+        <w:rPr>
+          <w:sz w:val="16"/>
+          <w:szCs w:val="16"/>
+        </w:rPr>
+      </w:pPr>
+      <w:r>
+        <w:rPr>
+          <w:color w:val="000000"/>
+          <w:sz w:val="16"/>
+          <w:szCs w:val="16"/>
+        </w:rPr>
+        <w:t>[22]</w:t>
+      </w:r>
+      <w:r>
+        <w:rPr>
+          <w:color w:val="000000"/>
+          <w:sz w:val="16"/>
+          <w:szCs w:val="16"/>
+        </w:rPr>
+        <w:t xml:space="preserve"> S. Banerjee, S. </w:t>
+      </w:r>
+      <w:proofErr w:type="spellStart"/>
+      <w:r>
+        <w:rPr>
+          <w:color w:val="000000"/>
+          <w:sz w:val="16"/>
+          <w:szCs w:val="16"/>
+        </w:rPr>
+        <w:t>Bhore</w:t>
+      </w:r>
+      <w:proofErr w:type="spellEnd"/>
+      <w:r>
+        <w:rPr>
+          <w:color w:val="000000"/>
+          <w:sz w:val="16"/>
+          <w:szCs w:val="16"/>
+        </w:rPr>
+        <w:t xml:space="preserve">, and R. Chitnis, “Algorithms and Hardness Results for Nearest Neighbor Problems in Bicolored Point Sets,” in LATIN 2018: Theoretical Informatics, LNCS 10807, pp. 80–93, Springer, 2018. </w:t>
+      </w:r>
+      <w:proofErr w:type="spellStart"/>
+      <w:r>
+        <w:rPr>
+          <w:color w:val="000000"/>
+          <w:sz w:val="16"/>
+          <w:szCs w:val="16"/>
+        </w:rPr>
+        <w:t>doi</w:t>
+      </w:r>
+      <w:proofErr w:type="spellEnd"/>
+      <w:r>
+        <w:rPr>
+          <w:color w:val="000000"/>
+          <w:sz w:val="16"/>
+          <w:szCs w:val="16"/>
+        </w:rPr>
+        <w:t>: 10.1007/978-3-319-77404-6_7.</w:t>
+      </w:r>
+    </w:p>
+    <w:p>
+      <w:pPr>
+        <w:spacing w:before="57" w:after="57" w:line="240" w:lineRule="auto"/>
+        <w:jc w:val="both"/>
+        <w:rPr>
+          <w:sz w:val="16"/>
+          <w:szCs w:val="16"/>
+        </w:rPr>
+      </w:pPr>
+      <w:r>
+        <w:rPr>
+          <w:sz w:val="16"/>
+          <w:szCs w:val="16"/>
+        </w:rPr>
+        <w:t>[23]</w:t>
+      </w:r>
+      <w:r>
+        <w:rPr>
+          <w:sz w:val="16"/>
+          <w:szCs w:val="16"/>
+        </w:rPr>
+        <w:t xml:space="preserve"> F. Glover and G. A. </w:t>
+      </w:r>
+      <w:proofErr w:type="spellStart"/>
+      <w:r>
+        <w:rPr>
+          <w:sz w:val="16"/>
+          <w:szCs w:val="16"/>
+        </w:rPr>
+        <w:t>Kochenberger</w:t>
+      </w:r>
+      <w:proofErr w:type="spellEnd"/>
+      <w:r>
+        <w:rPr>
+          <w:sz w:val="16"/>
+          <w:szCs w:val="16"/>
+        </w:rPr>
+        <w:t>, Eds., Handbook of Metaheuristics, International Series in Operations Research &amp; Management Science, vol. 57, Kluwer Academic Publishers, 2003.</w:t>
       </w:r>
     </w:p>
     <w:sectPr>
+      <w:headerReference w:type="even" r:id="rId8"/>
+      <w:headerReference w:type="default" r:id="rId9"/>
+      <w:footerReference w:type="even" r:id="rId10"/>
+      <w:footerReference w:type="default" r:id="rId11"/>
+      <w:headerReference w:type="first" r:id="rId12"/>
+      <w:footerReference w:type="first" r:id="rId13"/>
       <w:pgSz w:w="12240" w:h="15840"/>
       <w:pgMar w:top="1440" w:right="1079" w:bottom="1440" w:left="1800" w:header="0" w:footer="0" w:gutter="0"/>
       <w:cols w:space="720"/>
@@ -2028,6 +6037,116 @@
     </w:sectPr>
   </w:body>
 </w:document>
+</file>
+
+<file path=word/endnotes.xml><?xml version="1.0" encoding="utf-8"?>
+<w:endnotes xmlns:wpc="http://schemas.microsoft.com/office/word/2010/wordprocessingCanvas" xmlns:cx="http://schemas.microsoft.com/office/drawing/2014/chartex" xmlns:cx1="http://schemas.microsoft.com/office/drawing/2015/9/8/chartex" xmlns:cx2="http://schemas.microsoft.com/office/drawing/2015/10/21/chartex" xmlns:cx3="http://schemas.microsoft.com/office/drawing/2016/5/9/chartex" xmlns:cx4="http://schemas.microsoft.com/office/drawing/2016/5/10/chartex" xmlns:cx5="http://schemas.microsoft.com/office/drawing/2016/5/11/chartex" xmlns:cx6="http://schemas.microsoft.com/office/drawing/2016/5/12/chartex" xmlns:cx7="http://schemas.microsoft.com/office/drawing/2016/5/13/chartex" xmlns:cx8="http://schemas.microsoft.com/office/drawing/2016/5/14/chartex" xmlns:mc="http://schemas.openxmlformats.org/markup-compatibility/2006" xmlns:aink="http://schemas.microsoft.com/office/drawing/2016/ink" xmlns:am3d="http://schemas.microsoft.com/office/drawing/2017/model3d" xmlns:o="urn:schemas-microsoft-com:office:office" xmlns:oel="http://schemas.microsoft.com/office/2019/extlst" xmlns:r="http://schemas.openxmlformats.org/officeDocument/2006/relationships" xmlns:m="http://schemas.openxmlformats.org/officeDocument/2006/math" xmlns:v="urn:schemas-microsoft-com:vml" xmlns:wp14="http://schemas.microsoft.com/office/word/2010/wordprocessingDrawing" xmlns:wp="http://schemas.openxmlformats.org/drawingml/2006/wordprocessingDrawing" xmlns:w10="urn:schemas-microsoft-com:office:word" xmlns:w="http://schemas.openxmlformats.org/wordprocessingml/2006/main" xmlns:w14="http://schemas.microsoft.com/office/word/2010/wordml" xmlns:w15="http://schemas.microsoft.com/office/word/2012/wordml" xmlns:w16cex="http://schemas.microsoft.com/office/word/2018/wordml/cex" xmlns:w16cid="http://schemas.microsoft.com/office/word/2016/wordml/cid" xmlns:w16="http://schemas.microsoft.com/office/word/2018/wordml" xmlns:w16du="http://schemas.microsoft.com/office/word/2023/wordml/word16du" xmlns:w16sdtdh="http://schemas.microsoft.com/office/word/2020/wordml/sdtdatahash" xmlns:w16sdtfl="http://schemas.microsoft.com/office/word/2024/wordml/sdtformatlock" xmlns:w16se="http://schemas.microsoft.com/office/word/2015/wordml/symex" xmlns:wpg="http://schemas.microsoft.com/office/word/2010/wordprocessingGroup" xmlns:wpi="http://schemas.microsoft.com/office/word/2010/wordprocessingInk" xmlns:wne="http://schemas.microsoft.com/office/word/2006/wordml" xmlns:wps="http://schemas.microsoft.com/office/word/2010/wordprocessingShape" mc:Ignorable="w14 w15 w16se w16cid w16 w16cex w16sdtdh w16sdtfl w16du wp14">
+  <w:endnote w:type="separator" w:id="-1">
+    <w:p>
+      <w:pPr>
+        <w:spacing w:after="0" w:line="240" w:lineRule="auto"/>
+      </w:pPr>
+      <w:r>
+        <w:separator/>
+      </w:r>
+    </w:p>
+  </w:endnote>
+  <w:endnote w:type="continuationSeparator" w:id="0">
+    <w:p>
+      <w:pPr>
+        <w:spacing w:after="0" w:line="240" w:lineRule="auto"/>
+      </w:pPr>
+      <w:r>
+        <w:continuationSeparator/>
+      </w:r>
+    </w:p>
+  </w:endnote>
+</w:endnotes>
+</file>
+
+<file path=word/footer1.xml><?xml version="1.0" encoding="utf-8"?>
+<w:ftr xmlns:wpc="http://schemas.microsoft.com/office/word/2010/wordprocessingCanvas" xmlns:cx="http://schemas.microsoft.com/office/drawing/2014/chartex" xmlns:cx1="http://schemas.microsoft.com/office/drawing/2015/9/8/chartex" xmlns:cx2="http://schemas.microsoft.com/office/drawing/2015/10/21/chartex" xmlns:cx3="http://schemas.microsoft.com/office/drawing/2016/5/9/chartex" xmlns:cx4="http://schemas.microsoft.com/office/drawing/2016/5/10/chartex" xmlns:cx5="http://schemas.microsoft.com/office/drawing/2016/5/11/chartex" xmlns:cx6="http://schemas.microsoft.com/office/drawing/2016/5/12/chartex" xmlns:cx7="http://schemas.microsoft.com/office/drawing/2016/5/13/chartex" xmlns:cx8="http://schemas.microsoft.com/office/drawing/2016/5/14/chartex" xmlns:mc="http://schemas.openxmlformats.org/markup-compatibility/2006" xmlns:aink="http://schemas.microsoft.com/office/drawing/2016/ink" xmlns:am3d="http://schemas.microsoft.com/office/drawing/2017/model3d" xmlns:o="urn:schemas-microsoft-com:office:office" xmlns:oel="http://schemas.microsoft.com/office/2019/extlst" xmlns:r="http://schemas.openxmlformats.org/officeDocument/2006/relationships" xmlns:m="http://schemas.openxmlformats.org/officeDocument/2006/math" xmlns:v="urn:schemas-microsoft-com:vml" xmlns:wp14="http://schemas.microsoft.com/office/word/2010/wordprocessingDrawing" xmlns:wp="http://schemas.openxmlformats.org/drawingml/2006/wordprocessingDrawing" xmlns:w10="urn:schemas-microsoft-com:office:word" xmlns:w="http://schemas.openxmlformats.org/wordprocessingml/2006/main" xmlns:w14="http://schemas.microsoft.com/office/word/2010/wordml" xmlns:w15="http://schemas.microsoft.com/office/word/2012/wordml" xmlns:w16cex="http://schemas.microsoft.com/office/word/2018/wordml/cex" xmlns:w16cid="http://schemas.microsoft.com/office/word/2016/wordml/cid" xmlns:w16="http://schemas.microsoft.com/office/word/2018/wordml" xmlns:w16du="http://schemas.microsoft.com/office/word/2023/wordml/word16du" xmlns:w16sdtdh="http://schemas.microsoft.com/office/word/2020/wordml/sdtdatahash" xmlns:w16sdtfl="http://schemas.microsoft.com/office/word/2024/wordml/sdtformatlock" xmlns:w16se="http://schemas.microsoft.com/office/word/2015/wordml/symex" xmlns:wpg="http://schemas.microsoft.com/office/word/2010/wordprocessingGroup" xmlns:wpi="http://schemas.microsoft.com/office/word/2010/wordprocessingInk" xmlns:wne="http://schemas.microsoft.com/office/word/2006/wordml" xmlns:wps="http://schemas.microsoft.com/office/word/2010/wordprocessingShape" mc:Ignorable="w14 w15 w16se w16cid w16 w16cex w16sdtdh w16sdtfl w16du wp14">
+  <w:p>
+    <w:pPr>
+      <w:pStyle w:val="Fuzeile"/>
+    </w:pPr>
+  </w:p>
+</w:ftr>
+</file>
+
+<file path=word/footer2.xml><?xml version="1.0" encoding="utf-8"?>
+<w:ftr xmlns:wpc="http://schemas.microsoft.com/office/word/2010/wordprocessingCanvas" xmlns:cx="http://schemas.microsoft.com/office/drawing/2014/chartex" xmlns:cx1="http://schemas.microsoft.com/office/drawing/2015/9/8/chartex" xmlns:cx2="http://schemas.microsoft.com/office/drawing/2015/10/21/chartex" xmlns:cx3="http://schemas.microsoft.com/office/drawing/2016/5/9/chartex" xmlns:cx4="http://schemas.microsoft.com/office/drawing/2016/5/10/chartex" xmlns:cx5="http://schemas.microsoft.com/office/drawing/2016/5/11/chartex" xmlns:cx6="http://schemas.microsoft.com/office/drawing/2016/5/12/chartex" xmlns:cx7="http://schemas.microsoft.com/office/drawing/2016/5/13/chartex" xmlns:cx8="http://schemas.microsoft.com/office/drawing/2016/5/14/chartex" xmlns:mc="http://schemas.openxmlformats.org/markup-compatibility/2006" xmlns:aink="http://schemas.microsoft.com/office/drawing/2016/ink" xmlns:am3d="http://schemas.microsoft.com/office/drawing/2017/model3d" xmlns:o="urn:schemas-microsoft-com:office:office" xmlns:oel="http://schemas.microsoft.com/office/2019/extlst" xmlns:r="http://schemas.openxmlformats.org/officeDocument/2006/relationships" xmlns:m="http://schemas.openxmlformats.org/officeDocument/2006/math" xmlns:v="urn:schemas-microsoft-com:vml" xmlns:wp14="http://schemas.microsoft.com/office/word/2010/wordprocessingDrawing" xmlns:wp="http://schemas.openxmlformats.org/drawingml/2006/wordprocessingDrawing" xmlns:w10="urn:schemas-microsoft-com:office:word" xmlns:w="http://schemas.openxmlformats.org/wordprocessingml/2006/main" xmlns:w14="http://schemas.microsoft.com/office/word/2010/wordml" xmlns:w15="http://schemas.microsoft.com/office/word/2012/wordml" xmlns:w16cex="http://schemas.microsoft.com/office/word/2018/wordml/cex" xmlns:w16cid="http://schemas.microsoft.com/office/word/2016/wordml/cid" xmlns:w16="http://schemas.microsoft.com/office/word/2018/wordml" xmlns:w16du="http://schemas.microsoft.com/office/word/2023/wordml/word16du" xmlns:w16sdtdh="http://schemas.microsoft.com/office/word/2020/wordml/sdtdatahash" xmlns:w16sdtfl="http://schemas.microsoft.com/office/word/2024/wordml/sdtformatlock" xmlns:w16se="http://schemas.microsoft.com/office/word/2015/wordml/symex" xmlns:wpg="http://schemas.microsoft.com/office/word/2010/wordprocessingGroup" xmlns:wpi="http://schemas.microsoft.com/office/word/2010/wordprocessingInk" xmlns:wne="http://schemas.microsoft.com/office/word/2006/wordml" xmlns:wps="http://schemas.microsoft.com/office/word/2010/wordprocessingShape" mc:Ignorable="w14 w15 w16se w16cid w16 w16cex w16sdtdh w16sdtfl w16du wp14">
+  <w:p>
+    <w:pPr>
+      <w:pStyle w:val="Fuzeile"/>
+    </w:pPr>
+  </w:p>
+</w:ftr>
+</file>
+
+<file path=word/footer3.xml><?xml version="1.0" encoding="utf-8"?>
+<w:ftr xmlns:wpc="http://schemas.microsoft.com/office/word/2010/wordprocessingCanvas" xmlns:cx="http://schemas.microsoft.com/office/drawing/2014/chartex" xmlns:cx1="http://schemas.microsoft.com/office/drawing/2015/9/8/chartex" xmlns:cx2="http://schemas.microsoft.com/office/drawing/2015/10/21/chartex" xmlns:cx3="http://schemas.microsoft.com/office/drawing/2016/5/9/chartex" xmlns:cx4="http://schemas.microsoft.com/office/drawing/2016/5/10/chartex" xmlns:cx5="http://schemas.microsoft.com/office/drawing/2016/5/11/chartex" xmlns:cx6="http://schemas.microsoft.com/office/drawing/2016/5/12/chartex" xmlns:cx7="http://schemas.microsoft.com/office/drawing/2016/5/13/chartex" xmlns:cx8="http://schemas.microsoft.com/office/drawing/2016/5/14/chartex" xmlns:mc="http://schemas.openxmlformats.org/markup-compatibility/2006" xmlns:aink="http://schemas.microsoft.com/office/drawing/2016/ink" xmlns:am3d="http://schemas.microsoft.com/office/drawing/2017/model3d" xmlns:o="urn:schemas-microsoft-com:office:office" xmlns:oel="http://schemas.microsoft.com/office/2019/extlst" xmlns:r="http://schemas.openxmlformats.org/officeDocument/2006/relationships" xmlns:m="http://schemas.openxmlformats.org/officeDocument/2006/math" xmlns:v="urn:schemas-microsoft-com:vml" xmlns:wp14="http://schemas.microsoft.com/office/word/2010/wordprocessingDrawing" xmlns:wp="http://schemas.openxmlformats.org/drawingml/2006/wordprocessingDrawing" xmlns:w10="urn:schemas-microsoft-com:office:word" xmlns:w="http://schemas.openxmlformats.org/wordprocessingml/2006/main" xmlns:w14="http://schemas.microsoft.com/office/word/2010/wordml" xmlns:w15="http://schemas.microsoft.com/office/word/2012/wordml" xmlns:w16cex="http://schemas.microsoft.com/office/word/2018/wordml/cex" xmlns:w16cid="http://schemas.microsoft.com/office/word/2016/wordml/cid" xmlns:w16="http://schemas.microsoft.com/office/word/2018/wordml" xmlns:w16du="http://schemas.microsoft.com/office/word/2023/wordml/word16du" xmlns:w16sdtdh="http://schemas.microsoft.com/office/word/2020/wordml/sdtdatahash" xmlns:w16sdtfl="http://schemas.microsoft.com/office/word/2024/wordml/sdtformatlock" xmlns:w16se="http://schemas.microsoft.com/office/word/2015/wordml/symex" xmlns:wpg="http://schemas.microsoft.com/office/word/2010/wordprocessingGroup" xmlns:wpi="http://schemas.microsoft.com/office/word/2010/wordprocessingInk" xmlns:wne="http://schemas.microsoft.com/office/word/2006/wordml" xmlns:wps="http://schemas.microsoft.com/office/word/2010/wordprocessingShape" mc:Ignorable="w14 w15 w16se w16cid w16 w16cex w16sdtdh w16sdtfl w16du wp14">
+  <w:p>
+    <w:pPr>
+      <w:pStyle w:val="Fuzeile"/>
+    </w:pPr>
+  </w:p>
+</w:ftr>
+</file>
+
+<file path=word/footnotes.xml><?xml version="1.0" encoding="utf-8"?>
+<w:footnotes xmlns:wpc="http://schemas.microsoft.com/office/word/2010/wordprocessingCanvas" xmlns:cx="http://schemas.microsoft.com/office/drawing/2014/chartex" xmlns:cx1="http://schemas.microsoft.com/office/drawing/2015/9/8/chartex" xmlns:cx2="http://schemas.microsoft.com/office/drawing/2015/10/21/chartex" xmlns:cx3="http://schemas.microsoft.com/office/drawing/2016/5/9/chartex" xmlns:cx4="http://schemas.microsoft.com/office/drawing/2016/5/10/chartex" xmlns:cx5="http://schemas.microsoft.com/office/drawing/2016/5/11/chartex" xmlns:cx6="http://schemas.microsoft.com/office/drawing/2016/5/12/chartex" xmlns:cx7="http://schemas.microsoft.com/office/drawing/2016/5/13/chartex" xmlns:cx8="http://schemas.microsoft.com/office/drawing/2016/5/14/chartex" xmlns:mc="http://schemas.openxmlformats.org/markup-compatibility/2006" xmlns:aink="http://schemas.microsoft.com/office/drawing/2016/ink" xmlns:am3d="http://schemas.microsoft.com/office/drawing/2017/model3d" xmlns:o="urn:schemas-microsoft-com:office:office" xmlns:oel="http://schemas.microsoft.com/office/2019/extlst" xmlns:r="http://schemas.openxmlformats.org/officeDocument/2006/relationships" xmlns:m="http://schemas.openxmlformats.org/officeDocument/2006/math" xmlns:v="urn:schemas-microsoft-com:vml" xmlns:wp14="http://schemas.microsoft.com/office/word/2010/wordprocessingDrawing" xmlns:wp="http://schemas.openxmlformats.org/drawingml/2006/wordprocessingDrawing" xmlns:w10="urn:schemas-microsoft-com:office:word" xmlns:w="http://schemas.openxmlformats.org/wordprocessingml/2006/main" xmlns:w14="http://schemas.microsoft.com/office/word/2010/wordml" xmlns:w15="http://schemas.microsoft.com/office/word/2012/wordml" xmlns:w16cex="http://schemas.microsoft.com/office/word/2018/wordml/cex" xmlns:w16cid="http://schemas.microsoft.com/office/word/2016/wordml/cid" xmlns:w16="http://schemas.microsoft.com/office/word/2018/wordml" xmlns:w16du="http://schemas.microsoft.com/office/word/2023/wordml/word16du" xmlns:w16sdtdh="http://schemas.microsoft.com/office/word/2020/wordml/sdtdatahash" xmlns:w16sdtfl="http://schemas.microsoft.com/office/word/2024/wordml/sdtformatlock" xmlns:w16se="http://schemas.microsoft.com/office/word/2015/wordml/symex" xmlns:wpg="http://schemas.microsoft.com/office/word/2010/wordprocessingGroup" xmlns:wpi="http://schemas.microsoft.com/office/word/2010/wordprocessingInk" xmlns:wne="http://schemas.microsoft.com/office/word/2006/wordml" xmlns:wps="http://schemas.microsoft.com/office/word/2010/wordprocessingShape" mc:Ignorable="w14 w15 w16se w16cid w16 w16cex w16sdtdh w16sdtfl w16du wp14">
+  <w:footnote w:type="separator" w:id="-1">
+    <w:p>
+      <w:pPr>
+        <w:spacing w:after="0" w:line="240" w:lineRule="auto"/>
+      </w:pPr>
+      <w:r>
+        <w:separator/>
+      </w:r>
+    </w:p>
+  </w:footnote>
+  <w:footnote w:type="continuationSeparator" w:id="0">
+    <w:p>
+      <w:pPr>
+        <w:spacing w:after="0" w:line="240" w:lineRule="auto"/>
+      </w:pPr>
+      <w:r>
+        <w:continuationSeparator/>
+      </w:r>
+    </w:p>
+  </w:footnote>
+</w:footnotes>
+</file>
+
+<file path=word/header1.xml><?xml version="1.0" encoding="utf-8"?>
+<w:hdr xmlns:wpc="http://schemas.microsoft.com/office/word/2010/wordprocessingCanvas" xmlns:cx="http://schemas.microsoft.com/office/drawing/2014/chartex" xmlns:cx1="http://schemas.microsoft.com/office/drawing/2015/9/8/chartex" xmlns:cx2="http://schemas.microsoft.com/office/drawing/2015/10/21/chartex" xmlns:cx3="http://schemas.microsoft.com/office/drawing/2016/5/9/chartex" xmlns:cx4="http://schemas.microsoft.com/office/drawing/2016/5/10/chartex" xmlns:cx5="http://schemas.microsoft.com/office/drawing/2016/5/11/chartex" xmlns:cx6="http://schemas.microsoft.com/office/drawing/2016/5/12/chartex" xmlns:cx7="http://schemas.microsoft.com/office/drawing/2016/5/13/chartex" xmlns:cx8="http://schemas.microsoft.com/office/drawing/2016/5/14/chartex" xmlns:mc="http://schemas.openxmlformats.org/markup-compatibility/2006" xmlns:aink="http://schemas.microsoft.com/office/drawing/2016/ink" xmlns:am3d="http://schemas.microsoft.com/office/drawing/2017/model3d" xmlns:o="urn:schemas-microsoft-com:office:office" xmlns:oel="http://schemas.microsoft.com/office/2019/extlst" xmlns:r="http://schemas.openxmlformats.org/officeDocument/2006/relationships" xmlns:m="http://schemas.openxmlformats.org/officeDocument/2006/math" xmlns:v="urn:schemas-microsoft-com:vml" xmlns:wp14="http://schemas.microsoft.com/office/word/2010/wordprocessingDrawing" xmlns:wp="http://schemas.openxmlformats.org/drawingml/2006/wordprocessingDrawing" xmlns:w10="urn:schemas-microsoft-com:office:word" xmlns:w="http://schemas.openxmlformats.org/wordprocessingml/2006/main" xmlns:w14="http://schemas.microsoft.com/office/word/2010/wordml" xmlns:w15="http://schemas.microsoft.com/office/word/2012/wordml" xmlns:w16cex="http://schemas.microsoft.com/office/word/2018/wordml/cex" xmlns:w16cid="http://schemas.microsoft.com/office/word/2016/wordml/cid" xmlns:w16="http://schemas.microsoft.com/office/word/2018/wordml" xmlns:w16du="http://schemas.microsoft.com/office/word/2023/wordml/word16du" xmlns:w16sdtdh="http://schemas.microsoft.com/office/word/2020/wordml/sdtdatahash" xmlns:w16sdtfl="http://schemas.microsoft.com/office/word/2024/wordml/sdtformatlock" xmlns:w16se="http://schemas.microsoft.com/office/word/2015/wordml/symex" xmlns:wpg="http://schemas.microsoft.com/office/word/2010/wordprocessingGroup" xmlns:wpi="http://schemas.microsoft.com/office/word/2010/wordprocessingInk" xmlns:wne="http://schemas.microsoft.com/office/word/2006/wordml" xmlns:wps="http://schemas.microsoft.com/office/word/2010/wordprocessingShape" mc:Ignorable="w14 w15 w16se w16cid w16 w16cex w16sdtdh w16sdtfl w16du wp14">
+  <w:p>
+    <w:pPr>
+      <w:pStyle w:val="Kopfzeile"/>
+    </w:pPr>
+  </w:p>
+</w:hdr>
+</file>
+
+<file path=word/header2.xml><?xml version="1.0" encoding="utf-8"?>
+<w:hdr xmlns:wpc="http://schemas.microsoft.com/office/word/2010/wordprocessingCanvas" xmlns:cx="http://schemas.microsoft.com/office/drawing/2014/chartex" xmlns:cx1="http://schemas.microsoft.com/office/drawing/2015/9/8/chartex" xmlns:cx2="http://schemas.microsoft.com/office/drawing/2015/10/21/chartex" xmlns:cx3="http://schemas.microsoft.com/office/drawing/2016/5/9/chartex" xmlns:cx4="http://schemas.microsoft.com/office/drawing/2016/5/10/chartex" xmlns:cx5="http://schemas.microsoft.com/office/drawing/2016/5/11/chartex" xmlns:cx6="http://schemas.microsoft.com/office/drawing/2016/5/12/chartex" xmlns:cx7="http://schemas.microsoft.com/office/drawing/2016/5/13/chartex" xmlns:cx8="http://schemas.microsoft.com/office/drawing/2016/5/14/chartex" xmlns:mc="http://schemas.openxmlformats.org/markup-compatibility/2006" xmlns:aink="http://schemas.microsoft.com/office/drawing/2016/ink" xmlns:am3d="http://schemas.microsoft.com/office/drawing/2017/model3d" xmlns:o="urn:schemas-microsoft-com:office:office" xmlns:oel="http://schemas.microsoft.com/office/2019/extlst" xmlns:r="http://schemas.openxmlformats.org/officeDocument/2006/relationships" xmlns:m="http://schemas.openxmlformats.org/officeDocument/2006/math" xmlns:v="urn:schemas-microsoft-com:vml" xmlns:wp14="http://schemas.microsoft.com/office/word/2010/wordprocessingDrawing" xmlns:wp="http://schemas.openxmlformats.org/drawingml/2006/wordprocessingDrawing" xmlns:w10="urn:schemas-microsoft-com:office:word" xmlns:w="http://schemas.openxmlformats.org/wordprocessingml/2006/main" xmlns:w14="http://schemas.microsoft.com/office/word/2010/wordml" xmlns:w15="http://schemas.microsoft.com/office/word/2012/wordml" xmlns:w16cex="http://schemas.microsoft.com/office/word/2018/wordml/cex" xmlns:w16cid="http://schemas.microsoft.com/office/word/2016/wordml/cid" xmlns:w16="http://schemas.microsoft.com/office/word/2018/wordml" xmlns:w16du="http://schemas.microsoft.com/office/word/2023/wordml/word16du" xmlns:w16sdtdh="http://schemas.microsoft.com/office/word/2020/wordml/sdtdatahash" xmlns:w16sdtfl="http://schemas.microsoft.com/office/word/2024/wordml/sdtformatlock" xmlns:w16se="http://schemas.microsoft.com/office/word/2015/wordml/symex" xmlns:wpg="http://schemas.microsoft.com/office/word/2010/wordprocessingGroup" xmlns:wpi="http://schemas.microsoft.com/office/word/2010/wordprocessingInk" xmlns:wne="http://schemas.microsoft.com/office/word/2006/wordml" xmlns:wps="http://schemas.microsoft.com/office/word/2010/wordprocessingShape" mc:Ignorable="w14 w15 w16se w16cid w16 w16cex w16sdtdh w16sdtfl w16du wp14">
+  <w:p>
+    <w:pPr>
+      <w:pStyle w:val="Kopfzeile"/>
+    </w:pPr>
+  </w:p>
+</w:hdr>
+</file>
+
+<file path=word/header3.xml><?xml version="1.0" encoding="utf-8"?>
+<w:hdr xmlns:wpc="http://schemas.microsoft.com/office/word/2010/wordprocessingCanvas" xmlns:cx="http://schemas.microsoft.com/office/drawing/2014/chartex" xmlns:cx1="http://schemas.microsoft.com/office/drawing/2015/9/8/chartex" xmlns:cx2="http://schemas.microsoft.com/office/drawing/2015/10/21/chartex" xmlns:cx3="http://schemas.microsoft.com/office/drawing/2016/5/9/chartex" xmlns:cx4="http://schemas.microsoft.com/office/drawing/2016/5/10/chartex" xmlns:cx5="http://schemas.microsoft.com/office/drawing/2016/5/11/chartex" xmlns:cx6="http://schemas.microsoft.com/office/drawing/2016/5/12/chartex" xmlns:cx7="http://schemas.microsoft.com/office/drawing/2016/5/13/chartex" xmlns:cx8="http://schemas.microsoft.com/office/drawing/2016/5/14/chartex" xmlns:mc="http://schemas.openxmlformats.org/markup-compatibility/2006" xmlns:aink="http://schemas.microsoft.com/office/drawing/2016/ink" xmlns:am3d="http://schemas.microsoft.com/office/drawing/2017/model3d" xmlns:o="urn:schemas-microsoft-com:office:office" xmlns:oel="http://schemas.microsoft.com/office/2019/extlst" xmlns:r="http://schemas.openxmlformats.org/officeDocument/2006/relationships" xmlns:m="http://schemas.openxmlformats.org/officeDocument/2006/math" xmlns:v="urn:schemas-microsoft-com:vml" xmlns:wp14="http://schemas.microsoft.com/office/word/2010/wordprocessingDrawing" xmlns:wp="http://schemas.openxmlformats.org/drawingml/2006/wordprocessingDrawing" xmlns:w10="urn:schemas-microsoft-com:office:word" xmlns:w="http://schemas.openxmlformats.org/wordprocessingml/2006/main" xmlns:w14="http://schemas.microsoft.com/office/word/2010/wordml" xmlns:w15="http://schemas.microsoft.com/office/word/2012/wordml" xmlns:w16cex="http://schemas.microsoft.com/office/word/2018/wordml/cex" xmlns:w16cid="http://schemas.microsoft.com/office/word/2016/wordml/cid" xmlns:w16="http://schemas.microsoft.com/office/word/2018/wordml" xmlns:w16du="http://schemas.microsoft.com/office/word/2023/wordml/word16du" xmlns:w16sdtdh="http://schemas.microsoft.com/office/word/2020/wordml/sdtdatahash" xmlns:w16sdtfl="http://schemas.microsoft.com/office/word/2024/wordml/sdtformatlock" xmlns:w16se="http://schemas.microsoft.com/office/word/2015/wordml/symex" xmlns:wpg="http://schemas.microsoft.com/office/word/2010/wordprocessingGroup" xmlns:wpi="http://schemas.microsoft.com/office/word/2010/wordprocessingInk" xmlns:wne="http://schemas.microsoft.com/office/word/2006/wordml" xmlns:wps="http://schemas.microsoft.com/office/word/2010/wordprocessingShape" mc:Ignorable="w14 w15 w16se w16cid w16 w16cex w16sdtdh w16sdtfl w16du wp14">
+  <w:p>
+    <w:pPr>
+      <w:pStyle w:val="Kopfzeile"/>
+    </w:pPr>
+  </w:p>
+</w:hdr>
 </file>
 
 <file path=word/numbering.xml><?xml version="1.0" encoding="utf-8"?>
@@ -14322,6 +18441,28 @@
 </a:theme>
 </file>
 
+<file path=word/webextensions/taskpanes.xml><?xml version="1.0" encoding="utf-8"?>
+<wetp:taskpanes xmlns:wetp="http://schemas.microsoft.com/office/webextensions/taskpanes/2010/11">
+  <wetp:taskpane dockstate="right" visibility="0" width="438" row="0">
+    <wetp:webextensionref xmlns:r="http://schemas.openxmlformats.org/officeDocument/2006/relationships" r:id="rId1"/>
+  </wetp:taskpane>
+</wetp:taskpanes>
+</file>
+
+<file path=word/webextensions/webextension1.xml><?xml version="1.0" encoding="utf-8"?>
+<we:webextension xmlns:we="http://schemas.microsoft.com/office/webextensions/webextension/2010/11" id="{B533D339-2770-44D5-A7CD-E78C5655F3AC}">
+  <we:reference id="wa200010453" version="1.0.0.1" store="de-DE" storeType="OMEX"/>
+  <we:alternateReferences>
+    <we:reference id="WA200010453" version="1.0.0.1" store="WA200010453" storeType="OMEX"/>
+  </we:alternateReferences>
+  <we:properties>
+    <we:property name="claude.fileId" value="&quot;a3a1fc56-86b6-4d95-8f96-e447254468ef&quot;"/>
+  </we:properties>
+  <we:bindings/>
+  <we:snapshot xmlns:r="http://schemas.openxmlformats.org/officeDocument/2006/relationships"/>
+</we:webextension>
+</file>
+
 <file path=customXml/item1.xml><?xml version="1.0" encoding="utf-8"?>
 <b:Sources xmlns:b="http://schemas.openxmlformats.org/officeDocument/2006/bibliography" xmlns="http://schemas.openxmlformats.org/officeDocument/2006/bibliography" SelectedStyle="/APA.XSL" StyleName="APA"/>
 </file>
